--- a/tests/outputs/soan-ke-hoach-ct--tai-lon.docx
+++ b/tests/outputs/soan-ke-hoach-ct--tai-lon.docx
@@ -221,17 +221,18 @@
     <w:tbl>
       <w:tblPr>
         <w:tblStyle w:val="TableGrid"/>
-        <w:tblW w:type="auto" w:w="0"/>
         <w:jc w:val="center"/>
         <w:tblLayout w:type="fixed"/>
         <w:tblLook w:firstColumn="1" w:firstRow="1" w:lastColumn="0" w:lastRow="0" w:noHBand="0" w:noVBand="1" w:val="04A0"/>
+        <w:tblLayout w:type="fixed"/>
+        <w:tblW w:w="9072" w:type="dxa"/>
       </w:tblPr>
       <w:tblGrid>
-        <w:gridCol w:w="624"/>
-        <w:gridCol w:w="3231"/>
+        <w:gridCol w:w="850"/>
+        <w:gridCol w:w="2835"/>
         <w:gridCol w:w="1701"/>
-        <w:gridCol w:w="1814"/>
-        <w:gridCol w:w="1701"/>
+        <w:gridCol w:w="2041"/>
+        <w:gridCol w:w="1644"/>
       </w:tblGrid>
       <w:tr>
         <w:trPr>
@@ -240,11 +241,13 @@
         </w:trPr>
         <w:tc>
           <w:tcPr>
-            <w:tcW w:type="dxa" w:w="624"/>
+            <w:tcW w:type="dxa" w:w="850"/>
+            <w:shd w:val="clear" w:color="auto" w:fill="D9D9D9"/>
+            <w:vAlign w:val="center"/>
           </w:tcPr>
           <w:p>
             <w:pPr>
-              <w:spacing w:after="0"/>
+              <w:spacing w:after="40" w:before="40"/>
               <w:jc w:val="center"/>
             </w:pPr>
             <w:r/>
@@ -252,7 +255,7 @@
               <w:rPr>
                 <w:rFonts w:ascii="Times New Roman" w:hAnsi="Times New Roman" w:eastAsia="Times New Roman"/>
                 <w:b/>
-                <w:sz w:val="22"/>
+                <w:sz w:val="24"/>
               </w:rPr>
               <w:t>STT</w:t>
             </w:r>
@@ -260,11 +263,13 @@
         </w:tc>
         <w:tc>
           <w:tcPr>
-            <w:tcW w:type="dxa" w:w="3231"/>
+            <w:tcW w:type="dxa" w:w="2835"/>
+            <w:shd w:val="clear" w:color="auto" w:fill="D9D9D9"/>
+            <w:vAlign w:val="center"/>
           </w:tcPr>
           <w:p>
             <w:pPr>
-              <w:spacing w:after="0"/>
+              <w:spacing w:after="40" w:before="40"/>
               <w:jc w:val="center"/>
             </w:pPr>
             <w:r/>
@@ -272,7 +277,7 @@
               <w:rPr>
                 <w:rFonts w:ascii="Times New Roman" w:hAnsi="Times New Roman" w:eastAsia="Times New Roman"/>
                 <w:b/>
-                <w:sz w:val="22"/>
+                <w:sz w:val="24"/>
               </w:rPr>
               <w:t>Nội dung</w:t>
             </w:r>
@@ -281,10 +286,12 @@
         <w:tc>
           <w:tcPr>
             <w:tcW w:type="dxa" w:w="1701"/>
+            <w:shd w:val="clear" w:color="auto" w:fill="D9D9D9"/>
+            <w:vAlign w:val="center"/>
           </w:tcPr>
           <w:p>
             <w:pPr>
-              <w:spacing w:after="0"/>
+              <w:spacing w:after="40" w:before="40"/>
               <w:jc w:val="center"/>
             </w:pPr>
             <w:r/>
@@ -292,7 +299,7 @@
               <w:rPr>
                 <w:rFonts w:ascii="Times New Roman" w:hAnsi="Times New Roman" w:eastAsia="Times New Roman"/>
                 <w:b/>
-                <w:sz w:val="22"/>
+                <w:sz w:val="24"/>
               </w:rPr>
               <w:t>Đơn vị/cá nhân thực hiện</w:t>
             </w:r>
@@ -300,11 +307,13 @@
         </w:tc>
         <w:tc>
           <w:tcPr>
-            <w:tcW w:type="dxa" w:w="1814"/>
+            <w:tcW w:type="dxa" w:w="2041"/>
+            <w:shd w:val="clear" w:color="auto" w:fill="D9D9D9"/>
+            <w:vAlign w:val="center"/>
           </w:tcPr>
           <w:p>
             <w:pPr>
-              <w:spacing w:after="0"/>
+              <w:spacing w:after="40" w:before="40"/>
               <w:jc w:val="center"/>
             </w:pPr>
             <w:r/>
@@ -312,7 +321,7 @@
               <w:rPr>
                 <w:rFonts w:ascii="Times New Roman" w:hAnsi="Times New Roman" w:eastAsia="Times New Roman"/>
                 <w:b/>
-                <w:sz w:val="22"/>
+                <w:sz w:val="24"/>
               </w:rPr>
               <w:t>Thời gian</w:t>
             </w:r>
@@ -320,11 +329,13 @@
         </w:tc>
         <w:tc>
           <w:tcPr>
-            <w:tcW w:type="dxa" w:w="1701"/>
+            <w:tcW w:type="dxa" w:w="1644"/>
+            <w:shd w:val="clear" w:color="auto" w:fill="D9D9D9"/>
+            <w:vAlign w:val="center"/>
           </w:tcPr>
           <w:p>
             <w:pPr>
-              <w:spacing w:after="0"/>
+              <w:spacing w:after="40" w:before="40"/>
               <w:jc w:val="center"/>
             </w:pPr>
             <w:r/>
@@ -332,7 +343,7 @@
               <w:rPr>
                 <w:rFonts w:ascii="Times New Roman" w:hAnsi="Times New Roman" w:eastAsia="Times New Roman"/>
                 <w:b/>
-                <w:sz w:val="22"/>
+                <w:sz w:val="24"/>
               </w:rPr>
               <w:t>Kết quả mong đợi</w:t>
             </w:r>
@@ -345,11 +356,12 @@
         </w:trPr>
         <w:tc>
           <w:tcPr>
-            <w:tcW w:type="dxa" w:w="624"/>
+            <w:tcW w:type="dxa" w:w="850"/>
+            <w:vAlign w:val="center"/>
           </w:tcPr>
           <w:p>
             <w:pPr>
-              <w:spacing w:after="0"/>
+              <w:spacing w:after="40" w:before="40"/>
               <w:jc w:val="center"/>
             </w:pPr>
             <w:r/>
@@ -357,7 +369,7 @@
               <w:rPr>
                 <w:rFonts w:ascii="Times New Roman" w:hAnsi="Times New Roman" w:eastAsia="Times New Roman"/>
                 <w:b w:val="0"/>
-                <w:sz w:val="22"/>
+                <w:sz w:val="24"/>
               </w:rPr>
               <w:t>1</w:t>
             </w:r>
@@ -365,11 +377,12 @@
         </w:tc>
         <w:tc>
           <w:tcPr>
-            <w:tcW w:type="dxa" w:w="3231"/>
+            <w:tcW w:type="dxa" w:w="2835"/>
+            <w:vAlign w:val="center"/>
           </w:tcPr>
           <w:p>
             <w:pPr>
-              <w:spacing w:after="0"/>
+              <w:spacing w:after="40" w:before="40"/>
               <w:jc w:val="left"/>
             </w:pPr>
             <w:r/>
@@ -377,7 +390,7 @@
               <w:rPr>
                 <w:rFonts w:ascii="Times New Roman" w:hAnsi="Times New Roman" w:eastAsia="Times New Roman"/>
                 <w:b w:val="0"/>
-                <w:sz w:val="22"/>
+                <w:sz w:val="24"/>
               </w:rPr>
               <w:t>Nhiệm vụ 1: triển khai hạng mục công việc số 1 phục vụ năm học 2026–2027</w:t>
             </w:r>
@@ -386,10 +399,11 @@
         <w:tc>
           <w:tcPr>
             <w:tcW w:type="dxa" w:w="1701"/>
+            <w:vAlign w:val="center"/>
           </w:tcPr>
           <w:p>
             <w:pPr>
-              <w:spacing w:after="0"/>
+              <w:spacing w:after="40" w:before="40"/>
               <w:jc w:val="left"/>
             </w:pPr>
             <w:r/>
@@ -397,7 +411,7 @@
               <w:rPr>
                 <w:rFonts w:ascii="Times New Roman" w:hAnsi="Times New Roman" w:eastAsia="Times New Roman"/>
                 <w:b w:val="0"/>
-                <w:sz w:val="22"/>
+                <w:sz w:val="24"/>
               </w:rPr>
               <w:t>Phòng Đào tạo</w:t>
             </w:r>
@@ -405,11 +419,12 @@
         </w:tc>
         <w:tc>
           <w:tcPr>
-            <w:tcW w:type="dxa" w:w="1814"/>
+            <w:tcW w:type="dxa" w:w="2041"/>
+            <w:vAlign w:val="center"/>
           </w:tcPr>
           <w:p>
             <w:pPr>
-              <w:spacing w:after="0"/>
+              <w:spacing w:after="40" w:before="40"/>
               <w:jc w:val="left"/>
             </w:pPr>
             <w:r/>
@@ -417,7 +432,7 @@
               <w:rPr>
                 <w:rFonts w:ascii="Times New Roman" w:hAnsi="Times New Roman" w:eastAsia="Times New Roman"/>
                 <w:b w:val="0"/>
-                <w:sz w:val="22"/>
+                <w:sz w:val="24"/>
               </w:rPr>
               <w:t>Từ 01/11/2026 đến 15/11/2026</w:t>
             </w:r>
@@ -425,11 +440,12 @@
         </w:tc>
         <w:tc>
           <w:tcPr>
-            <w:tcW w:type="dxa" w:w="1701"/>
+            <w:tcW w:type="dxa" w:w="1644"/>
+            <w:vAlign w:val="center"/>
           </w:tcPr>
           <w:p>
             <w:pPr>
-              <w:spacing w:after="0"/>
+              <w:spacing w:after="40" w:before="40"/>
               <w:jc w:val="left"/>
             </w:pPr>
             <w:r/>
@@ -437,7 +453,7 @@
               <w:rPr>
                 <w:rFonts w:ascii="Times New Roman" w:hAnsi="Times New Roman" w:eastAsia="Times New Roman"/>
                 <w:b w:val="0"/>
-                <w:sz w:val="22"/>
+                <w:sz w:val="24"/>
               </w:rPr>
               <w:t>Hoàn thành hạng mục 1</w:t>
             </w:r>
@@ -450,11 +466,12 @@
         </w:trPr>
         <w:tc>
           <w:tcPr>
-            <w:tcW w:type="dxa" w:w="624"/>
+            <w:tcW w:type="dxa" w:w="850"/>
+            <w:vAlign w:val="center"/>
           </w:tcPr>
           <w:p>
             <w:pPr>
-              <w:spacing w:after="0"/>
+              <w:spacing w:after="40" w:before="40"/>
               <w:jc w:val="center"/>
             </w:pPr>
             <w:r/>
@@ -462,7 +479,7 @@
               <w:rPr>
                 <w:rFonts w:ascii="Times New Roman" w:hAnsi="Times New Roman" w:eastAsia="Times New Roman"/>
                 <w:b w:val="0"/>
-                <w:sz w:val="22"/>
+                <w:sz w:val="24"/>
               </w:rPr>
               <w:t>2</w:t>
             </w:r>
@@ -470,11 +487,12 @@
         </w:tc>
         <w:tc>
           <w:tcPr>
-            <w:tcW w:type="dxa" w:w="3231"/>
+            <w:tcW w:type="dxa" w:w="2835"/>
+            <w:vAlign w:val="center"/>
           </w:tcPr>
           <w:p>
             <w:pPr>
-              <w:spacing w:after="0"/>
+              <w:spacing w:after="40" w:before="40"/>
               <w:jc w:val="left"/>
             </w:pPr>
             <w:r/>
@@ -482,7 +500,7 @@
               <w:rPr>
                 <w:rFonts w:ascii="Times New Roman" w:hAnsi="Times New Roman" w:eastAsia="Times New Roman"/>
                 <w:b w:val="0"/>
-                <w:sz w:val="22"/>
+                <w:sz w:val="24"/>
               </w:rPr>
               <w:t>Nhiệm vụ 2: triển khai hạng mục công việc số 2 phục vụ năm học 2026–2027</w:t>
             </w:r>
@@ -491,10 +509,11 @@
         <w:tc>
           <w:tcPr>
             <w:tcW w:type="dxa" w:w="1701"/>
+            <w:vAlign w:val="center"/>
           </w:tcPr>
           <w:p>
             <w:pPr>
-              <w:spacing w:after="0"/>
+              <w:spacing w:after="40" w:before="40"/>
               <w:jc w:val="left"/>
             </w:pPr>
             <w:r/>
@@ -502,7 +521,7 @@
               <w:rPr>
                 <w:rFonts w:ascii="Times New Roman" w:hAnsi="Times New Roman" w:eastAsia="Times New Roman"/>
                 <w:b w:val="0"/>
-                <w:sz w:val="22"/>
+                <w:sz w:val="24"/>
               </w:rPr>
               <w:t>Phòng Công tác sinh viên</w:t>
             </w:r>
@@ -510,11 +529,12 @@
         </w:tc>
         <w:tc>
           <w:tcPr>
-            <w:tcW w:type="dxa" w:w="1814"/>
+            <w:tcW w:type="dxa" w:w="2041"/>
+            <w:vAlign w:val="center"/>
           </w:tcPr>
           <w:p>
             <w:pPr>
-              <w:spacing w:after="0"/>
+              <w:spacing w:after="40" w:before="40"/>
               <w:jc w:val="left"/>
             </w:pPr>
             <w:r/>
@@ -522,7 +542,7 @@
               <w:rPr>
                 <w:rFonts w:ascii="Times New Roman" w:hAnsi="Times New Roman" w:eastAsia="Times New Roman"/>
                 <w:b w:val="0"/>
-                <w:sz w:val="22"/>
+                <w:sz w:val="24"/>
               </w:rPr>
               <w:t>Từ 02/11/2026 đến 16/11/2026</w:t>
             </w:r>
@@ -530,11 +550,12 @@
         </w:tc>
         <w:tc>
           <w:tcPr>
-            <w:tcW w:type="dxa" w:w="1701"/>
+            <w:tcW w:type="dxa" w:w="1644"/>
+            <w:vAlign w:val="center"/>
           </w:tcPr>
           <w:p>
             <w:pPr>
-              <w:spacing w:after="0"/>
+              <w:spacing w:after="40" w:before="40"/>
               <w:jc w:val="left"/>
             </w:pPr>
             <w:r/>
@@ -542,7 +563,7 @@
               <w:rPr>
                 <w:rFonts w:ascii="Times New Roman" w:hAnsi="Times New Roman" w:eastAsia="Times New Roman"/>
                 <w:b w:val="0"/>
-                <w:sz w:val="22"/>
+                <w:sz w:val="24"/>
               </w:rPr>
               <w:t>Hoàn thành hạng mục 2</w:t>
             </w:r>
@@ -555,11 +576,12 @@
         </w:trPr>
         <w:tc>
           <w:tcPr>
-            <w:tcW w:type="dxa" w:w="624"/>
+            <w:tcW w:type="dxa" w:w="850"/>
+            <w:vAlign w:val="center"/>
           </w:tcPr>
           <w:p>
             <w:pPr>
-              <w:spacing w:after="0"/>
+              <w:spacing w:after="40" w:before="40"/>
               <w:jc w:val="center"/>
             </w:pPr>
             <w:r/>
@@ -567,7 +589,7 @@
               <w:rPr>
                 <w:rFonts w:ascii="Times New Roman" w:hAnsi="Times New Roman" w:eastAsia="Times New Roman"/>
                 <w:b w:val="0"/>
-                <w:sz w:val="22"/>
+                <w:sz w:val="24"/>
               </w:rPr>
               <w:t>3</w:t>
             </w:r>
@@ -575,11 +597,12 @@
         </w:tc>
         <w:tc>
           <w:tcPr>
-            <w:tcW w:type="dxa" w:w="3231"/>
+            <w:tcW w:type="dxa" w:w="2835"/>
+            <w:vAlign w:val="center"/>
           </w:tcPr>
           <w:p>
             <w:pPr>
-              <w:spacing w:after="0"/>
+              <w:spacing w:after="40" w:before="40"/>
               <w:jc w:val="left"/>
             </w:pPr>
             <w:r/>
@@ -587,7 +610,7 @@
               <w:rPr>
                 <w:rFonts w:ascii="Times New Roman" w:hAnsi="Times New Roman" w:eastAsia="Times New Roman"/>
                 <w:b w:val="0"/>
-                <w:sz w:val="22"/>
+                <w:sz w:val="24"/>
               </w:rPr>
               <w:t>Nhiệm vụ 3: triển khai hạng mục công việc số 3 phục vụ năm học 2026–2027</w:t>
             </w:r>
@@ -596,10 +619,11 @@
         <w:tc>
           <w:tcPr>
             <w:tcW w:type="dxa" w:w="1701"/>
+            <w:vAlign w:val="center"/>
           </w:tcPr>
           <w:p>
             <w:pPr>
-              <w:spacing w:after="0"/>
+              <w:spacing w:after="40" w:before="40"/>
               <w:jc w:val="left"/>
             </w:pPr>
             <w:r/>
@@ -607,7 +631,7 @@
               <w:rPr>
                 <w:rFonts w:ascii="Times New Roman" w:hAnsi="Times New Roman" w:eastAsia="Times New Roman"/>
                 <w:b w:val="0"/>
-                <w:sz w:val="22"/>
+                <w:sz w:val="24"/>
               </w:rPr>
               <w:t>Phòng Kế hoạch – Tài chính</w:t>
             </w:r>
@@ -615,11 +639,12 @@
         </w:tc>
         <w:tc>
           <w:tcPr>
-            <w:tcW w:type="dxa" w:w="1814"/>
+            <w:tcW w:type="dxa" w:w="2041"/>
+            <w:vAlign w:val="center"/>
           </w:tcPr>
           <w:p>
             <w:pPr>
-              <w:spacing w:after="0"/>
+              <w:spacing w:after="40" w:before="40"/>
               <w:jc w:val="left"/>
             </w:pPr>
             <w:r/>
@@ -627,7 +652,7 @@
               <w:rPr>
                 <w:rFonts w:ascii="Times New Roman" w:hAnsi="Times New Roman" w:eastAsia="Times New Roman"/>
                 <w:b w:val="0"/>
-                <w:sz w:val="22"/>
+                <w:sz w:val="24"/>
               </w:rPr>
               <w:t>Từ 03/11/2026 đến 17/11/2026</w:t>
             </w:r>
@@ -635,11 +660,12 @@
         </w:tc>
         <w:tc>
           <w:tcPr>
-            <w:tcW w:type="dxa" w:w="1701"/>
+            <w:tcW w:type="dxa" w:w="1644"/>
+            <w:vAlign w:val="center"/>
           </w:tcPr>
           <w:p>
             <w:pPr>
-              <w:spacing w:after="0"/>
+              <w:spacing w:after="40" w:before="40"/>
               <w:jc w:val="left"/>
             </w:pPr>
             <w:r/>
@@ -647,7 +673,7 @@
               <w:rPr>
                 <w:rFonts w:ascii="Times New Roman" w:hAnsi="Times New Roman" w:eastAsia="Times New Roman"/>
                 <w:b w:val="0"/>
-                <w:sz w:val="22"/>
+                <w:sz w:val="24"/>
               </w:rPr>
               <w:t>Hoàn thành hạng mục 3</w:t>
             </w:r>
@@ -660,11 +686,12 @@
         </w:trPr>
         <w:tc>
           <w:tcPr>
-            <w:tcW w:type="dxa" w:w="624"/>
+            <w:tcW w:type="dxa" w:w="850"/>
+            <w:vAlign w:val="center"/>
           </w:tcPr>
           <w:p>
             <w:pPr>
-              <w:spacing w:after="0"/>
+              <w:spacing w:after="40" w:before="40"/>
               <w:jc w:val="center"/>
             </w:pPr>
             <w:r/>
@@ -672,7 +699,7 @@
               <w:rPr>
                 <w:rFonts w:ascii="Times New Roman" w:hAnsi="Times New Roman" w:eastAsia="Times New Roman"/>
                 <w:b w:val="0"/>
-                <w:sz w:val="22"/>
+                <w:sz w:val="24"/>
               </w:rPr>
               <w:t>4</w:t>
             </w:r>
@@ -680,11 +707,12 @@
         </w:tc>
         <w:tc>
           <w:tcPr>
-            <w:tcW w:type="dxa" w:w="3231"/>
+            <w:tcW w:type="dxa" w:w="2835"/>
+            <w:vAlign w:val="center"/>
           </w:tcPr>
           <w:p>
             <w:pPr>
-              <w:spacing w:after="0"/>
+              <w:spacing w:after="40" w:before="40"/>
               <w:jc w:val="left"/>
             </w:pPr>
             <w:r/>
@@ -692,7 +720,7 @@
               <w:rPr>
                 <w:rFonts w:ascii="Times New Roman" w:hAnsi="Times New Roman" w:eastAsia="Times New Roman"/>
                 <w:b w:val="0"/>
-                <w:sz w:val="22"/>
+                <w:sz w:val="24"/>
               </w:rPr>
               <w:t>Nhiệm vụ 4: triển khai hạng mục công việc số 4 phục vụ năm học 2026–2027</w:t>
             </w:r>
@@ -701,10 +729,11 @@
         <w:tc>
           <w:tcPr>
             <w:tcW w:type="dxa" w:w="1701"/>
+            <w:vAlign w:val="center"/>
           </w:tcPr>
           <w:p>
             <w:pPr>
-              <w:spacing w:after="0"/>
+              <w:spacing w:after="40" w:before="40"/>
               <w:jc w:val="left"/>
             </w:pPr>
             <w:r/>
@@ -712,7 +741,7 @@
               <w:rPr>
                 <w:rFonts w:ascii="Times New Roman" w:hAnsi="Times New Roman" w:eastAsia="Times New Roman"/>
                 <w:b w:val="0"/>
-                <w:sz w:val="22"/>
+                <w:sz w:val="24"/>
               </w:rPr>
               <w:t>Phòng Hành chính – Tổng hợp</w:t>
             </w:r>
@@ -720,11 +749,12 @@
         </w:tc>
         <w:tc>
           <w:tcPr>
-            <w:tcW w:type="dxa" w:w="1814"/>
+            <w:tcW w:type="dxa" w:w="2041"/>
+            <w:vAlign w:val="center"/>
           </w:tcPr>
           <w:p>
             <w:pPr>
-              <w:spacing w:after="0"/>
+              <w:spacing w:after="40" w:before="40"/>
               <w:jc w:val="left"/>
             </w:pPr>
             <w:r/>
@@ -732,7 +762,7 @@
               <w:rPr>
                 <w:rFonts w:ascii="Times New Roman" w:hAnsi="Times New Roman" w:eastAsia="Times New Roman"/>
                 <w:b w:val="0"/>
-                <w:sz w:val="22"/>
+                <w:sz w:val="24"/>
               </w:rPr>
               <w:t>Từ 04/11/2026 đến 18/11/2026</w:t>
             </w:r>
@@ -740,11 +770,12 @@
         </w:tc>
         <w:tc>
           <w:tcPr>
-            <w:tcW w:type="dxa" w:w="1701"/>
+            <w:tcW w:type="dxa" w:w="1644"/>
+            <w:vAlign w:val="center"/>
           </w:tcPr>
           <w:p>
             <w:pPr>
-              <w:spacing w:after="0"/>
+              <w:spacing w:after="40" w:before="40"/>
               <w:jc w:val="left"/>
             </w:pPr>
             <w:r/>
@@ -752,7 +783,7 @@
               <w:rPr>
                 <w:rFonts w:ascii="Times New Roman" w:hAnsi="Times New Roman" w:eastAsia="Times New Roman"/>
                 <w:b w:val="0"/>
-                <w:sz w:val="22"/>
+                <w:sz w:val="24"/>
               </w:rPr>
               <w:t>Hoàn thành hạng mục 4</w:t>
             </w:r>
@@ -765,11 +796,12 @@
         </w:trPr>
         <w:tc>
           <w:tcPr>
-            <w:tcW w:type="dxa" w:w="624"/>
+            <w:tcW w:type="dxa" w:w="850"/>
+            <w:vAlign w:val="center"/>
           </w:tcPr>
           <w:p>
             <w:pPr>
-              <w:spacing w:after="0"/>
+              <w:spacing w:after="40" w:before="40"/>
               <w:jc w:val="center"/>
             </w:pPr>
             <w:r/>
@@ -777,7 +809,7 @@
               <w:rPr>
                 <w:rFonts w:ascii="Times New Roman" w:hAnsi="Times New Roman" w:eastAsia="Times New Roman"/>
                 <w:b w:val="0"/>
-                <w:sz w:val="22"/>
+                <w:sz w:val="24"/>
               </w:rPr>
               <w:t>5</w:t>
             </w:r>
@@ -785,11 +817,12 @@
         </w:tc>
         <w:tc>
           <w:tcPr>
-            <w:tcW w:type="dxa" w:w="3231"/>
+            <w:tcW w:type="dxa" w:w="2835"/>
+            <w:vAlign w:val="center"/>
           </w:tcPr>
           <w:p>
             <w:pPr>
-              <w:spacing w:after="0"/>
+              <w:spacing w:after="40" w:before="40"/>
               <w:jc w:val="left"/>
             </w:pPr>
             <w:r/>
@@ -797,7 +830,7 @@
               <w:rPr>
                 <w:rFonts w:ascii="Times New Roman" w:hAnsi="Times New Roman" w:eastAsia="Times New Roman"/>
                 <w:b w:val="0"/>
-                <w:sz w:val="22"/>
+                <w:sz w:val="24"/>
               </w:rPr>
               <w:t>Nhiệm vụ 5: triển khai hạng mục công việc số 5 phục vụ năm học 2026–2027</w:t>
             </w:r>
@@ -806,10 +839,11 @@
         <w:tc>
           <w:tcPr>
             <w:tcW w:type="dxa" w:w="1701"/>
+            <w:vAlign w:val="center"/>
           </w:tcPr>
           <w:p>
             <w:pPr>
-              <w:spacing w:after="0"/>
+              <w:spacing w:after="40" w:before="40"/>
               <w:jc w:val="left"/>
             </w:pPr>
             <w:r/>
@@ -817,7 +851,7 @@
               <w:rPr>
                 <w:rFonts w:ascii="Times New Roman" w:hAnsi="Times New Roman" w:eastAsia="Times New Roman"/>
                 <w:b w:val="0"/>
-                <w:sz w:val="22"/>
+                <w:sz w:val="24"/>
               </w:rPr>
               <w:t>Khoa Kinh tế</w:t>
             </w:r>
@@ -825,11 +859,12 @@
         </w:tc>
         <w:tc>
           <w:tcPr>
-            <w:tcW w:type="dxa" w:w="1814"/>
+            <w:tcW w:type="dxa" w:w="2041"/>
+            <w:vAlign w:val="center"/>
           </w:tcPr>
           <w:p>
             <w:pPr>
-              <w:spacing w:after="0"/>
+              <w:spacing w:after="40" w:before="40"/>
               <w:jc w:val="left"/>
             </w:pPr>
             <w:r/>
@@ -837,7 +872,7 @@
               <w:rPr>
                 <w:rFonts w:ascii="Times New Roman" w:hAnsi="Times New Roman" w:eastAsia="Times New Roman"/>
                 <w:b w:val="0"/>
-                <w:sz w:val="22"/>
+                <w:sz w:val="24"/>
               </w:rPr>
               <w:t>Từ 05/11/2026 đến 19/11/2026</w:t>
             </w:r>
@@ -845,11 +880,12 @@
         </w:tc>
         <w:tc>
           <w:tcPr>
-            <w:tcW w:type="dxa" w:w="1701"/>
+            <w:tcW w:type="dxa" w:w="1644"/>
+            <w:vAlign w:val="center"/>
           </w:tcPr>
           <w:p>
             <w:pPr>
-              <w:spacing w:after="0"/>
+              <w:spacing w:after="40" w:before="40"/>
               <w:jc w:val="left"/>
             </w:pPr>
             <w:r/>
@@ -857,7 +893,7 @@
               <w:rPr>
                 <w:rFonts w:ascii="Times New Roman" w:hAnsi="Times New Roman" w:eastAsia="Times New Roman"/>
                 <w:b w:val="0"/>
-                <w:sz w:val="22"/>
+                <w:sz w:val="24"/>
               </w:rPr>
               <w:t>Hoàn thành hạng mục 5</w:t>
             </w:r>
@@ -870,11 +906,12 @@
         </w:trPr>
         <w:tc>
           <w:tcPr>
-            <w:tcW w:type="dxa" w:w="624"/>
+            <w:tcW w:type="dxa" w:w="850"/>
+            <w:vAlign w:val="center"/>
           </w:tcPr>
           <w:p>
             <w:pPr>
-              <w:spacing w:after="0"/>
+              <w:spacing w:after="40" w:before="40"/>
               <w:jc w:val="center"/>
             </w:pPr>
             <w:r/>
@@ -882,7 +919,7 @@
               <w:rPr>
                 <w:rFonts w:ascii="Times New Roman" w:hAnsi="Times New Roman" w:eastAsia="Times New Roman"/>
                 <w:b w:val="0"/>
-                <w:sz w:val="22"/>
+                <w:sz w:val="24"/>
               </w:rPr>
               <w:t>6</w:t>
             </w:r>
@@ -890,11 +927,12 @@
         </w:tc>
         <w:tc>
           <w:tcPr>
-            <w:tcW w:type="dxa" w:w="3231"/>
+            <w:tcW w:type="dxa" w:w="2835"/>
+            <w:vAlign w:val="center"/>
           </w:tcPr>
           <w:p>
             <w:pPr>
-              <w:spacing w:after="0"/>
+              <w:spacing w:after="40" w:before="40"/>
               <w:jc w:val="left"/>
             </w:pPr>
             <w:r/>
@@ -902,7 +940,7 @@
               <w:rPr>
                 <w:rFonts w:ascii="Times New Roman" w:hAnsi="Times New Roman" w:eastAsia="Times New Roman"/>
                 <w:b w:val="0"/>
-                <w:sz w:val="22"/>
+                <w:sz w:val="24"/>
               </w:rPr>
               <w:t>Nhiệm vụ 6: triển khai hạng mục công việc số 6 phục vụ năm học 2026–2027</w:t>
             </w:r>
@@ -911,10 +949,11 @@
         <w:tc>
           <w:tcPr>
             <w:tcW w:type="dxa" w:w="1701"/>
+            <w:vAlign w:val="center"/>
           </w:tcPr>
           <w:p>
             <w:pPr>
-              <w:spacing w:after="0"/>
+              <w:spacing w:after="40" w:before="40"/>
               <w:jc w:val="left"/>
             </w:pPr>
             <w:r/>
@@ -922,7 +961,7 @@
               <w:rPr>
                 <w:rFonts w:ascii="Times New Roman" w:hAnsi="Times New Roman" w:eastAsia="Times New Roman"/>
                 <w:b w:val="0"/>
-                <w:sz w:val="22"/>
+                <w:sz w:val="24"/>
               </w:rPr>
               <w:t>Khoa Luật</w:t>
             </w:r>
@@ -930,11 +969,12 @@
         </w:tc>
         <w:tc>
           <w:tcPr>
-            <w:tcW w:type="dxa" w:w="1814"/>
+            <w:tcW w:type="dxa" w:w="2041"/>
+            <w:vAlign w:val="center"/>
           </w:tcPr>
           <w:p>
             <w:pPr>
-              <w:spacing w:after="0"/>
+              <w:spacing w:after="40" w:before="40"/>
               <w:jc w:val="left"/>
             </w:pPr>
             <w:r/>
@@ -942,7 +982,7 @@
               <w:rPr>
                 <w:rFonts w:ascii="Times New Roman" w:hAnsi="Times New Roman" w:eastAsia="Times New Roman"/>
                 <w:b w:val="0"/>
-                <w:sz w:val="22"/>
+                <w:sz w:val="24"/>
               </w:rPr>
               <w:t>Từ 06/11/2026 đến 20/11/2026</w:t>
             </w:r>
@@ -950,11 +990,12 @@
         </w:tc>
         <w:tc>
           <w:tcPr>
-            <w:tcW w:type="dxa" w:w="1701"/>
+            <w:tcW w:type="dxa" w:w="1644"/>
+            <w:vAlign w:val="center"/>
           </w:tcPr>
           <w:p>
             <w:pPr>
-              <w:spacing w:after="0"/>
+              <w:spacing w:after="40" w:before="40"/>
               <w:jc w:val="left"/>
             </w:pPr>
             <w:r/>
@@ -962,7 +1003,7 @@
               <w:rPr>
                 <w:rFonts w:ascii="Times New Roman" w:hAnsi="Times New Roman" w:eastAsia="Times New Roman"/>
                 <w:b w:val="0"/>
-                <w:sz w:val="22"/>
+                <w:sz w:val="24"/>
               </w:rPr>
               <w:t>Hoàn thành hạng mục 6</w:t>
             </w:r>
@@ -975,11 +1016,12 @@
         </w:trPr>
         <w:tc>
           <w:tcPr>
-            <w:tcW w:type="dxa" w:w="624"/>
+            <w:tcW w:type="dxa" w:w="850"/>
+            <w:vAlign w:val="center"/>
           </w:tcPr>
           <w:p>
             <w:pPr>
-              <w:spacing w:after="0"/>
+              <w:spacing w:after="40" w:before="40"/>
               <w:jc w:val="center"/>
             </w:pPr>
             <w:r/>
@@ -987,7 +1029,7 @@
               <w:rPr>
                 <w:rFonts w:ascii="Times New Roman" w:hAnsi="Times New Roman" w:eastAsia="Times New Roman"/>
                 <w:b w:val="0"/>
-                <w:sz w:val="22"/>
+                <w:sz w:val="24"/>
               </w:rPr>
               <w:t>7</w:t>
             </w:r>
@@ -995,11 +1037,12 @@
         </w:tc>
         <w:tc>
           <w:tcPr>
-            <w:tcW w:type="dxa" w:w="3231"/>
+            <w:tcW w:type="dxa" w:w="2835"/>
+            <w:vAlign w:val="center"/>
           </w:tcPr>
           <w:p>
             <w:pPr>
-              <w:spacing w:after="0"/>
+              <w:spacing w:after="40" w:before="40"/>
               <w:jc w:val="left"/>
             </w:pPr>
             <w:r/>
@@ -1007,7 +1050,7 @@
               <w:rPr>
                 <w:rFonts w:ascii="Times New Roman" w:hAnsi="Times New Roman" w:eastAsia="Times New Roman"/>
                 <w:b w:val="0"/>
-                <w:sz w:val="22"/>
+                <w:sz w:val="24"/>
               </w:rPr>
               <w:t>Nhiệm vụ 7: triển khai hạng mục công việc số 7 phục vụ năm học 2026–2027</w:t>
             </w:r>
@@ -1016,10 +1059,11 @@
         <w:tc>
           <w:tcPr>
             <w:tcW w:type="dxa" w:w="1701"/>
+            <w:vAlign w:val="center"/>
           </w:tcPr>
           <w:p>
             <w:pPr>
-              <w:spacing w:after="0"/>
+              <w:spacing w:after="40" w:before="40"/>
               <w:jc w:val="left"/>
             </w:pPr>
             <w:r/>
@@ -1027,7 +1071,7 @@
               <w:rPr>
                 <w:rFonts w:ascii="Times New Roman" w:hAnsi="Times New Roman" w:eastAsia="Times New Roman"/>
                 <w:b w:val="0"/>
-                <w:sz w:val="22"/>
+                <w:sz w:val="24"/>
               </w:rPr>
               <w:t>Phòng Đào tạo</w:t>
             </w:r>
@@ -1035,11 +1079,12 @@
         </w:tc>
         <w:tc>
           <w:tcPr>
-            <w:tcW w:type="dxa" w:w="1814"/>
+            <w:tcW w:type="dxa" w:w="2041"/>
+            <w:vAlign w:val="center"/>
           </w:tcPr>
           <w:p>
             <w:pPr>
-              <w:spacing w:after="0"/>
+              <w:spacing w:after="40" w:before="40"/>
               <w:jc w:val="left"/>
             </w:pPr>
             <w:r/>
@@ -1047,7 +1092,7 @@
               <w:rPr>
                 <w:rFonts w:ascii="Times New Roman" w:hAnsi="Times New Roman" w:eastAsia="Times New Roman"/>
                 <w:b w:val="0"/>
-                <w:sz w:val="22"/>
+                <w:sz w:val="24"/>
               </w:rPr>
               <w:t>Từ 07/11/2026 đến 21/11/2026</w:t>
             </w:r>
@@ -1055,11 +1100,12 @@
         </w:tc>
         <w:tc>
           <w:tcPr>
-            <w:tcW w:type="dxa" w:w="1701"/>
+            <w:tcW w:type="dxa" w:w="1644"/>
+            <w:vAlign w:val="center"/>
           </w:tcPr>
           <w:p>
             <w:pPr>
-              <w:spacing w:after="0"/>
+              <w:spacing w:after="40" w:before="40"/>
               <w:jc w:val="left"/>
             </w:pPr>
             <w:r/>
@@ -1067,7 +1113,7 @@
               <w:rPr>
                 <w:rFonts w:ascii="Times New Roman" w:hAnsi="Times New Roman" w:eastAsia="Times New Roman"/>
                 <w:b w:val="0"/>
-                <w:sz w:val="22"/>
+                <w:sz w:val="24"/>
               </w:rPr>
               <w:t>Hoàn thành hạng mục 7</w:t>
             </w:r>
@@ -1080,11 +1126,12 @@
         </w:trPr>
         <w:tc>
           <w:tcPr>
-            <w:tcW w:type="dxa" w:w="624"/>
+            <w:tcW w:type="dxa" w:w="850"/>
+            <w:vAlign w:val="center"/>
           </w:tcPr>
           <w:p>
             <w:pPr>
-              <w:spacing w:after="0"/>
+              <w:spacing w:after="40" w:before="40"/>
               <w:jc w:val="center"/>
             </w:pPr>
             <w:r/>
@@ -1092,7 +1139,7 @@
               <w:rPr>
                 <w:rFonts w:ascii="Times New Roman" w:hAnsi="Times New Roman" w:eastAsia="Times New Roman"/>
                 <w:b w:val="0"/>
-                <w:sz w:val="22"/>
+                <w:sz w:val="24"/>
               </w:rPr>
               <w:t>8</w:t>
             </w:r>
@@ -1100,11 +1147,12 @@
         </w:tc>
         <w:tc>
           <w:tcPr>
-            <w:tcW w:type="dxa" w:w="3231"/>
+            <w:tcW w:type="dxa" w:w="2835"/>
+            <w:vAlign w:val="center"/>
           </w:tcPr>
           <w:p>
             <w:pPr>
-              <w:spacing w:after="0"/>
+              <w:spacing w:after="40" w:before="40"/>
               <w:jc w:val="left"/>
             </w:pPr>
             <w:r/>
@@ -1112,7 +1160,7 @@
               <w:rPr>
                 <w:rFonts w:ascii="Times New Roman" w:hAnsi="Times New Roman" w:eastAsia="Times New Roman"/>
                 <w:b w:val="0"/>
-                <w:sz w:val="22"/>
+                <w:sz w:val="24"/>
               </w:rPr>
               <w:t>Nhiệm vụ 8: triển khai hạng mục công việc số 8 phục vụ năm học 2026–2027</w:t>
             </w:r>
@@ -1121,10 +1169,11 @@
         <w:tc>
           <w:tcPr>
             <w:tcW w:type="dxa" w:w="1701"/>
+            <w:vAlign w:val="center"/>
           </w:tcPr>
           <w:p>
             <w:pPr>
-              <w:spacing w:after="0"/>
+              <w:spacing w:after="40" w:before="40"/>
               <w:jc w:val="left"/>
             </w:pPr>
             <w:r/>
@@ -1132,7 +1181,7 @@
               <w:rPr>
                 <w:rFonts w:ascii="Times New Roman" w:hAnsi="Times New Roman" w:eastAsia="Times New Roman"/>
                 <w:b w:val="0"/>
-                <w:sz w:val="22"/>
+                <w:sz w:val="24"/>
               </w:rPr>
               <w:t>Phòng Công tác sinh viên</w:t>
             </w:r>
@@ -1140,11 +1189,12 @@
         </w:tc>
         <w:tc>
           <w:tcPr>
-            <w:tcW w:type="dxa" w:w="1814"/>
+            <w:tcW w:type="dxa" w:w="2041"/>
+            <w:vAlign w:val="center"/>
           </w:tcPr>
           <w:p>
             <w:pPr>
-              <w:spacing w:after="0"/>
+              <w:spacing w:after="40" w:before="40"/>
               <w:jc w:val="left"/>
             </w:pPr>
             <w:r/>
@@ -1152,7 +1202,7 @@
               <w:rPr>
                 <w:rFonts w:ascii="Times New Roman" w:hAnsi="Times New Roman" w:eastAsia="Times New Roman"/>
                 <w:b w:val="0"/>
-                <w:sz w:val="22"/>
+                <w:sz w:val="24"/>
               </w:rPr>
               <w:t>Từ 08/11/2026 đến 22/11/2026</w:t>
             </w:r>
@@ -1160,11 +1210,12 @@
         </w:tc>
         <w:tc>
           <w:tcPr>
-            <w:tcW w:type="dxa" w:w="1701"/>
+            <w:tcW w:type="dxa" w:w="1644"/>
+            <w:vAlign w:val="center"/>
           </w:tcPr>
           <w:p>
             <w:pPr>
-              <w:spacing w:after="0"/>
+              <w:spacing w:after="40" w:before="40"/>
               <w:jc w:val="left"/>
             </w:pPr>
             <w:r/>
@@ -1172,7 +1223,7 @@
               <w:rPr>
                 <w:rFonts w:ascii="Times New Roman" w:hAnsi="Times New Roman" w:eastAsia="Times New Roman"/>
                 <w:b w:val="0"/>
-                <w:sz w:val="22"/>
+                <w:sz w:val="24"/>
               </w:rPr>
               <w:t>Hoàn thành hạng mục 8</w:t>
             </w:r>
@@ -1185,11 +1236,12 @@
         </w:trPr>
         <w:tc>
           <w:tcPr>
-            <w:tcW w:type="dxa" w:w="624"/>
+            <w:tcW w:type="dxa" w:w="850"/>
+            <w:vAlign w:val="center"/>
           </w:tcPr>
           <w:p>
             <w:pPr>
-              <w:spacing w:after="0"/>
+              <w:spacing w:after="40" w:before="40"/>
               <w:jc w:val="center"/>
             </w:pPr>
             <w:r/>
@@ -1197,7 +1249,7 @@
               <w:rPr>
                 <w:rFonts w:ascii="Times New Roman" w:hAnsi="Times New Roman" w:eastAsia="Times New Roman"/>
                 <w:b w:val="0"/>
-                <w:sz w:val="22"/>
+                <w:sz w:val="24"/>
               </w:rPr>
               <w:t>9</w:t>
             </w:r>
@@ -1205,11 +1257,12 @@
         </w:tc>
         <w:tc>
           <w:tcPr>
-            <w:tcW w:type="dxa" w:w="3231"/>
+            <w:tcW w:type="dxa" w:w="2835"/>
+            <w:vAlign w:val="center"/>
           </w:tcPr>
           <w:p>
             <w:pPr>
-              <w:spacing w:after="0"/>
+              <w:spacing w:after="40" w:before="40"/>
               <w:jc w:val="left"/>
             </w:pPr>
             <w:r/>
@@ -1217,7 +1270,7 @@
               <w:rPr>
                 <w:rFonts w:ascii="Times New Roman" w:hAnsi="Times New Roman" w:eastAsia="Times New Roman"/>
                 <w:b w:val="0"/>
-                <w:sz w:val="22"/>
+                <w:sz w:val="24"/>
               </w:rPr>
               <w:t>Nhiệm vụ 9: triển khai hạng mục công việc số 9 phục vụ năm học 2026–2027</w:t>
             </w:r>
@@ -1226,10 +1279,11 @@
         <w:tc>
           <w:tcPr>
             <w:tcW w:type="dxa" w:w="1701"/>
+            <w:vAlign w:val="center"/>
           </w:tcPr>
           <w:p>
             <w:pPr>
-              <w:spacing w:after="0"/>
+              <w:spacing w:after="40" w:before="40"/>
               <w:jc w:val="left"/>
             </w:pPr>
             <w:r/>
@@ -1237,7 +1291,7 @@
               <w:rPr>
                 <w:rFonts w:ascii="Times New Roman" w:hAnsi="Times New Roman" w:eastAsia="Times New Roman"/>
                 <w:b w:val="0"/>
-                <w:sz w:val="22"/>
+                <w:sz w:val="24"/>
               </w:rPr>
               <w:t>Phòng Kế hoạch – Tài chính</w:t>
             </w:r>
@@ -1245,11 +1299,12 @@
         </w:tc>
         <w:tc>
           <w:tcPr>
-            <w:tcW w:type="dxa" w:w="1814"/>
+            <w:tcW w:type="dxa" w:w="2041"/>
+            <w:vAlign w:val="center"/>
           </w:tcPr>
           <w:p>
             <w:pPr>
-              <w:spacing w:after="0"/>
+              <w:spacing w:after="40" w:before="40"/>
               <w:jc w:val="left"/>
             </w:pPr>
             <w:r/>
@@ -1257,7 +1312,7 @@
               <w:rPr>
                 <w:rFonts w:ascii="Times New Roman" w:hAnsi="Times New Roman" w:eastAsia="Times New Roman"/>
                 <w:b w:val="0"/>
-                <w:sz w:val="22"/>
+                <w:sz w:val="24"/>
               </w:rPr>
               <w:t>Từ 09/11/2026 đến 23/11/2026</w:t>
             </w:r>
@@ -1265,11 +1320,12 @@
         </w:tc>
         <w:tc>
           <w:tcPr>
-            <w:tcW w:type="dxa" w:w="1701"/>
+            <w:tcW w:type="dxa" w:w="1644"/>
+            <w:vAlign w:val="center"/>
           </w:tcPr>
           <w:p>
             <w:pPr>
-              <w:spacing w:after="0"/>
+              <w:spacing w:after="40" w:before="40"/>
               <w:jc w:val="left"/>
             </w:pPr>
             <w:r/>
@@ -1277,7 +1333,7 @@
               <w:rPr>
                 <w:rFonts w:ascii="Times New Roman" w:hAnsi="Times New Roman" w:eastAsia="Times New Roman"/>
                 <w:b w:val="0"/>
-                <w:sz w:val="22"/>
+                <w:sz w:val="24"/>
               </w:rPr>
               <w:t>Hoàn thành hạng mục 9</w:t>
             </w:r>
@@ -1290,11 +1346,12 @@
         </w:trPr>
         <w:tc>
           <w:tcPr>
-            <w:tcW w:type="dxa" w:w="624"/>
+            <w:tcW w:type="dxa" w:w="850"/>
+            <w:vAlign w:val="center"/>
           </w:tcPr>
           <w:p>
             <w:pPr>
-              <w:spacing w:after="0"/>
+              <w:spacing w:after="40" w:before="40"/>
               <w:jc w:val="center"/>
             </w:pPr>
             <w:r/>
@@ -1302,7 +1359,7 @@
               <w:rPr>
                 <w:rFonts w:ascii="Times New Roman" w:hAnsi="Times New Roman" w:eastAsia="Times New Roman"/>
                 <w:b w:val="0"/>
-                <w:sz w:val="22"/>
+                <w:sz w:val="24"/>
               </w:rPr>
               <w:t>10</w:t>
             </w:r>
@@ -1310,11 +1367,12 @@
         </w:tc>
         <w:tc>
           <w:tcPr>
-            <w:tcW w:type="dxa" w:w="3231"/>
+            <w:tcW w:type="dxa" w:w="2835"/>
+            <w:vAlign w:val="center"/>
           </w:tcPr>
           <w:p>
             <w:pPr>
-              <w:spacing w:after="0"/>
+              <w:spacing w:after="40" w:before="40"/>
               <w:jc w:val="left"/>
             </w:pPr>
             <w:r/>
@@ -1322,7 +1380,7 @@
               <w:rPr>
                 <w:rFonts w:ascii="Times New Roman" w:hAnsi="Times New Roman" w:eastAsia="Times New Roman"/>
                 <w:b w:val="0"/>
-                <w:sz w:val="22"/>
+                <w:sz w:val="24"/>
               </w:rPr>
               <w:t>Nhiệm vụ 10: triển khai hạng mục công việc số 10 phục vụ năm học 2026–2027</w:t>
             </w:r>
@@ -1331,10 +1389,11 @@
         <w:tc>
           <w:tcPr>
             <w:tcW w:type="dxa" w:w="1701"/>
+            <w:vAlign w:val="center"/>
           </w:tcPr>
           <w:p>
             <w:pPr>
-              <w:spacing w:after="0"/>
+              <w:spacing w:after="40" w:before="40"/>
               <w:jc w:val="left"/>
             </w:pPr>
             <w:r/>
@@ -1342,7 +1401,7 @@
               <w:rPr>
                 <w:rFonts w:ascii="Times New Roman" w:hAnsi="Times New Roman" w:eastAsia="Times New Roman"/>
                 <w:b w:val="0"/>
-                <w:sz w:val="22"/>
+                <w:sz w:val="24"/>
               </w:rPr>
               <w:t>Phòng Hành chính – Tổng hợp</w:t>
             </w:r>
@@ -1350,11 +1409,12 @@
         </w:tc>
         <w:tc>
           <w:tcPr>
-            <w:tcW w:type="dxa" w:w="1814"/>
+            <w:tcW w:type="dxa" w:w="2041"/>
+            <w:vAlign w:val="center"/>
           </w:tcPr>
           <w:p>
             <w:pPr>
-              <w:spacing w:after="0"/>
+              <w:spacing w:after="40" w:before="40"/>
               <w:jc w:val="left"/>
             </w:pPr>
             <w:r/>
@@ -1362,7 +1422,7 @@
               <w:rPr>
                 <w:rFonts w:ascii="Times New Roman" w:hAnsi="Times New Roman" w:eastAsia="Times New Roman"/>
                 <w:b w:val="0"/>
-                <w:sz w:val="22"/>
+                <w:sz w:val="24"/>
               </w:rPr>
               <w:t>Từ 10/11/2026 đến 24/11/2026</w:t>
             </w:r>
@@ -1370,11 +1430,12 @@
         </w:tc>
         <w:tc>
           <w:tcPr>
-            <w:tcW w:type="dxa" w:w="1701"/>
+            <w:tcW w:type="dxa" w:w="1644"/>
+            <w:vAlign w:val="center"/>
           </w:tcPr>
           <w:p>
             <w:pPr>
-              <w:spacing w:after="0"/>
+              <w:spacing w:after="40" w:before="40"/>
               <w:jc w:val="left"/>
             </w:pPr>
             <w:r/>
@@ -1382,7 +1443,7 @@
               <w:rPr>
                 <w:rFonts w:ascii="Times New Roman" w:hAnsi="Times New Roman" w:eastAsia="Times New Roman"/>
                 <w:b w:val="0"/>
-                <w:sz w:val="22"/>
+                <w:sz w:val="24"/>
               </w:rPr>
               <w:t>Hoàn thành hạng mục 10</w:t>
             </w:r>
@@ -1395,11 +1456,12 @@
         </w:trPr>
         <w:tc>
           <w:tcPr>
-            <w:tcW w:type="dxa" w:w="624"/>
+            <w:tcW w:type="dxa" w:w="850"/>
+            <w:vAlign w:val="center"/>
           </w:tcPr>
           <w:p>
             <w:pPr>
-              <w:spacing w:after="0"/>
+              <w:spacing w:after="40" w:before="40"/>
               <w:jc w:val="center"/>
             </w:pPr>
             <w:r/>
@@ -1407,7 +1469,7 @@
               <w:rPr>
                 <w:rFonts w:ascii="Times New Roman" w:hAnsi="Times New Roman" w:eastAsia="Times New Roman"/>
                 <w:b w:val="0"/>
-                <w:sz w:val="22"/>
+                <w:sz w:val="24"/>
               </w:rPr>
               <w:t>11</w:t>
             </w:r>
@@ -1415,11 +1477,12 @@
         </w:tc>
         <w:tc>
           <w:tcPr>
-            <w:tcW w:type="dxa" w:w="3231"/>
+            <w:tcW w:type="dxa" w:w="2835"/>
+            <w:vAlign w:val="center"/>
           </w:tcPr>
           <w:p>
             <w:pPr>
-              <w:spacing w:after="0"/>
+              <w:spacing w:after="40" w:before="40"/>
               <w:jc w:val="left"/>
             </w:pPr>
             <w:r/>
@@ -1427,7 +1490,7 @@
               <w:rPr>
                 <w:rFonts w:ascii="Times New Roman" w:hAnsi="Times New Roman" w:eastAsia="Times New Roman"/>
                 <w:b w:val="0"/>
-                <w:sz w:val="22"/>
+                <w:sz w:val="24"/>
               </w:rPr>
               <w:t>Nhiệm vụ 11: triển khai hạng mục công việc số 11 phục vụ năm học 2026–2027</w:t>
             </w:r>
@@ -1436,10 +1499,11 @@
         <w:tc>
           <w:tcPr>
             <w:tcW w:type="dxa" w:w="1701"/>
+            <w:vAlign w:val="center"/>
           </w:tcPr>
           <w:p>
             <w:pPr>
-              <w:spacing w:after="0"/>
+              <w:spacing w:after="40" w:before="40"/>
               <w:jc w:val="left"/>
             </w:pPr>
             <w:r/>
@@ -1447,7 +1511,7 @@
               <w:rPr>
                 <w:rFonts w:ascii="Times New Roman" w:hAnsi="Times New Roman" w:eastAsia="Times New Roman"/>
                 <w:b w:val="0"/>
-                <w:sz w:val="22"/>
+                <w:sz w:val="24"/>
               </w:rPr>
               <w:t>Khoa Kinh tế</w:t>
             </w:r>
@@ -1455,11 +1519,12 @@
         </w:tc>
         <w:tc>
           <w:tcPr>
-            <w:tcW w:type="dxa" w:w="1814"/>
+            <w:tcW w:type="dxa" w:w="2041"/>
+            <w:vAlign w:val="center"/>
           </w:tcPr>
           <w:p>
             <w:pPr>
-              <w:spacing w:after="0"/>
+              <w:spacing w:after="40" w:before="40"/>
               <w:jc w:val="left"/>
             </w:pPr>
             <w:r/>
@@ -1467,7 +1532,7 @@
               <w:rPr>
                 <w:rFonts w:ascii="Times New Roman" w:hAnsi="Times New Roman" w:eastAsia="Times New Roman"/>
                 <w:b w:val="0"/>
-                <w:sz w:val="22"/>
+                <w:sz w:val="24"/>
               </w:rPr>
               <w:t>Từ 01/11/2026 đến 15/11/2026</w:t>
             </w:r>
@@ -1475,11 +1540,12 @@
         </w:tc>
         <w:tc>
           <w:tcPr>
-            <w:tcW w:type="dxa" w:w="1701"/>
+            <w:tcW w:type="dxa" w:w="1644"/>
+            <w:vAlign w:val="center"/>
           </w:tcPr>
           <w:p>
             <w:pPr>
-              <w:spacing w:after="0"/>
+              <w:spacing w:after="40" w:before="40"/>
               <w:jc w:val="left"/>
             </w:pPr>
             <w:r/>
@@ -1487,7 +1553,7 @@
               <w:rPr>
                 <w:rFonts w:ascii="Times New Roman" w:hAnsi="Times New Roman" w:eastAsia="Times New Roman"/>
                 <w:b w:val="0"/>
-                <w:sz w:val="22"/>
+                <w:sz w:val="24"/>
               </w:rPr>
               <w:t>Hoàn thành hạng mục 11</w:t>
             </w:r>
@@ -1500,11 +1566,12 @@
         </w:trPr>
         <w:tc>
           <w:tcPr>
-            <w:tcW w:type="dxa" w:w="624"/>
+            <w:tcW w:type="dxa" w:w="850"/>
+            <w:vAlign w:val="center"/>
           </w:tcPr>
           <w:p>
             <w:pPr>
-              <w:spacing w:after="0"/>
+              <w:spacing w:after="40" w:before="40"/>
               <w:jc w:val="center"/>
             </w:pPr>
             <w:r/>
@@ -1512,7 +1579,7 @@
               <w:rPr>
                 <w:rFonts w:ascii="Times New Roman" w:hAnsi="Times New Roman" w:eastAsia="Times New Roman"/>
                 <w:b w:val="0"/>
-                <w:sz w:val="22"/>
+                <w:sz w:val="24"/>
               </w:rPr>
               <w:t>12</w:t>
             </w:r>
@@ -1520,11 +1587,12 @@
         </w:tc>
         <w:tc>
           <w:tcPr>
-            <w:tcW w:type="dxa" w:w="3231"/>
+            <w:tcW w:type="dxa" w:w="2835"/>
+            <w:vAlign w:val="center"/>
           </w:tcPr>
           <w:p>
             <w:pPr>
-              <w:spacing w:after="0"/>
+              <w:spacing w:after="40" w:before="40"/>
               <w:jc w:val="left"/>
             </w:pPr>
             <w:r/>
@@ -1532,7 +1600,7 @@
               <w:rPr>
                 <w:rFonts w:ascii="Times New Roman" w:hAnsi="Times New Roman" w:eastAsia="Times New Roman"/>
                 <w:b w:val="0"/>
-                <w:sz w:val="22"/>
+                <w:sz w:val="24"/>
               </w:rPr>
               <w:t>Nhiệm vụ 12: triển khai hạng mục công việc số 12 phục vụ năm học 2026–2027</w:t>
             </w:r>
@@ -1541,10 +1609,11 @@
         <w:tc>
           <w:tcPr>
             <w:tcW w:type="dxa" w:w="1701"/>
+            <w:vAlign w:val="center"/>
           </w:tcPr>
           <w:p>
             <w:pPr>
-              <w:spacing w:after="0"/>
+              <w:spacing w:after="40" w:before="40"/>
               <w:jc w:val="left"/>
             </w:pPr>
             <w:r/>
@@ -1552,7 +1621,7 @@
               <w:rPr>
                 <w:rFonts w:ascii="Times New Roman" w:hAnsi="Times New Roman" w:eastAsia="Times New Roman"/>
                 <w:b w:val="0"/>
-                <w:sz w:val="22"/>
+                <w:sz w:val="24"/>
               </w:rPr>
               <w:t>Khoa Luật</w:t>
             </w:r>
@@ -1560,11 +1629,12 @@
         </w:tc>
         <w:tc>
           <w:tcPr>
-            <w:tcW w:type="dxa" w:w="1814"/>
+            <w:tcW w:type="dxa" w:w="2041"/>
+            <w:vAlign w:val="center"/>
           </w:tcPr>
           <w:p>
             <w:pPr>
-              <w:spacing w:after="0"/>
+              <w:spacing w:after="40" w:before="40"/>
               <w:jc w:val="left"/>
             </w:pPr>
             <w:r/>
@@ -1572,7 +1642,7 @@
               <w:rPr>
                 <w:rFonts w:ascii="Times New Roman" w:hAnsi="Times New Roman" w:eastAsia="Times New Roman"/>
                 <w:b w:val="0"/>
-                <w:sz w:val="22"/>
+                <w:sz w:val="24"/>
               </w:rPr>
               <w:t>Từ 02/11/2026 đến 16/11/2026</w:t>
             </w:r>
@@ -1580,11 +1650,12 @@
         </w:tc>
         <w:tc>
           <w:tcPr>
-            <w:tcW w:type="dxa" w:w="1701"/>
+            <w:tcW w:type="dxa" w:w="1644"/>
+            <w:vAlign w:val="center"/>
           </w:tcPr>
           <w:p>
             <w:pPr>
-              <w:spacing w:after="0"/>
+              <w:spacing w:after="40" w:before="40"/>
               <w:jc w:val="left"/>
             </w:pPr>
             <w:r/>
@@ -1592,7 +1663,7 @@
               <w:rPr>
                 <w:rFonts w:ascii="Times New Roman" w:hAnsi="Times New Roman" w:eastAsia="Times New Roman"/>
                 <w:b w:val="0"/>
-                <w:sz w:val="22"/>
+                <w:sz w:val="24"/>
               </w:rPr>
               <w:t>Hoàn thành hạng mục 12</w:t>
             </w:r>
@@ -1605,11 +1676,12 @@
         </w:trPr>
         <w:tc>
           <w:tcPr>
-            <w:tcW w:type="dxa" w:w="624"/>
+            <w:tcW w:type="dxa" w:w="850"/>
+            <w:vAlign w:val="center"/>
           </w:tcPr>
           <w:p>
             <w:pPr>
-              <w:spacing w:after="0"/>
+              <w:spacing w:after="40" w:before="40"/>
               <w:jc w:val="center"/>
             </w:pPr>
             <w:r/>
@@ -1617,7 +1689,7 @@
               <w:rPr>
                 <w:rFonts w:ascii="Times New Roman" w:hAnsi="Times New Roman" w:eastAsia="Times New Roman"/>
                 <w:b w:val="0"/>
-                <w:sz w:val="22"/>
+                <w:sz w:val="24"/>
               </w:rPr>
               <w:t>13</w:t>
             </w:r>
@@ -1625,11 +1697,12 @@
         </w:tc>
         <w:tc>
           <w:tcPr>
-            <w:tcW w:type="dxa" w:w="3231"/>
+            <w:tcW w:type="dxa" w:w="2835"/>
+            <w:vAlign w:val="center"/>
           </w:tcPr>
           <w:p>
             <w:pPr>
-              <w:spacing w:after="0"/>
+              <w:spacing w:after="40" w:before="40"/>
               <w:jc w:val="left"/>
             </w:pPr>
             <w:r/>
@@ -1637,7 +1710,7 @@
               <w:rPr>
                 <w:rFonts w:ascii="Times New Roman" w:hAnsi="Times New Roman" w:eastAsia="Times New Roman"/>
                 <w:b w:val="0"/>
-                <w:sz w:val="22"/>
+                <w:sz w:val="24"/>
               </w:rPr>
               <w:t>Nhiệm vụ 13: triển khai hạng mục công việc số 13 phục vụ năm học 2026–2027</w:t>
             </w:r>
@@ -1646,10 +1719,11 @@
         <w:tc>
           <w:tcPr>
             <w:tcW w:type="dxa" w:w="1701"/>
+            <w:vAlign w:val="center"/>
           </w:tcPr>
           <w:p>
             <w:pPr>
-              <w:spacing w:after="0"/>
+              <w:spacing w:after="40" w:before="40"/>
               <w:jc w:val="left"/>
             </w:pPr>
             <w:r/>
@@ -1657,18 +1731,19 @@
               <w:rPr>
                 <w:rFonts w:ascii="Times New Roman" w:hAnsi="Times New Roman" w:eastAsia="Times New Roman"/>
                 <w:b w:val="0"/>
-                <w:sz w:val="22"/>
+                <w:sz w:val="24"/>
               </w:rPr>
             </w:r>
           </w:p>
         </w:tc>
         <w:tc>
           <w:tcPr>
-            <w:tcW w:type="dxa" w:w="1814"/>
+            <w:tcW w:type="dxa" w:w="2041"/>
+            <w:vAlign w:val="center"/>
           </w:tcPr>
           <w:p>
             <w:pPr>
-              <w:spacing w:after="0"/>
+              <w:spacing w:after="40" w:before="40"/>
               <w:jc w:val="left"/>
             </w:pPr>
             <w:r/>
@@ -1676,7 +1751,7 @@
               <w:rPr>
                 <w:rFonts w:ascii="Times New Roman" w:hAnsi="Times New Roman" w:eastAsia="Times New Roman"/>
                 <w:b w:val="0"/>
-                <w:sz w:val="22"/>
+                <w:sz w:val="24"/>
               </w:rPr>
               <w:t>Từ 03/11/2026 đến 17/11/2026</w:t>
             </w:r>
@@ -1684,11 +1759,12 @@
         </w:tc>
         <w:tc>
           <w:tcPr>
-            <w:tcW w:type="dxa" w:w="1701"/>
+            <w:tcW w:type="dxa" w:w="1644"/>
+            <w:vAlign w:val="center"/>
           </w:tcPr>
           <w:p>
             <w:pPr>
-              <w:spacing w:after="0"/>
+              <w:spacing w:after="40" w:before="40"/>
               <w:jc w:val="left"/>
             </w:pPr>
             <w:r/>
@@ -1696,7 +1772,7 @@
               <w:rPr>
                 <w:rFonts w:ascii="Times New Roman" w:hAnsi="Times New Roman" w:eastAsia="Times New Roman"/>
                 <w:b w:val="0"/>
-                <w:sz w:val="22"/>
+                <w:sz w:val="24"/>
               </w:rPr>
               <w:t>Hoàn thành hạng mục 13</w:t>
             </w:r>
@@ -1709,11 +1785,12 @@
         </w:trPr>
         <w:tc>
           <w:tcPr>
-            <w:tcW w:type="dxa" w:w="624"/>
+            <w:tcW w:type="dxa" w:w="850"/>
+            <w:vAlign w:val="center"/>
           </w:tcPr>
           <w:p>
             <w:pPr>
-              <w:spacing w:after="0"/>
+              <w:spacing w:after="40" w:before="40"/>
               <w:jc w:val="center"/>
             </w:pPr>
             <w:r/>
@@ -1721,7 +1798,7 @@
               <w:rPr>
                 <w:rFonts w:ascii="Times New Roman" w:hAnsi="Times New Roman" w:eastAsia="Times New Roman"/>
                 <w:b w:val="0"/>
-                <w:sz w:val="22"/>
+                <w:sz w:val="24"/>
               </w:rPr>
               <w:t>14</w:t>
             </w:r>
@@ -1729,11 +1806,12 @@
         </w:tc>
         <w:tc>
           <w:tcPr>
-            <w:tcW w:type="dxa" w:w="3231"/>
+            <w:tcW w:type="dxa" w:w="2835"/>
+            <w:vAlign w:val="center"/>
           </w:tcPr>
           <w:p>
             <w:pPr>
-              <w:spacing w:after="0"/>
+              <w:spacing w:after="40" w:before="40"/>
               <w:jc w:val="left"/>
             </w:pPr>
             <w:r/>
@@ -1741,7 +1819,7 @@
               <w:rPr>
                 <w:rFonts w:ascii="Times New Roman" w:hAnsi="Times New Roman" w:eastAsia="Times New Roman"/>
                 <w:b w:val="0"/>
-                <w:sz w:val="22"/>
+                <w:sz w:val="24"/>
               </w:rPr>
               <w:t>Nhiệm vụ 14: triển khai hạng mục công việc số 14 phục vụ năm học 2026–2027</w:t>
             </w:r>
@@ -1750,10 +1828,11 @@
         <w:tc>
           <w:tcPr>
             <w:tcW w:type="dxa" w:w="1701"/>
+            <w:vAlign w:val="center"/>
           </w:tcPr>
           <w:p>
             <w:pPr>
-              <w:spacing w:after="0"/>
+              <w:spacing w:after="40" w:before="40"/>
               <w:jc w:val="left"/>
             </w:pPr>
             <w:r/>
@@ -1761,7 +1840,7 @@
               <w:rPr>
                 <w:rFonts w:ascii="Times New Roman" w:hAnsi="Times New Roman" w:eastAsia="Times New Roman"/>
                 <w:b w:val="0"/>
-                <w:sz w:val="22"/>
+                <w:sz w:val="24"/>
               </w:rPr>
               <w:t>Phòng Công tác sinh viên</w:t>
             </w:r>
@@ -1769,11 +1848,12 @@
         </w:tc>
         <w:tc>
           <w:tcPr>
-            <w:tcW w:type="dxa" w:w="1814"/>
+            <w:tcW w:type="dxa" w:w="2041"/>
+            <w:vAlign w:val="center"/>
           </w:tcPr>
           <w:p>
             <w:pPr>
-              <w:spacing w:after="0"/>
+              <w:spacing w:after="40" w:before="40"/>
               <w:jc w:val="left"/>
             </w:pPr>
             <w:r/>
@@ -1781,7 +1861,7 @@
               <w:rPr>
                 <w:rFonts w:ascii="Times New Roman" w:hAnsi="Times New Roman" w:eastAsia="Times New Roman"/>
                 <w:b w:val="0"/>
-                <w:sz w:val="22"/>
+                <w:sz w:val="24"/>
               </w:rPr>
               <w:t>Từ 04/11/2026 đến 18/11/2026</w:t>
             </w:r>
@@ -1789,11 +1869,12 @@
         </w:tc>
         <w:tc>
           <w:tcPr>
-            <w:tcW w:type="dxa" w:w="1701"/>
+            <w:tcW w:type="dxa" w:w="1644"/>
+            <w:vAlign w:val="center"/>
           </w:tcPr>
           <w:p>
             <w:pPr>
-              <w:spacing w:after="0"/>
+              <w:spacing w:after="40" w:before="40"/>
               <w:jc w:val="left"/>
             </w:pPr>
             <w:r/>
@@ -1801,7 +1882,7 @@
               <w:rPr>
                 <w:rFonts w:ascii="Times New Roman" w:hAnsi="Times New Roman" w:eastAsia="Times New Roman"/>
                 <w:b w:val="0"/>
-                <w:sz w:val="22"/>
+                <w:sz w:val="24"/>
               </w:rPr>
               <w:t>Hoàn thành hạng mục 14</w:t>
             </w:r>
@@ -1814,11 +1895,12 @@
         </w:trPr>
         <w:tc>
           <w:tcPr>
-            <w:tcW w:type="dxa" w:w="624"/>
+            <w:tcW w:type="dxa" w:w="850"/>
+            <w:vAlign w:val="center"/>
           </w:tcPr>
           <w:p>
             <w:pPr>
-              <w:spacing w:after="0"/>
+              <w:spacing w:after="40" w:before="40"/>
               <w:jc w:val="center"/>
             </w:pPr>
             <w:r/>
@@ -1826,7 +1908,7 @@
               <w:rPr>
                 <w:rFonts w:ascii="Times New Roman" w:hAnsi="Times New Roman" w:eastAsia="Times New Roman"/>
                 <w:b w:val="0"/>
-                <w:sz w:val="22"/>
+                <w:sz w:val="24"/>
               </w:rPr>
               <w:t>15</w:t>
             </w:r>
@@ -1834,11 +1916,12 @@
         </w:tc>
         <w:tc>
           <w:tcPr>
-            <w:tcW w:type="dxa" w:w="3231"/>
+            <w:tcW w:type="dxa" w:w="2835"/>
+            <w:vAlign w:val="center"/>
           </w:tcPr>
           <w:p>
             <w:pPr>
-              <w:spacing w:after="0"/>
+              <w:spacing w:after="40" w:before="40"/>
               <w:jc w:val="left"/>
             </w:pPr>
             <w:r/>
@@ -1846,7 +1929,7 @@
               <w:rPr>
                 <w:rFonts w:ascii="Times New Roman" w:hAnsi="Times New Roman" w:eastAsia="Times New Roman"/>
                 <w:b w:val="0"/>
-                <w:sz w:val="22"/>
+                <w:sz w:val="24"/>
               </w:rPr>
               <w:t>Nhiệm vụ 15: triển khai hạng mục công việc số 15 phục vụ năm học 2026–2027</w:t>
             </w:r>
@@ -1855,10 +1938,11 @@
         <w:tc>
           <w:tcPr>
             <w:tcW w:type="dxa" w:w="1701"/>
+            <w:vAlign w:val="center"/>
           </w:tcPr>
           <w:p>
             <w:pPr>
-              <w:spacing w:after="0"/>
+              <w:spacing w:after="40" w:before="40"/>
               <w:jc w:val="left"/>
             </w:pPr>
             <w:r/>
@@ -1866,7 +1950,7 @@
               <w:rPr>
                 <w:rFonts w:ascii="Times New Roman" w:hAnsi="Times New Roman" w:eastAsia="Times New Roman"/>
                 <w:b w:val="0"/>
-                <w:sz w:val="22"/>
+                <w:sz w:val="24"/>
               </w:rPr>
               <w:t>Phòng Kế hoạch – Tài chính</w:t>
             </w:r>
@@ -1874,11 +1958,12 @@
         </w:tc>
         <w:tc>
           <w:tcPr>
-            <w:tcW w:type="dxa" w:w="1814"/>
+            <w:tcW w:type="dxa" w:w="2041"/>
+            <w:vAlign w:val="center"/>
           </w:tcPr>
           <w:p>
             <w:pPr>
-              <w:spacing w:after="0"/>
+              <w:spacing w:after="40" w:before="40"/>
               <w:jc w:val="left"/>
             </w:pPr>
             <w:r/>
@@ -1886,7 +1971,7 @@
               <w:rPr>
                 <w:rFonts w:ascii="Times New Roman" w:hAnsi="Times New Roman" w:eastAsia="Times New Roman"/>
                 <w:b w:val="0"/>
-                <w:sz w:val="22"/>
+                <w:sz w:val="24"/>
               </w:rPr>
               <w:t>Từ 05/11/2026 đến 19/11/2026</w:t>
             </w:r>
@@ -1894,11 +1979,12 @@
         </w:tc>
         <w:tc>
           <w:tcPr>
-            <w:tcW w:type="dxa" w:w="1701"/>
+            <w:tcW w:type="dxa" w:w="1644"/>
+            <w:vAlign w:val="center"/>
           </w:tcPr>
           <w:p>
             <w:pPr>
-              <w:spacing w:after="0"/>
+              <w:spacing w:after="40" w:before="40"/>
               <w:jc w:val="left"/>
             </w:pPr>
             <w:r/>
@@ -1906,7 +1992,7 @@
               <w:rPr>
                 <w:rFonts w:ascii="Times New Roman" w:hAnsi="Times New Roman" w:eastAsia="Times New Roman"/>
                 <w:b w:val="0"/>
-                <w:sz w:val="22"/>
+                <w:sz w:val="24"/>
               </w:rPr>
               <w:t>Hoàn thành hạng mục 15</w:t>
             </w:r>
@@ -1919,11 +2005,12 @@
         </w:trPr>
         <w:tc>
           <w:tcPr>
-            <w:tcW w:type="dxa" w:w="624"/>
+            <w:tcW w:type="dxa" w:w="850"/>
+            <w:vAlign w:val="center"/>
           </w:tcPr>
           <w:p>
             <w:pPr>
-              <w:spacing w:after="0"/>
+              <w:spacing w:after="40" w:before="40"/>
               <w:jc w:val="center"/>
             </w:pPr>
             <w:r/>
@@ -1931,7 +2018,7 @@
               <w:rPr>
                 <w:rFonts w:ascii="Times New Roman" w:hAnsi="Times New Roman" w:eastAsia="Times New Roman"/>
                 <w:b w:val="0"/>
-                <w:sz w:val="22"/>
+                <w:sz w:val="24"/>
               </w:rPr>
               <w:t>16</w:t>
             </w:r>
@@ -1939,11 +2026,12 @@
         </w:tc>
         <w:tc>
           <w:tcPr>
-            <w:tcW w:type="dxa" w:w="3231"/>
+            <w:tcW w:type="dxa" w:w="2835"/>
+            <w:vAlign w:val="center"/>
           </w:tcPr>
           <w:p>
             <w:pPr>
-              <w:spacing w:after="0"/>
+              <w:spacing w:after="40" w:before="40"/>
               <w:jc w:val="left"/>
             </w:pPr>
             <w:r/>
@@ -1951,7 +2039,7 @@
               <w:rPr>
                 <w:rFonts w:ascii="Times New Roman" w:hAnsi="Times New Roman" w:eastAsia="Times New Roman"/>
                 <w:b w:val="0"/>
-                <w:sz w:val="22"/>
+                <w:sz w:val="24"/>
               </w:rPr>
               <w:t>Nhiệm vụ 16: triển khai hạng mục công việc số 16 phục vụ năm học 2026–2027</w:t>
             </w:r>
@@ -1960,10 +2048,11 @@
         <w:tc>
           <w:tcPr>
             <w:tcW w:type="dxa" w:w="1701"/>
+            <w:vAlign w:val="center"/>
           </w:tcPr>
           <w:p>
             <w:pPr>
-              <w:spacing w:after="0"/>
+              <w:spacing w:after="40" w:before="40"/>
               <w:jc w:val="left"/>
             </w:pPr>
             <w:r/>
@@ -1971,7 +2060,7 @@
               <w:rPr>
                 <w:rFonts w:ascii="Times New Roman" w:hAnsi="Times New Roman" w:eastAsia="Times New Roman"/>
                 <w:b w:val="0"/>
-                <w:sz w:val="22"/>
+                <w:sz w:val="24"/>
               </w:rPr>
               <w:t>Phòng Hành chính – Tổng hợp</w:t>
             </w:r>
@@ -1979,11 +2068,12 @@
         </w:tc>
         <w:tc>
           <w:tcPr>
-            <w:tcW w:type="dxa" w:w="1814"/>
+            <w:tcW w:type="dxa" w:w="2041"/>
+            <w:vAlign w:val="center"/>
           </w:tcPr>
           <w:p>
             <w:pPr>
-              <w:spacing w:after="0"/>
+              <w:spacing w:after="40" w:before="40"/>
               <w:jc w:val="left"/>
             </w:pPr>
             <w:r/>
@@ -1991,7 +2081,7 @@
               <w:rPr>
                 <w:rFonts w:ascii="Times New Roman" w:hAnsi="Times New Roman" w:eastAsia="Times New Roman"/>
                 <w:b w:val="0"/>
-                <w:sz w:val="22"/>
+                <w:sz w:val="24"/>
               </w:rPr>
               <w:t>Từ 06/11/2026 đến 20/11/2026</w:t>
             </w:r>
@@ -1999,11 +2089,12 @@
         </w:tc>
         <w:tc>
           <w:tcPr>
-            <w:tcW w:type="dxa" w:w="1701"/>
+            <w:tcW w:type="dxa" w:w="1644"/>
+            <w:vAlign w:val="center"/>
           </w:tcPr>
           <w:p>
             <w:pPr>
-              <w:spacing w:after="0"/>
+              <w:spacing w:after="40" w:before="40"/>
               <w:jc w:val="left"/>
             </w:pPr>
             <w:r/>
@@ -2011,7 +2102,7 @@
               <w:rPr>
                 <w:rFonts w:ascii="Times New Roman" w:hAnsi="Times New Roman" w:eastAsia="Times New Roman"/>
                 <w:b w:val="0"/>
-                <w:sz w:val="22"/>
+                <w:sz w:val="24"/>
               </w:rPr>
               <w:t>Hoàn thành hạng mục 16</w:t>
             </w:r>
@@ -2024,11 +2115,12 @@
         </w:trPr>
         <w:tc>
           <w:tcPr>
-            <w:tcW w:type="dxa" w:w="624"/>
+            <w:tcW w:type="dxa" w:w="850"/>
+            <w:vAlign w:val="center"/>
           </w:tcPr>
           <w:p>
             <w:pPr>
-              <w:spacing w:after="0"/>
+              <w:spacing w:after="40" w:before="40"/>
               <w:jc w:val="center"/>
             </w:pPr>
             <w:r/>
@@ -2036,7 +2128,7 @@
               <w:rPr>
                 <w:rFonts w:ascii="Times New Roman" w:hAnsi="Times New Roman" w:eastAsia="Times New Roman"/>
                 <w:b w:val="0"/>
-                <w:sz w:val="22"/>
+                <w:sz w:val="24"/>
               </w:rPr>
               <w:t>17</w:t>
             </w:r>
@@ -2044,11 +2136,12 @@
         </w:tc>
         <w:tc>
           <w:tcPr>
-            <w:tcW w:type="dxa" w:w="3231"/>
+            <w:tcW w:type="dxa" w:w="2835"/>
+            <w:vAlign w:val="center"/>
           </w:tcPr>
           <w:p>
             <w:pPr>
-              <w:spacing w:after="0"/>
+              <w:spacing w:after="40" w:before="40"/>
               <w:jc w:val="left"/>
             </w:pPr>
             <w:r/>
@@ -2056,7 +2149,7 @@
               <w:rPr>
                 <w:rFonts w:ascii="Times New Roman" w:hAnsi="Times New Roman" w:eastAsia="Times New Roman"/>
                 <w:b w:val="0"/>
-                <w:sz w:val="22"/>
+                <w:sz w:val="24"/>
               </w:rPr>
               <w:t>Nhiệm vụ 17: triển khai hạng mục công việc số 17 phục vụ năm học 2026–2027</w:t>
             </w:r>
@@ -2065,10 +2158,11 @@
         <w:tc>
           <w:tcPr>
             <w:tcW w:type="dxa" w:w="1701"/>
+            <w:vAlign w:val="center"/>
           </w:tcPr>
           <w:p>
             <w:pPr>
-              <w:spacing w:after="0"/>
+              <w:spacing w:after="40" w:before="40"/>
               <w:jc w:val="left"/>
             </w:pPr>
             <w:r/>
@@ -2076,7 +2170,7 @@
               <w:rPr>
                 <w:rFonts w:ascii="Times New Roman" w:hAnsi="Times New Roman" w:eastAsia="Times New Roman"/>
                 <w:b w:val="0"/>
-                <w:sz w:val="22"/>
+                <w:sz w:val="24"/>
               </w:rPr>
               <w:t>Khoa Kinh tế</w:t>
             </w:r>
@@ -2084,11 +2178,12 @@
         </w:tc>
         <w:tc>
           <w:tcPr>
-            <w:tcW w:type="dxa" w:w="1814"/>
+            <w:tcW w:type="dxa" w:w="2041"/>
+            <w:vAlign w:val="center"/>
           </w:tcPr>
           <w:p>
             <w:pPr>
-              <w:spacing w:after="0"/>
+              <w:spacing w:after="40" w:before="40"/>
               <w:jc w:val="left"/>
             </w:pPr>
             <w:r/>
@@ -2096,7 +2191,7 @@
               <w:rPr>
                 <w:rFonts w:ascii="Times New Roman" w:hAnsi="Times New Roman" w:eastAsia="Times New Roman"/>
                 <w:b w:val="0"/>
-                <w:sz w:val="22"/>
+                <w:sz w:val="24"/>
               </w:rPr>
               <w:t>Từ 07/11/2026 đến 21/11/2026</w:t>
             </w:r>
@@ -2104,11 +2199,12 @@
         </w:tc>
         <w:tc>
           <w:tcPr>
-            <w:tcW w:type="dxa" w:w="1701"/>
+            <w:tcW w:type="dxa" w:w="1644"/>
+            <w:vAlign w:val="center"/>
           </w:tcPr>
           <w:p>
             <w:pPr>
-              <w:spacing w:after="0"/>
+              <w:spacing w:after="40" w:before="40"/>
               <w:jc w:val="left"/>
             </w:pPr>
             <w:r/>
@@ -2116,7 +2212,7 @@
               <w:rPr>
                 <w:rFonts w:ascii="Times New Roman" w:hAnsi="Times New Roman" w:eastAsia="Times New Roman"/>
                 <w:b w:val="0"/>
-                <w:sz w:val="22"/>
+                <w:sz w:val="24"/>
               </w:rPr>
               <w:t>Hoàn thành hạng mục 17</w:t>
             </w:r>
@@ -2129,11 +2225,12 @@
         </w:trPr>
         <w:tc>
           <w:tcPr>
-            <w:tcW w:type="dxa" w:w="624"/>
+            <w:tcW w:type="dxa" w:w="850"/>
+            <w:vAlign w:val="center"/>
           </w:tcPr>
           <w:p>
             <w:pPr>
-              <w:spacing w:after="0"/>
+              <w:spacing w:after="40" w:before="40"/>
               <w:jc w:val="center"/>
             </w:pPr>
             <w:r/>
@@ -2141,7 +2238,7 @@
               <w:rPr>
                 <w:rFonts w:ascii="Times New Roman" w:hAnsi="Times New Roman" w:eastAsia="Times New Roman"/>
                 <w:b w:val="0"/>
-                <w:sz w:val="22"/>
+                <w:sz w:val="24"/>
               </w:rPr>
               <w:t>18</w:t>
             </w:r>
@@ -2149,11 +2246,12 @@
         </w:tc>
         <w:tc>
           <w:tcPr>
-            <w:tcW w:type="dxa" w:w="3231"/>
+            <w:tcW w:type="dxa" w:w="2835"/>
+            <w:vAlign w:val="center"/>
           </w:tcPr>
           <w:p>
             <w:pPr>
-              <w:spacing w:after="0"/>
+              <w:spacing w:after="40" w:before="40"/>
               <w:jc w:val="left"/>
             </w:pPr>
             <w:r/>
@@ -2161,7 +2259,7 @@
               <w:rPr>
                 <w:rFonts w:ascii="Times New Roman" w:hAnsi="Times New Roman" w:eastAsia="Times New Roman"/>
                 <w:b w:val="0"/>
-                <w:sz w:val="22"/>
+                <w:sz w:val="24"/>
               </w:rPr>
               <w:t>Nhiệm vụ 18: triển khai hạng mục công việc số 18 phục vụ năm học 2026–2027</w:t>
             </w:r>
@@ -2170,10 +2268,11 @@
         <w:tc>
           <w:tcPr>
             <w:tcW w:type="dxa" w:w="1701"/>
+            <w:vAlign w:val="center"/>
           </w:tcPr>
           <w:p>
             <w:pPr>
-              <w:spacing w:after="0"/>
+              <w:spacing w:after="40" w:before="40"/>
               <w:jc w:val="left"/>
             </w:pPr>
             <w:r/>
@@ -2181,7 +2280,7 @@
               <w:rPr>
                 <w:rFonts w:ascii="Times New Roman" w:hAnsi="Times New Roman" w:eastAsia="Times New Roman"/>
                 <w:b w:val="0"/>
-                <w:sz w:val="22"/>
+                <w:sz w:val="24"/>
               </w:rPr>
               <w:t>Khoa Luật</w:t>
             </w:r>
@@ -2189,11 +2288,12 @@
         </w:tc>
         <w:tc>
           <w:tcPr>
-            <w:tcW w:type="dxa" w:w="1814"/>
+            <w:tcW w:type="dxa" w:w="2041"/>
+            <w:vAlign w:val="center"/>
           </w:tcPr>
           <w:p>
             <w:pPr>
-              <w:spacing w:after="0"/>
+              <w:spacing w:after="40" w:before="40"/>
               <w:jc w:val="left"/>
             </w:pPr>
             <w:r/>
@@ -2201,7 +2301,7 @@
               <w:rPr>
                 <w:rFonts w:ascii="Times New Roman" w:hAnsi="Times New Roman" w:eastAsia="Times New Roman"/>
                 <w:b w:val="0"/>
-                <w:sz w:val="22"/>
+                <w:sz w:val="24"/>
               </w:rPr>
               <w:t>Từ 08/11/2026 đến 22/11/2026</w:t>
             </w:r>
@@ -2209,11 +2309,12 @@
         </w:tc>
         <w:tc>
           <w:tcPr>
-            <w:tcW w:type="dxa" w:w="1701"/>
+            <w:tcW w:type="dxa" w:w="1644"/>
+            <w:vAlign w:val="center"/>
           </w:tcPr>
           <w:p>
             <w:pPr>
-              <w:spacing w:after="0"/>
+              <w:spacing w:after="40" w:before="40"/>
               <w:jc w:val="left"/>
             </w:pPr>
             <w:r/>
@@ -2221,7 +2322,7 @@
               <w:rPr>
                 <w:rFonts w:ascii="Times New Roman" w:hAnsi="Times New Roman" w:eastAsia="Times New Roman"/>
                 <w:b w:val="0"/>
-                <w:sz w:val="22"/>
+                <w:sz w:val="24"/>
               </w:rPr>
               <w:t>Hoàn thành hạng mục 18</w:t>
             </w:r>
@@ -2234,11 +2335,12 @@
         </w:trPr>
         <w:tc>
           <w:tcPr>
-            <w:tcW w:type="dxa" w:w="624"/>
+            <w:tcW w:type="dxa" w:w="850"/>
+            <w:vAlign w:val="center"/>
           </w:tcPr>
           <w:p>
             <w:pPr>
-              <w:spacing w:after="0"/>
+              <w:spacing w:after="40" w:before="40"/>
               <w:jc w:val="center"/>
             </w:pPr>
             <w:r/>
@@ -2246,7 +2348,7 @@
               <w:rPr>
                 <w:rFonts w:ascii="Times New Roman" w:hAnsi="Times New Roman" w:eastAsia="Times New Roman"/>
                 <w:b w:val="0"/>
-                <w:sz w:val="22"/>
+                <w:sz w:val="24"/>
               </w:rPr>
               <w:t>19</w:t>
             </w:r>
@@ -2254,11 +2356,12 @@
         </w:tc>
         <w:tc>
           <w:tcPr>
-            <w:tcW w:type="dxa" w:w="3231"/>
+            <w:tcW w:type="dxa" w:w="2835"/>
+            <w:vAlign w:val="center"/>
           </w:tcPr>
           <w:p>
             <w:pPr>
-              <w:spacing w:after="0"/>
+              <w:spacing w:after="40" w:before="40"/>
               <w:jc w:val="left"/>
             </w:pPr>
             <w:r/>
@@ -2266,7 +2369,7 @@
               <w:rPr>
                 <w:rFonts w:ascii="Times New Roman" w:hAnsi="Times New Roman" w:eastAsia="Times New Roman"/>
                 <w:b w:val="0"/>
-                <w:sz w:val="22"/>
+                <w:sz w:val="24"/>
               </w:rPr>
               <w:t>Nhiệm vụ 19: triển khai hạng mục công việc số 19 phục vụ năm học 2026–2027</w:t>
             </w:r>
@@ -2275,10 +2378,11 @@
         <w:tc>
           <w:tcPr>
             <w:tcW w:type="dxa" w:w="1701"/>
+            <w:vAlign w:val="center"/>
           </w:tcPr>
           <w:p>
             <w:pPr>
-              <w:spacing w:after="0"/>
+              <w:spacing w:after="40" w:before="40"/>
               <w:jc w:val="left"/>
             </w:pPr>
             <w:r/>
@@ -2286,7 +2390,7 @@
               <w:rPr>
                 <w:rFonts w:ascii="Times New Roman" w:hAnsi="Times New Roman" w:eastAsia="Times New Roman"/>
                 <w:b w:val="0"/>
-                <w:sz w:val="22"/>
+                <w:sz w:val="24"/>
               </w:rPr>
               <w:t>Phòng Đào tạo</w:t>
             </w:r>
@@ -2294,11 +2398,12 @@
         </w:tc>
         <w:tc>
           <w:tcPr>
-            <w:tcW w:type="dxa" w:w="1814"/>
+            <w:tcW w:type="dxa" w:w="2041"/>
+            <w:vAlign w:val="center"/>
           </w:tcPr>
           <w:p>
             <w:pPr>
-              <w:spacing w:after="0"/>
+              <w:spacing w:after="40" w:before="40"/>
               <w:jc w:val="left"/>
             </w:pPr>
             <w:r/>
@@ -2306,7 +2411,7 @@
               <w:rPr>
                 <w:rFonts w:ascii="Times New Roman" w:hAnsi="Times New Roman" w:eastAsia="Times New Roman"/>
                 <w:b w:val="0"/>
-                <w:sz w:val="22"/>
+                <w:sz w:val="24"/>
               </w:rPr>
               <w:t>Từ 09/11/2026 đến 23/11/2026</w:t>
             </w:r>
@@ -2314,11 +2419,12 @@
         </w:tc>
         <w:tc>
           <w:tcPr>
-            <w:tcW w:type="dxa" w:w="1701"/>
+            <w:tcW w:type="dxa" w:w="1644"/>
+            <w:vAlign w:val="center"/>
           </w:tcPr>
           <w:p>
             <w:pPr>
-              <w:spacing w:after="0"/>
+              <w:spacing w:after="40" w:before="40"/>
               <w:jc w:val="left"/>
             </w:pPr>
             <w:r/>
@@ -2326,7 +2432,7 @@
               <w:rPr>
                 <w:rFonts w:ascii="Times New Roman" w:hAnsi="Times New Roman" w:eastAsia="Times New Roman"/>
                 <w:b w:val="0"/>
-                <w:sz w:val="22"/>
+                <w:sz w:val="24"/>
               </w:rPr>
               <w:t>Hoàn thành hạng mục 19</w:t>
             </w:r>
@@ -2339,11 +2445,12 @@
         </w:trPr>
         <w:tc>
           <w:tcPr>
-            <w:tcW w:type="dxa" w:w="624"/>
+            <w:tcW w:type="dxa" w:w="850"/>
+            <w:vAlign w:val="center"/>
           </w:tcPr>
           <w:p>
             <w:pPr>
-              <w:spacing w:after="0"/>
+              <w:spacing w:after="40" w:before="40"/>
               <w:jc w:val="center"/>
             </w:pPr>
             <w:r/>
@@ -2351,7 +2458,7 @@
               <w:rPr>
                 <w:rFonts w:ascii="Times New Roman" w:hAnsi="Times New Roman" w:eastAsia="Times New Roman"/>
                 <w:b w:val="0"/>
-                <w:sz w:val="22"/>
+                <w:sz w:val="24"/>
               </w:rPr>
               <w:t>20</w:t>
             </w:r>
@@ -2359,11 +2466,12 @@
         </w:tc>
         <w:tc>
           <w:tcPr>
-            <w:tcW w:type="dxa" w:w="3231"/>
+            <w:tcW w:type="dxa" w:w="2835"/>
+            <w:vAlign w:val="center"/>
           </w:tcPr>
           <w:p>
             <w:pPr>
-              <w:spacing w:after="0"/>
+              <w:spacing w:after="40" w:before="40"/>
               <w:jc w:val="left"/>
             </w:pPr>
             <w:r/>
@@ -2371,7 +2479,7 @@
               <w:rPr>
                 <w:rFonts w:ascii="Times New Roman" w:hAnsi="Times New Roman" w:eastAsia="Times New Roman"/>
                 <w:b w:val="0"/>
-                <w:sz w:val="22"/>
+                <w:sz w:val="24"/>
               </w:rPr>
               <w:t>Nhiệm vụ 20: triển khai hạng mục công việc số 20 phục vụ năm học 2026–2027</w:t>
             </w:r>
@@ -2380,10 +2488,11 @@
         <w:tc>
           <w:tcPr>
             <w:tcW w:type="dxa" w:w="1701"/>
+            <w:vAlign w:val="center"/>
           </w:tcPr>
           <w:p>
             <w:pPr>
-              <w:spacing w:after="0"/>
+              <w:spacing w:after="40" w:before="40"/>
               <w:jc w:val="left"/>
             </w:pPr>
             <w:r/>
@@ -2391,7 +2500,7 @@
               <w:rPr>
                 <w:rFonts w:ascii="Times New Roman" w:hAnsi="Times New Roman" w:eastAsia="Times New Roman"/>
                 <w:b w:val="0"/>
-                <w:sz w:val="22"/>
+                <w:sz w:val="24"/>
               </w:rPr>
               <w:t>Phòng Công tác sinh viên</w:t>
             </w:r>
@@ -2399,11 +2508,12 @@
         </w:tc>
         <w:tc>
           <w:tcPr>
-            <w:tcW w:type="dxa" w:w="1814"/>
+            <w:tcW w:type="dxa" w:w="2041"/>
+            <w:vAlign w:val="center"/>
           </w:tcPr>
           <w:p>
             <w:pPr>
-              <w:spacing w:after="0"/>
+              <w:spacing w:after="40" w:before="40"/>
               <w:jc w:val="left"/>
             </w:pPr>
             <w:r/>
@@ -2411,7 +2521,7 @@
               <w:rPr>
                 <w:rFonts w:ascii="Times New Roman" w:hAnsi="Times New Roman" w:eastAsia="Times New Roman"/>
                 <w:b w:val="0"/>
-                <w:sz w:val="22"/>
+                <w:sz w:val="24"/>
               </w:rPr>
               <w:t>Từ 10/11/2026 đến 24/11/2026</w:t>
             </w:r>
@@ -2419,11 +2529,12 @@
         </w:tc>
         <w:tc>
           <w:tcPr>
-            <w:tcW w:type="dxa" w:w="1701"/>
+            <w:tcW w:type="dxa" w:w="1644"/>
+            <w:vAlign w:val="center"/>
           </w:tcPr>
           <w:p>
             <w:pPr>
-              <w:spacing w:after="0"/>
+              <w:spacing w:after="40" w:before="40"/>
               <w:jc w:val="left"/>
             </w:pPr>
             <w:r/>
@@ -2431,7 +2542,7 @@
               <w:rPr>
                 <w:rFonts w:ascii="Times New Roman" w:hAnsi="Times New Roman" w:eastAsia="Times New Roman"/>
                 <w:b w:val="0"/>
-                <w:sz w:val="22"/>
+                <w:sz w:val="24"/>
               </w:rPr>
               <w:t>Hoàn thành hạng mục 20</w:t>
             </w:r>
@@ -2444,11 +2555,12 @@
         </w:trPr>
         <w:tc>
           <w:tcPr>
-            <w:tcW w:type="dxa" w:w="624"/>
+            <w:tcW w:type="dxa" w:w="850"/>
+            <w:vAlign w:val="center"/>
           </w:tcPr>
           <w:p>
             <w:pPr>
-              <w:spacing w:after="0"/>
+              <w:spacing w:after="40" w:before="40"/>
               <w:jc w:val="center"/>
             </w:pPr>
             <w:r/>
@@ -2456,7 +2568,7 @@
               <w:rPr>
                 <w:rFonts w:ascii="Times New Roman" w:hAnsi="Times New Roman" w:eastAsia="Times New Roman"/>
                 <w:b w:val="0"/>
-                <w:sz w:val="22"/>
+                <w:sz w:val="24"/>
               </w:rPr>
               <w:t>21</w:t>
             </w:r>
@@ -2464,11 +2576,12 @@
         </w:tc>
         <w:tc>
           <w:tcPr>
-            <w:tcW w:type="dxa" w:w="3231"/>
+            <w:tcW w:type="dxa" w:w="2835"/>
+            <w:vAlign w:val="center"/>
           </w:tcPr>
           <w:p>
             <w:pPr>
-              <w:spacing w:after="0"/>
+              <w:spacing w:after="40" w:before="40"/>
               <w:jc w:val="left"/>
             </w:pPr>
             <w:r/>
@@ -2476,7 +2589,7 @@
               <w:rPr>
                 <w:rFonts w:ascii="Times New Roman" w:hAnsi="Times New Roman" w:eastAsia="Times New Roman"/>
                 <w:b w:val="0"/>
-                <w:sz w:val="22"/>
+                <w:sz w:val="24"/>
               </w:rPr>
               <w:t>Nhiệm vụ 21: triển khai hạng mục công việc số 21 phục vụ năm học 2026–2027</w:t>
             </w:r>
@@ -2485,10 +2598,11 @@
         <w:tc>
           <w:tcPr>
             <w:tcW w:type="dxa" w:w="1701"/>
+            <w:vAlign w:val="center"/>
           </w:tcPr>
           <w:p>
             <w:pPr>
-              <w:spacing w:after="0"/>
+              <w:spacing w:after="40" w:before="40"/>
               <w:jc w:val="left"/>
             </w:pPr>
             <w:r/>
@@ -2496,7 +2610,7 @@
               <w:rPr>
                 <w:rFonts w:ascii="Times New Roman" w:hAnsi="Times New Roman" w:eastAsia="Times New Roman"/>
                 <w:b w:val="0"/>
-                <w:sz w:val="22"/>
+                <w:sz w:val="24"/>
               </w:rPr>
               <w:t>Phòng Kế hoạch – Tài chính</w:t>
             </w:r>
@@ -2504,11 +2618,12 @@
         </w:tc>
         <w:tc>
           <w:tcPr>
-            <w:tcW w:type="dxa" w:w="1814"/>
+            <w:tcW w:type="dxa" w:w="2041"/>
+            <w:vAlign w:val="center"/>
           </w:tcPr>
           <w:p>
             <w:pPr>
-              <w:spacing w:after="0"/>
+              <w:spacing w:after="40" w:before="40"/>
               <w:jc w:val="left"/>
             </w:pPr>
             <w:r/>
@@ -2516,7 +2631,7 @@
               <w:rPr>
                 <w:rFonts w:ascii="Times New Roman" w:hAnsi="Times New Roman" w:eastAsia="Times New Roman"/>
                 <w:b w:val="0"/>
-                <w:sz w:val="22"/>
+                <w:sz w:val="24"/>
               </w:rPr>
               <w:t>Từ 20/11/2026 đến 10/11/2026</w:t>
             </w:r>
@@ -2524,11 +2639,12 @@
         </w:tc>
         <w:tc>
           <w:tcPr>
-            <w:tcW w:type="dxa" w:w="1701"/>
+            <w:tcW w:type="dxa" w:w="1644"/>
+            <w:vAlign w:val="center"/>
           </w:tcPr>
           <w:p>
             <w:pPr>
-              <w:spacing w:after="0"/>
+              <w:spacing w:after="40" w:before="40"/>
               <w:jc w:val="left"/>
             </w:pPr>
             <w:r/>
@@ -2536,7 +2652,7 @@
               <w:rPr>
                 <w:rFonts w:ascii="Times New Roman" w:hAnsi="Times New Roman" w:eastAsia="Times New Roman"/>
                 <w:b w:val="0"/>
-                <w:sz w:val="22"/>
+                <w:sz w:val="24"/>
               </w:rPr>
               <w:t>Hoàn thành hạng mục 21</w:t>
             </w:r>
@@ -2549,11 +2665,12 @@
         </w:trPr>
         <w:tc>
           <w:tcPr>
-            <w:tcW w:type="dxa" w:w="624"/>
+            <w:tcW w:type="dxa" w:w="850"/>
+            <w:vAlign w:val="center"/>
           </w:tcPr>
           <w:p>
             <w:pPr>
-              <w:spacing w:after="0"/>
+              <w:spacing w:after="40" w:before="40"/>
               <w:jc w:val="center"/>
             </w:pPr>
             <w:r/>
@@ -2561,7 +2678,7 @@
               <w:rPr>
                 <w:rFonts w:ascii="Times New Roman" w:hAnsi="Times New Roman" w:eastAsia="Times New Roman"/>
                 <w:b w:val="0"/>
-                <w:sz w:val="22"/>
+                <w:sz w:val="24"/>
               </w:rPr>
               <w:t>22</w:t>
             </w:r>
@@ -2569,11 +2686,12 @@
         </w:tc>
         <w:tc>
           <w:tcPr>
-            <w:tcW w:type="dxa" w:w="3231"/>
+            <w:tcW w:type="dxa" w:w="2835"/>
+            <w:vAlign w:val="center"/>
           </w:tcPr>
           <w:p>
             <w:pPr>
-              <w:spacing w:after="0"/>
+              <w:spacing w:after="40" w:before="40"/>
               <w:jc w:val="left"/>
             </w:pPr>
             <w:r/>
@@ -2581,7 +2699,7 @@
               <w:rPr>
                 <w:rFonts w:ascii="Times New Roman" w:hAnsi="Times New Roman" w:eastAsia="Times New Roman"/>
                 <w:b w:val="0"/>
-                <w:sz w:val="22"/>
+                <w:sz w:val="24"/>
               </w:rPr>
               <w:t>Nhiệm vụ 22: triển khai hạng mục công việc số 22 phục vụ năm học 2026–2027</w:t>
             </w:r>
@@ -2590,10 +2708,11 @@
         <w:tc>
           <w:tcPr>
             <w:tcW w:type="dxa" w:w="1701"/>
+            <w:vAlign w:val="center"/>
           </w:tcPr>
           <w:p>
             <w:pPr>
-              <w:spacing w:after="0"/>
+              <w:spacing w:after="40" w:before="40"/>
               <w:jc w:val="left"/>
             </w:pPr>
             <w:r/>
@@ -2601,7 +2720,7 @@
               <w:rPr>
                 <w:rFonts w:ascii="Times New Roman" w:hAnsi="Times New Roman" w:eastAsia="Times New Roman"/>
                 <w:b w:val="0"/>
-                <w:sz w:val="22"/>
+                <w:sz w:val="24"/>
               </w:rPr>
               <w:t>Phòng Hành chính – Tổng hợp</w:t>
             </w:r>
@@ -2609,11 +2728,12 @@
         </w:tc>
         <w:tc>
           <w:tcPr>
-            <w:tcW w:type="dxa" w:w="1814"/>
+            <w:tcW w:type="dxa" w:w="2041"/>
+            <w:vAlign w:val="center"/>
           </w:tcPr>
           <w:p>
             <w:pPr>
-              <w:spacing w:after="0"/>
+              <w:spacing w:after="40" w:before="40"/>
               <w:jc w:val="left"/>
             </w:pPr>
             <w:r/>
@@ -2621,7 +2741,7 @@
               <w:rPr>
                 <w:rFonts w:ascii="Times New Roman" w:hAnsi="Times New Roman" w:eastAsia="Times New Roman"/>
                 <w:b w:val="0"/>
-                <w:sz w:val="22"/>
+                <w:sz w:val="24"/>
               </w:rPr>
               <w:t>Từ 02/11/2026 đến 16/11/2026</w:t>
             </w:r>
@@ -2629,11 +2749,12 @@
         </w:tc>
         <w:tc>
           <w:tcPr>
-            <w:tcW w:type="dxa" w:w="1701"/>
+            <w:tcW w:type="dxa" w:w="1644"/>
+            <w:vAlign w:val="center"/>
           </w:tcPr>
           <w:p>
             <w:pPr>
-              <w:spacing w:after="0"/>
+              <w:spacing w:after="40" w:before="40"/>
               <w:jc w:val="left"/>
             </w:pPr>
             <w:r/>
@@ -2641,7 +2762,7 @@
               <w:rPr>
                 <w:rFonts w:ascii="Times New Roman" w:hAnsi="Times New Roman" w:eastAsia="Times New Roman"/>
                 <w:b w:val="0"/>
-                <w:sz w:val="22"/>
+                <w:sz w:val="24"/>
               </w:rPr>
               <w:t>Hoàn thành hạng mục 22</w:t>
             </w:r>
@@ -2654,11 +2775,12 @@
         </w:trPr>
         <w:tc>
           <w:tcPr>
-            <w:tcW w:type="dxa" w:w="624"/>
+            <w:tcW w:type="dxa" w:w="850"/>
+            <w:vAlign w:val="center"/>
           </w:tcPr>
           <w:p>
             <w:pPr>
-              <w:spacing w:after="0"/>
+              <w:spacing w:after="40" w:before="40"/>
               <w:jc w:val="center"/>
             </w:pPr>
             <w:r/>
@@ -2666,7 +2788,7 @@
               <w:rPr>
                 <w:rFonts w:ascii="Times New Roman" w:hAnsi="Times New Roman" w:eastAsia="Times New Roman"/>
                 <w:b w:val="0"/>
-                <w:sz w:val="22"/>
+                <w:sz w:val="24"/>
               </w:rPr>
               <w:t>23</w:t>
             </w:r>
@@ -2674,11 +2796,12 @@
         </w:tc>
         <w:tc>
           <w:tcPr>
-            <w:tcW w:type="dxa" w:w="3231"/>
+            <w:tcW w:type="dxa" w:w="2835"/>
+            <w:vAlign w:val="center"/>
           </w:tcPr>
           <w:p>
             <w:pPr>
-              <w:spacing w:after="0"/>
+              <w:spacing w:after="40" w:before="40"/>
               <w:jc w:val="left"/>
             </w:pPr>
             <w:r/>
@@ -2686,7 +2809,7 @@
               <w:rPr>
                 <w:rFonts w:ascii="Times New Roman" w:hAnsi="Times New Roman" w:eastAsia="Times New Roman"/>
                 <w:b w:val="0"/>
-                <w:sz w:val="22"/>
+                <w:sz w:val="24"/>
               </w:rPr>
               <w:t>Nhiệm vụ 23: triển khai hạng mục công việc số 23 phục vụ năm học 2026–2027</w:t>
             </w:r>
@@ -2695,10 +2818,11 @@
         <w:tc>
           <w:tcPr>
             <w:tcW w:type="dxa" w:w="1701"/>
+            <w:vAlign w:val="center"/>
           </w:tcPr>
           <w:p>
             <w:pPr>
-              <w:spacing w:after="0"/>
+              <w:spacing w:after="40" w:before="40"/>
               <w:jc w:val="left"/>
             </w:pPr>
             <w:r/>
@@ -2706,7 +2830,7 @@
               <w:rPr>
                 <w:rFonts w:ascii="Times New Roman" w:hAnsi="Times New Roman" w:eastAsia="Times New Roman"/>
                 <w:b w:val="0"/>
-                <w:sz w:val="22"/>
+                <w:sz w:val="24"/>
               </w:rPr>
               <w:t>Khoa Kinh tế</w:t>
             </w:r>
@@ -2714,11 +2838,12 @@
         </w:tc>
         <w:tc>
           <w:tcPr>
-            <w:tcW w:type="dxa" w:w="1814"/>
+            <w:tcW w:type="dxa" w:w="2041"/>
+            <w:vAlign w:val="center"/>
           </w:tcPr>
           <w:p>
             <w:pPr>
-              <w:spacing w:after="0"/>
+              <w:spacing w:after="40" w:before="40"/>
               <w:jc w:val="left"/>
             </w:pPr>
             <w:r/>
@@ -2726,7 +2851,7 @@
               <w:rPr>
                 <w:rFonts w:ascii="Times New Roman" w:hAnsi="Times New Roman" w:eastAsia="Times New Roman"/>
                 <w:b w:val="0"/>
-                <w:sz w:val="22"/>
+                <w:sz w:val="24"/>
               </w:rPr>
               <w:t>Từ 03/11/2026 đến 17/11/2026</w:t>
             </w:r>
@@ -2734,11 +2859,12 @@
         </w:tc>
         <w:tc>
           <w:tcPr>
-            <w:tcW w:type="dxa" w:w="1701"/>
+            <w:tcW w:type="dxa" w:w="1644"/>
+            <w:vAlign w:val="center"/>
           </w:tcPr>
           <w:p>
             <w:pPr>
-              <w:spacing w:after="0"/>
+              <w:spacing w:after="40" w:before="40"/>
               <w:jc w:val="left"/>
             </w:pPr>
             <w:r/>
@@ -2746,7 +2872,7 @@
               <w:rPr>
                 <w:rFonts w:ascii="Times New Roman" w:hAnsi="Times New Roman" w:eastAsia="Times New Roman"/>
                 <w:b w:val="0"/>
-                <w:sz w:val="22"/>
+                <w:sz w:val="24"/>
               </w:rPr>
               <w:t>Hoàn thành hạng mục 23</w:t>
             </w:r>
@@ -2759,11 +2885,12 @@
         </w:trPr>
         <w:tc>
           <w:tcPr>
-            <w:tcW w:type="dxa" w:w="624"/>
+            <w:tcW w:type="dxa" w:w="850"/>
+            <w:vAlign w:val="center"/>
           </w:tcPr>
           <w:p>
             <w:pPr>
-              <w:spacing w:after="0"/>
+              <w:spacing w:after="40" w:before="40"/>
               <w:jc w:val="center"/>
             </w:pPr>
             <w:r/>
@@ -2771,7 +2898,7 @@
               <w:rPr>
                 <w:rFonts w:ascii="Times New Roman" w:hAnsi="Times New Roman" w:eastAsia="Times New Roman"/>
                 <w:b w:val="0"/>
-                <w:sz w:val="22"/>
+                <w:sz w:val="24"/>
               </w:rPr>
               <w:t>24</w:t>
             </w:r>
@@ -2779,11 +2906,12 @@
         </w:tc>
         <w:tc>
           <w:tcPr>
-            <w:tcW w:type="dxa" w:w="3231"/>
+            <w:tcW w:type="dxa" w:w="2835"/>
+            <w:vAlign w:val="center"/>
           </w:tcPr>
           <w:p>
             <w:pPr>
-              <w:spacing w:after="0"/>
+              <w:spacing w:after="40" w:before="40"/>
               <w:jc w:val="left"/>
             </w:pPr>
             <w:r/>
@@ -2791,7 +2919,7 @@
               <w:rPr>
                 <w:rFonts w:ascii="Times New Roman" w:hAnsi="Times New Roman" w:eastAsia="Times New Roman"/>
                 <w:b w:val="0"/>
-                <w:sz w:val="22"/>
+                <w:sz w:val="24"/>
               </w:rPr>
               <w:t>Nhiệm vụ 24: triển khai hạng mục công việc số 24 phục vụ năm học 2026–2027</w:t>
             </w:r>
@@ -2800,10 +2928,11 @@
         <w:tc>
           <w:tcPr>
             <w:tcW w:type="dxa" w:w="1701"/>
+            <w:vAlign w:val="center"/>
           </w:tcPr>
           <w:p>
             <w:pPr>
-              <w:spacing w:after="0"/>
+              <w:spacing w:after="40" w:before="40"/>
               <w:jc w:val="left"/>
             </w:pPr>
             <w:r/>
@@ -2811,7 +2940,7 @@
               <w:rPr>
                 <w:rFonts w:ascii="Times New Roman" w:hAnsi="Times New Roman" w:eastAsia="Times New Roman"/>
                 <w:b w:val="0"/>
-                <w:sz w:val="22"/>
+                <w:sz w:val="24"/>
               </w:rPr>
               <w:t>Khoa Luật</w:t>
             </w:r>
@@ -2819,11 +2948,12 @@
         </w:tc>
         <w:tc>
           <w:tcPr>
-            <w:tcW w:type="dxa" w:w="1814"/>
+            <w:tcW w:type="dxa" w:w="2041"/>
+            <w:vAlign w:val="center"/>
           </w:tcPr>
           <w:p>
             <w:pPr>
-              <w:spacing w:after="0"/>
+              <w:spacing w:after="40" w:before="40"/>
               <w:jc w:val="left"/>
             </w:pPr>
             <w:r/>
@@ -2831,7 +2961,7 @@
               <w:rPr>
                 <w:rFonts w:ascii="Times New Roman" w:hAnsi="Times New Roman" w:eastAsia="Times New Roman"/>
                 <w:b w:val="0"/>
-                <w:sz w:val="22"/>
+                <w:sz w:val="24"/>
               </w:rPr>
               <w:t>Từ 04/12/2026 đến 18/12/2026</w:t>
             </w:r>
@@ -2839,11 +2969,12 @@
         </w:tc>
         <w:tc>
           <w:tcPr>
-            <w:tcW w:type="dxa" w:w="1701"/>
+            <w:tcW w:type="dxa" w:w="1644"/>
+            <w:vAlign w:val="center"/>
           </w:tcPr>
           <w:p>
             <w:pPr>
-              <w:spacing w:after="0"/>
+              <w:spacing w:after="40" w:before="40"/>
               <w:jc w:val="left"/>
             </w:pPr>
             <w:r/>
@@ -2851,7 +2982,7 @@
               <w:rPr>
                 <w:rFonts w:ascii="Times New Roman" w:hAnsi="Times New Roman" w:eastAsia="Times New Roman"/>
                 <w:b w:val="0"/>
-                <w:sz w:val="22"/>
+                <w:sz w:val="24"/>
               </w:rPr>
               <w:t>Hoàn thành hạng mục 24</w:t>
             </w:r>
@@ -2864,11 +2995,12 @@
         </w:trPr>
         <w:tc>
           <w:tcPr>
-            <w:tcW w:type="dxa" w:w="624"/>
+            <w:tcW w:type="dxa" w:w="850"/>
+            <w:vAlign w:val="center"/>
           </w:tcPr>
           <w:p>
             <w:pPr>
-              <w:spacing w:after="0"/>
+              <w:spacing w:after="40" w:before="40"/>
               <w:jc w:val="center"/>
             </w:pPr>
             <w:r/>
@@ -2876,7 +3008,7 @@
               <w:rPr>
                 <w:rFonts w:ascii="Times New Roman" w:hAnsi="Times New Roman" w:eastAsia="Times New Roman"/>
                 <w:b w:val="0"/>
-                <w:sz w:val="22"/>
+                <w:sz w:val="24"/>
               </w:rPr>
               <w:t>25</w:t>
             </w:r>
@@ -2884,11 +3016,12 @@
         </w:tc>
         <w:tc>
           <w:tcPr>
-            <w:tcW w:type="dxa" w:w="3231"/>
+            <w:tcW w:type="dxa" w:w="2835"/>
+            <w:vAlign w:val="center"/>
           </w:tcPr>
           <w:p>
             <w:pPr>
-              <w:spacing w:after="0"/>
+              <w:spacing w:after="40" w:before="40"/>
               <w:jc w:val="left"/>
             </w:pPr>
             <w:r/>
@@ -2896,7 +3029,7 @@
               <w:rPr>
                 <w:rFonts w:ascii="Times New Roman" w:hAnsi="Times New Roman" w:eastAsia="Times New Roman"/>
                 <w:b w:val="0"/>
-                <w:sz w:val="22"/>
+                <w:sz w:val="24"/>
               </w:rPr>
               <w:t>Nhiệm vụ 25: triển khai hạng mục công việc số 25 phục vụ năm học 2026–2027</w:t>
             </w:r>
@@ -2905,10 +3038,11 @@
         <w:tc>
           <w:tcPr>
             <w:tcW w:type="dxa" w:w="1701"/>
+            <w:vAlign w:val="center"/>
           </w:tcPr>
           <w:p>
             <w:pPr>
-              <w:spacing w:after="0"/>
+              <w:spacing w:after="40" w:before="40"/>
               <w:jc w:val="left"/>
             </w:pPr>
             <w:r/>
@@ -2916,7 +3050,7 @@
               <w:rPr>
                 <w:rFonts w:ascii="Times New Roman" w:hAnsi="Times New Roman" w:eastAsia="Times New Roman"/>
                 <w:b w:val="0"/>
-                <w:sz w:val="22"/>
+                <w:sz w:val="24"/>
               </w:rPr>
               <w:t>Phòng Đào tạo</w:t>
             </w:r>
@@ -2924,11 +3058,12 @@
         </w:tc>
         <w:tc>
           <w:tcPr>
-            <w:tcW w:type="dxa" w:w="1814"/>
+            <w:tcW w:type="dxa" w:w="2041"/>
+            <w:vAlign w:val="center"/>
           </w:tcPr>
           <w:p>
             <w:pPr>
-              <w:spacing w:after="0"/>
+              <w:spacing w:after="40" w:before="40"/>
               <w:jc w:val="left"/>
             </w:pPr>
             <w:r/>
@@ -2936,7 +3071,7 @@
               <w:rPr>
                 <w:rFonts w:ascii="Times New Roman" w:hAnsi="Times New Roman" w:eastAsia="Times New Roman"/>
                 <w:b w:val="0"/>
-                <w:sz w:val="22"/>
+                <w:sz w:val="24"/>
               </w:rPr>
               <w:t>Từ 05/12/2026 đến 19/12/2026</w:t>
             </w:r>
@@ -2944,11 +3079,12 @@
         </w:tc>
         <w:tc>
           <w:tcPr>
-            <w:tcW w:type="dxa" w:w="1701"/>
+            <w:tcW w:type="dxa" w:w="1644"/>
+            <w:vAlign w:val="center"/>
           </w:tcPr>
           <w:p>
             <w:pPr>
-              <w:spacing w:after="0"/>
+              <w:spacing w:after="40" w:before="40"/>
               <w:jc w:val="left"/>
             </w:pPr>
             <w:r/>
@@ -2956,7 +3092,7 @@
               <w:rPr>
                 <w:rFonts w:ascii="Times New Roman" w:hAnsi="Times New Roman" w:eastAsia="Times New Roman"/>
                 <w:b w:val="0"/>
-                <w:sz w:val="22"/>
+                <w:sz w:val="24"/>
               </w:rPr>
               <w:t>Hoàn thành hạng mục 25</w:t>
             </w:r>
@@ -2969,11 +3105,12 @@
         </w:trPr>
         <w:tc>
           <w:tcPr>
-            <w:tcW w:type="dxa" w:w="624"/>
+            <w:tcW w:type="dxa" w:w="850"/>
+            <w:vAlign w:val="center"/>
           </w:tcPr>
           <w:p>
             <w:pPr>
-              <w:spacing w:after="0"/>
+              <w:spacing w:after="40" w:before="40"/>
               <w:jc w:val="center"/>
             </w:pPr>
             <w:r/>
@@ -2981,7 +3118,7 @@
               <w:rPr>
                 <w:rFonts w:ascii="Times New Roman" w:hAnsi="Times New Roman" w:eastAsia="Times New Roman"/>
                 <w:b w:val="0"/>
-                <w:sz w:val="22"/>
+                <w:sz w:val="24"/>
               </w:rPr>
               <w:t>26</w:t>
             </w:r>
@@ -2989,11 +3126,12 @@
         </w:tc>
         <w:tc>
           <w:tcPr>
-            <w:tcW w:type="dxa" w:w="3231"/>
+            <w:tcW w:type="dxa" w:w="2835"/>
+            <w:vAlign w:val="center"/>
           </w:tcPr>
           <w:p>
             <w:pPr>
-              <w:spacing w:after="0"/>
+              <w:spacing w:after="40" w:before="40"/>
               <w:jc w:val="left"/>
             </w:pPr>
             <w:r/>
@@ -3001,7 +3139,7 @@
               <w:rPr>
                 <w:rFonts w:ascii="Times New Roman" w:hAnsi="Times New Roman" w:eastAsia="Times New Roman"/>
                 <w:b w:val="0"/>
-                <w:sz w:val="22"/>
+                <w:sz w:val="24"/>
               </w:rPr>
               <w:t>Nhiệm vụ 26: triển khai hạng mục công việc số 26 phục vụ năm học 2026–2027</w:t>
             </w:r>
@@ -3010,10 +3148,11 @@
         <w:tc>
           <w:tcPr>
             <w:tcW w:type="dxa" w:w="1701"/>
+            <w:vAlign w:val="center"/>
           </w:tcPr>
           <w:p>
             <w:pPr>
-              <w:spacing w:after="0"/>
+              <w:spacing w:after="40" w:before="40"/>
               <w:jc w:val="left"/>
             </w:pPr>
             <w:r/>
@@ -3021,7 +3160,7 @@
               <w:rPr>
                 <w:rFonts w:ascii="Times New Roman" w:hAnsi="Times New Roman" w:eastAsia="Times New Roman"/>
                 <w:b w:val="0"/>
-                <w:sz w:val="22"/>
+                <w:sz w:val="24"/>
               </w:rPr>
               <w:t>Phòng Công tác sinh viên</w:t>
             </w:r>
@@ -3029,11 +3168,12 @@
         </w:tc>
         <w:tc>
           <w:tcPr>
-            <w:tcW w:type="dxa" w:w="1814"/>
+            <w:tcW w:type="dxa" w:w="2041"/>
+            <w:vAlign w:val="center"/>
           </w:tcPr>
           <w:p>
             <w:pPr>
-              <w:spacing w:after="0"/>
+              <w:spacing w:after="40" w:before="40"/>
               <w:jc w:val="left"/>
             </w:pPr>
             <w:r/>
@@ -3041,7 +3181,7 @@
               <w:rPr>
                 <w:rFonts w:ascii="Times New Roman" w:hAnsi="Times New Roman" w:eastAsia="Times New Roman"/>
                 <w:b w:val="0"/>
-                <w:sz w:val="22"/>
+                <w:sz w:val="24"/>
               </w:rPr>
               <w:t>Từ 06/12/2026 đến 20/12/2026</w:t>
             </w:r>
@@ -3049,11 +3189,12 @@
         </w:tc>
         <w:tc>
           <w:tcPr>
-            <w:tcW w:type="dxa" w:w="1701"/>
+            <w:tcW w:type="dxa" w:w="1644"/>
+            <w:vAlign w:val="center"/>
           </w:tcPr>
           <w:p>
             <w:pPr>
-              <w:spacing w:after="0"/>
+              <w:spacing w:after="40" w:before="40"/>
               <w:jc w:val="left"/>
             </w:pPr>
             <w:r/>
@@ -3061,7 +3202,7 @@
               <w:rPr>
                 <w:rFonts w:ascii="Times New Roman" w:hAnsi="Times New Roman" w:eastAsia="Times New Roman"/>
                 <w:b w:val="0"/>
-                <w:sz w:val="22"/>
+                <w:sz w:val="24"/>
               </w:rPr>
               <w:t>Hoàn thành hạng mục 26</w:t>
             </w:r>
@@ -3074,11 +3215,12 @@
         </w:trPr>
         <w:tc>
           <w:tcPr>
-            <w:tcW w:type="dxa" w:w="624"/>
+            <w:tcW w:type="dxa" w:w="850"/>
+            <w:vAlign w:val="center"/>
           </w:tcPr>
           <w:p>
             <w:pPr>
-              <w:spacing w:after="0"/>
+              <w:spacing w:after="40" w:before="40"/>
               <w:jc w:val="center"/>
             </w:pPr>
             <w:r/>
@@ -3086,7 +3228,7 @@
               <w:rPr>
                 <w:rFonts w:ascii="Times New Roman" w:hAnsi="Times New Roman" w:eastAsia="Times New Roman"/>
                 <w:b w:val="0"/>
-                <w:sz w:val="22"/>
+                <w:sz w:val="24"/>
               </w:rPr>
               <w:t>27</w:t>
             </w:r>
@@ -3094,11 +3236,12 @@
         </w:tc>
         <w:tc>
           <w:tcPr>
-            <w:tcW w:type="dxa" w:w="3231"/>
+            <w:tcW w:type="dxa" w:w="2835"/>
+            <w:vAlign w:val="center"/>
           </w:tcPr>
           <w:p>
             <w:pPr>
-              <w:spacing w:after="0"/>
+              <w:spacing w:after="40" w:before="40"/>
               <w:jc w:val="left"/>
             </w:pPr>
             <w:r/>
@@ -3106,7 +3249,7 @@
               <w:rPr>
                 <w:rFonts w:ascii="Times New Roman" w:hAnsi="Times New Roman" w:eastAsia="Times New Roman"/>
                 <w:b w:val="0"/>
-                <w:sz w:val="22"/>
+                <w:sz w:val="24"/>
               </w:rPr>
               <w:t>Nhiệm vụ 27: triển khai hạng mục công việc số 27 phục vụ năm học 2026–2027</w:t>
             </w:r>
@@ -3115,10 +3258,11 @@
         <w:tc>
           <w:tcPr>
             <w:tcW w:type="dxa" w:w="1701"/>
+            <w:vAlign w:val="center"/>
           </w:tcPr>
           <w:p>
             <w:pPr>
-              <w:spacing w:after="0"/>
+              <w:spacing w:after="40" w:before="40"/>
               <w:jc w:val="left"/>
             </w:pPr>
             <w:r/>
@@ -3126,7 +3270,7 @@
               <w:rPr>
                 <w:rFonts w:ascii="Times New Roman" w:hAnsi="Times New Roman" w:eastAsia="Times New Roman"/>
                 <w:b w:val="0"/>
-                <w:sz w:val="22"/>
+                <w:sz w:val="24"/>
               </w:rPr>
               <w:t>Phòng Kế hoạch – Tài chính</w:t>
             </w:r>
@@ -3134,11 +3278,12 @@
         </w:tc>
         <w:tc>
           <w:tcPr>
-            <w:tcW w:type="dxa" w:w="1814"/>
+            <w:tcW w:type="dxa" w:w="2041"/>
+            <w:vAlign w:val="center"/>
           </w:tcPr>
           <w:p>
             <w:pPr>
-              <w:spacing w:after="0"/>
+              <w:spacing w:after="40" w:before="40"/>
               <w:jc w:val="left"/>
             </w:pPr>
             <w:r/>
@@ -3146,7 +3291,7 @@
               <w:rPr>
                 <w:rFonts w:ascii="Times New Roman" w:hAnsi="Times New Roman" w:eastAsia="Times New Roman"/>
                 <w:b w:val="0"/>
-                <w:sz w:val="22"/>
+                <w:sz w:val="24"/>
               </w:rPr>
               <w:t>Từ 07/12/2026 đến 21/12/2026</w:t>
             </w:r>
@@ -3154,11 +3299,12 @@
         </w:tc>
         <w:tc>
           <w:tcPr>
-            <w:tcW w:type="dxa" w:w="1701"/>
+            <w:tcW w:type="dxa" w:w="1644"/>
+            <w:vAlign w:val="center"/>
           </w:tcPr>
           <w:p>
             <w:pPr>
-              <w:spacing w:after="0"/>
+              <w:spacing w:after="40" w:before="40"/>
               <w:jc w:val="left"/>
             </w:pPr>
             <w:r/>
@@ -3166,7 +3312,7 @@
               <w:rPr>
                 <w:rFonts w:ascii="Times New Roman" w:hAnsi="Times New Roman" w:eastAsia="Times New Roman"/>
                 <w:b w:val="0"/>
-                <w:sz w:val="22"/>
+                <w:sz w:val="24"/>
               </w:rPr>
               <w:t>Hoàn thành hạng mục 27</w:t>
             </w:r>
@@ -3179,11 +3325,12 @@
         </w:trPr>
         <w:tc>
           <w:tcPr>
-            <w:tcW w:type="dxa" w:w="624"/>
+            <w:tcW w:type="dxa" w:w="850"/>
+            <w:vAlign w:val="center"/>
           </w:tcPr>
           <w:p>
             <w:pPr>
-              <w:spacing w:after="0"/>
+              <w:spacing w:after="40" w:before="40"/>
               <w:jc w:val="center"/>
             </w:pPr>
             <w:r/>
@@ -3191,7 +3338,7 @@
               <w:rPr>
                 <w:rFonts w:ascii="Times New Roman" w:hAnsi="Times New Roman" w:eastAsia="Times New Roman"/>
                 <w:b w:val="0"/>
-                <w:sz w:val="22"/>
+                <w:sz w:val="24"/>
               </w:rPr>
               <w:t>28</w:t>
             </w:r>
@@ -3199,11 +3346,12 @@
         </w:tc>
         <w:tc>
           <w:tcPr>
-            <w:tcW w:type="dxa" w:w="3231"/>
+            <w:tcW w:type="dxa" w:w="2835"/>
+            <w:vAlign w:val="center"/>
           </w:tcPr>
           <w:p>
             <w:pPr>
-              <w:spacing w:after="0"/>
+              <w:spacing w:after="40" w:before="40"/>
               <w:jc w:val="left"/>
             </w:pPr>
             <w:r/>
@@ -3211,7 +3359,7 @@
               <w:rPr>
                 <w:rFonts w:ascii="Times New Roman" w:hAnsi="Times New Roman" w:eastAsia="Times New Roman"/>
                 <w:b w:val="0"/>
-                <w:sz w:val="22"/>
+                <w:sz w:val="24"/>
               </w:rPr>
               <w:t>Nhiệm vụ 28: triển khai hạng mục công việc số 28 phục vụ năm học 2026–2027</w:t>
             </w:r>
@@ -3220,10 +3368,11 @@
         <w:tc>
           <w:tcPr>
             <w:tcW w:type="dxa" w:w="1701"/>
+            <w:vAlign w:val="center"/>
           </w:tcPr>
           <w:p>
             <w:pPr>
-              <w:spacing w:after="0"/>
+              <w:spacing w:after="40" w:before="40"/>
               <w:jc w:val="left"/>
             </w:pPr>
             <w:r/>
@@ -3231,7 +3380,7 @@
               <w:rPr>
                 <w:rFonts w:ascii="Times New Roman" w:hAnsi="Times New Roman" w:eastAsia="Times New Roman"/>
                 <w:b w:val="0"/>
-                <w:sz w:val="22"/>
+                <w:sz w:val="24"/>
               </w:rPr>
               <w:t>Phòng Hành chính – Tổng hợp</w:t>
             </w:r>
@@ -3239,11 +3388,12 @@
         </w:tc>
         <w:tc>
           <w:tcPr>
-            <w:tcW w:type="dxa" w:w="1814"/>
+            <w:tcW w:type="dxa" w:w="2041"/>
+            <w:vAlign w:val="center"/>
           </w:tcPr>
           <w:p>
             <w:pPr>
-              <w:spacing w:after="0"/>
+              <w:spacing w:after="40" w:before="40"/>
               <w:jc w:val="left"/>
             </w:pPr>
             <w:r/>
@@ -3251,7 +3401,7 @@
               <w:rPr>
                 <w:rFonts w:ascii="Times New Roman" w:hAnsi="Times New Roman" w:eastAsia="Times New Roman"/>
                 <w:b w:val="0"/>
-                <w:sz w:val="22"/>
+                <w:sz w:val="24"/>
               </w:rPr>
               <w:t>Từ 08/12/2026 đến 22/12/2026</w:t>
             </w:r>
@@ -3259,11 +3409,12 @@
         </w:tc>
         <w:tc>
           <w:tcPr>
-            <w:tcW w:type="dxa" w:w="1701"/>
+            <w:tcW w:type="dxa" w:w="1644"/>
+            <w:vAlign w:val="center"/>
           </w:tcPr>
           <w:p>
             <w:pPr>
-              <w:spacing w:after="0"/>
+              <w:spacing w:after="40" w:before="40"/>
               <w:jc w:val="left"/>
             </w:pPr>
             <w:r/>
@@ -3271,7 +3422,7 @@
               <w:rPr>
                 <w:rFonts w:ascii="Times New Roman" w:hAnsi="Times New Roman" w:eastAsia="Times New Roman"/>
                 <w:b w:val="0"/>
-                <w:sz w:val="22"/>
+                <w:sz w:val="24"/>
               </w:rPr>
               <w:t>Hoàn thành hạng mục 28</w:t>
             </w:r>
@@ -3284,11 +3435,12 @@
         </w:trPr>
         <w:tc>
           <w:tcPr>
-            <w:tcW w:type="dxa" w:w="624"/>
+            <w:tcW w:type="dxa" w:w="850"/>
+            <w:vAlign w:val="center"/>
           </w:tcPr>
           <w:p>
             <w:pPr>
-              <w:spacing w:after="0"/>
+              <w:spacing w:after="40" w:before="40"/>
               <w:jc w:val="center"/>
             </w:pPr>
             <w:r/>
@@ -3296,7 +3448,7 @@
               <w:rPr>
                 <w:rFonts w:ascii="Times New Roman" w:hAnsi="Times New Roman" w:eastAsia="Times New Roman"/>
                 <w:b w:val="0"/>
-                <w:sz w:val="22"/>
+                <w:sz w:val="24"/>
               </w:rPr>
               <w:t>29</w:t>
             </w:r>
@@ -3304,11 +3456,12 @@
         </w:tc>
         <w:tc>
           <w:tcPr>
-            <w:tcW w:type="dxa" w:w="3231"/>
+            <w:tcW w:type="dxa" w:w="2835"/>
+            <w:vAlign w:val="center"/>
           </w:tcPr>
           <w:p>
             <w:pPr>
-              <w:spacing w:after="0"/>
+              <w:spacing w:after="40" w:before="40"/>
               <w:jc w:val="left"/>
             </w:pPr>
             <w:r/>
@@ -3316,7 +3469,7 @@
               <w:rPr>
                 <w:rFonts w:ascii="Times New Roman" w:hAnsi="Times New Roman" w:eastAsia="Times New Roman"/>
                 <w:b w:val="0"/>
-                <w:sz w:val="22"/>
+                <w:sz w:val="24"/>
               </w:rPr>
               <w:t>Nhiệm vụ 29: triển khai hạng mục công việc số 29 phục vụ năm học 2026–2027</w:t>
             </w:r>
@@ -3325,10 +3478,11 @@
         <w:tc>
           <w:tcPr>
             <w:tcW w:type="dxa" w:w="1701"/>
+            <w:vAlign w:val="center"/>
           </w:tcPr>
           <w:p>
             <w:pPr>
-              <w:spacing w:after="0"/>
+              <w:spacing w:after="40" w:before="40"/>
               <w:jc w:val="left"/>
             </w:pPr>
             <w:r/>
@@ -3336,7 +3490,7 @@
               <w:rPr>
                 <w:rFonts w:ascii="Times New Roman" w:hAnsi="Times New Roman" w:eastAsia="Times New Roman"/>
                 <w:b w:val="0"/>
-                <w:sz w:val="22"/>
+                <w:sz w:val="24"/>
               </w:rPr>
               <w:t>Khoa Kinh tế</w:t>
             </w:r>
@@ -3344,11 +3498,12 @@
         </w:tc>
         <w:tc>
           <w:tcPr>
-            <w:tcW w:type="dxa" w:w="1814"/>
+            <w:tcW w:type="dxa" w:w="2041"/>
+            <w:vAlign w:val="center"/>
           </w:tcPr>
           <w:p>
             <w:pPr>
-              <w:spacing w:after="0"/>
+              <w:spacing w:after="40" w:before="40"/>
               <w:jc w:val="left"/>
             </w:pPr>
             <w:r/>
@@ -3356,7 +3511,7 @@
               <w:rPr>
                 <w:rFonts w:ascii="Times New Roman" w:hAnsi="Times New Roman" w:eastAsia="Times New Roman"/>
                 <w:b w:val="0"/>
-                <w:sz w:val="22"/>
+                <w:sz w:val="24"/>
               </w:rPr>
               <w:t>Từ 09/12/2026 đến 23/12/2026</w:t>
             </w:r>
@@ -3364,11 +3519,12 @@
         </w:tc>
         <w:tc>
           <w:tcPr>
-            <w:tcW w:type="dxa" w:w="1701"/>
+            <w:tcW w:type="dxa" w:w="1644"/>
+            <w:vAlign w:val="center"/>
           </w:tcPr>
           <w:p>
             <w:pPr>
-              <w:spacing w:after="0"/>
+              <w:spacing w:after="40" w:before="40"/>
               <w:jc w:val="left"/>
             </w:pPr>
             <w:r/>
@@ -3376,7 +3532,7 @@
               <w:rPr>
                 <w:rFonts w:ascii="Times New Roman" w:hAnsi="Times New Roman" w:eastAsia="Times New Roman"/>
                 <w:b w:val="0"/>
-                <w:sz w:val="22"/>
+                <w:sz w:val="24"/>
               </w:rPr>
               <w:t>Hoàn thành hạng mục 29</w:t>
             </w:r>
@@ -3389,11 +3545,12 @@
         </w:trPr>
         <w:tc>
           <w:tcPr>
-            <w:tcW w:type="dxa" w:w="624"/>
+            <w:tcW w:type="dxa" w:w="850"/>
+            <w:vAlign w:val="center"/>
           </w:tcPr>
           <w:p>
             <w:pPr>
-              <w:spacing w:after="0"/>
+              <w:spacing w:after="40" w:before="40"/>
               <w:jc w:val="center"/>
             </w:pPr>
             <w:r/>
@@ -3401,7 +3558,7 @@
               <w:rPr>
                 <w:rFonts w:ascii="Times New Roman" w:hAnsi="Times New Roman" w:eastAsia="Times New Roman"/>
                 <w:b w:val="0"/>
-                <w:sz w:val="22"/>
+                <w:sz w:val="24"/>
               </w:rPr>
               <w:t>30</w:t>
             </w:r>
@@ -3409,11 +3566,12 @@
         </w:tc>
         <w:tc>
           <w:tcPr>
-            <w:tcW w:type="dxa" w:w="3231"/>
+            <w:tcW w:type="dxa" w:w="2835"/>
+            <w:vAlign w:val="center"/>
           </w:tcPr>
           <w:p>
             <w:pPr>
-              <w:spacing w:after="0"/>
+              <w:spacing w:after="40" w:before="40"/>
               <w:jc w:val="left"/>
             </w:pPr>
             <w:r/>
@@ -3421,7 +3579,7 @@
               <w:rPr>
                 <w:rFonts w:ascii="Times New Roman" w:hAnsi="Times New Roman" w:eastAsia="Times New Roman"/>
                 <w:b w:val="0"/>
-                <w:sz w:val="22"/>
+                <w:sz w:val="24"/>
               </w:rPr>
               <w:t>Nhiệm vụ 30: triển khai hạng mục công việc số 30 phục vụ năm học 2026–2027</w:t>
             </w:r>
@@ -3430,10 +3588,11 @@
         <w:tc>
           <w:tcPr>
             <w:tcW w:type="dxa" w:w="1701"/>
+            <w:vAlign w:val="center"/>
           </w:tcPr>
           <w:p>
             <w:pPr>
-              <w:spacing w:after="0"/>
+              <w:spacing w:after="40" w:before="40"/>
               <w:jc w:val="left"/>
             </w:pPr>
             <w:r/>
@@ -3441,7 +3600,7 @@
               <w:rPr>
                 <w:rFonts w:ascii="Times New Roman" w:hAnsi="Times New Roman" w:eastAsia="Times New Roman"/>
                 <w:b w:val="0"/>
-                <w:sz w:val="22"/>
+                <w:sz w:val="24"/>
               </w:rPr>
               <w:t>Khoa Luật</w:t>
             </w:r>
@@ -3449,11 +3608,12 @@
         </w:tc>
         <w:tc>
           <w:tcPr>
-            <w:tcW w:type="dxa" w:w="1814"/>
+            <w:tcW w:type="dxa" w:w="2041"/>
+            <w:vAlign w:val="center"/>
           </w:tcPr>
           <w:p>
             <w:pPr>
-              <w:spacing w:after="0"/>
+              <w:spacing w:after="40" w:before="40"/>
               <w:jc w:val="left"/>
             </w:pPr>
             <w:r/>
@@ -3461,7 +3621,7 @@
               <w:rPr>
                 <w:rFonts w:ascii="Times New Roman" w:hAnsi="Times New Roman" w:eastAsia="Times New Roman"/>
                 <w:b w:val="0"/>
-                <w:sz w:val="22"/>
+                <w:sz w:val="24"/>
               </w:rPr>
               <w:t>Từ 10/12/2026 đến 24/12/2026</w:t>
             </w:r>
@@ -3469,11 +3629,12 @@
         </w:tc>
         <w:tc>
           <w:tcPr>
-            <w:tcW w:type="dxa" w:w="1701"/>
+            <w:tcW w:type="dxa" w:w="1644"/>
+            <w:vAlign w:val="center"/>
           </w:tcPr>
           <w:p>
             <w:pPr>
-              <w:spacing w:after="0"/>
+              <w:spacing w:after="40" w:before="40"/>
               <w:jc w:val="left"/>
             </w:pPr>
             <w:r/>
@@ -3481,7 +3642,7 @@
               <w:rPr>
                 <w:rFonts w:ascii="Times New Roman" w:hAnsi="Times New Roman" w:eastAsia="Times New Roman"/>
                 <w:b w:val="0"/>
-                <w:sz w:val="22"/>
+                <w:sz w:val="24"/>
               </w:rPr>
               <w:t>Hoàn thành hạng mục 30</w:t>
             </w:r>
@@ -3494,11 +3655,12 @@
         </w:trPr>
         <w:tc>
           <w:tcPr>
-            <w:tcW w:type="dxa" w:w="624"/>
+            <w:tcW w:type="dxa" w:w="850"/>
+            <w:vAlign w:val="center"/>
           </w:tcPr>
           <w:p>
             <w:pPr>
-              <w:spacing w:after="0"/>
+              <w:spacing w:after="40" w:before="40"/>
               <w:jc w:val="center"/>
             </w:pPr>
             <w:r/>
@@ -3506,7 +3668,7 @@
               <w:rPr>
                 <w:rFonts w:ascii="Times New Roman" w:hAnsi="Times New Roman" w:eastAsia="Times New Roman"/>
                 <w:b w:val="0"/>
-                <w:sz w:val="22"/>
+                <w:sz w:val="24"/>
               </w:rPr>
               <w:t>31</w:t>
             </w:r>
@@ -3514,11 +3676,12 @@
         </w:tc>
         <w:tc>
           <w:tcPr>
-            <w:tcW w:type="dxa" w:w="3231"/>
+            <w:tcW w:type="dxa" w:w="2835"/>
+            <w:vAlign w:val="center"/>
           </w:tcPr>
           <w:p>
             <w:pPr>
-              <w:spacing w:after="0"/>
+              <w:spacing w:after="40" w:before="40"/>
               <w:jc w:val="left"/>
             </w:pPr>
             <w:r/>
@@ -3526,7 +3689,7 @@
               <w:rPr>
                 <w:rFonts w:ascii="Times New Roman" w:hAnsi="Times New Roman" w:eastAsia="Times New Roman"/>
                 <w:b w:val="0"/>
-                <w:sz w:val="22"/>
+                <w:sz w:val="24"/>
               </w:rPr>
               <w:t>Nhiệm vụ 31: triển khai hạng mục công việc số 31 phục vụ năm học 2026–2027</w:t>
             </w:r>
@@ -3535,10 +3698,11 @@
         <w:tc>
           <w:tcPr>
             <w:tcW w:type="dxa" w:w="1701"/>
+            <w:vAlign w:val="center"/>
           </w:tcPr>
           <w:p>
             <w:pPr>
-              <w:spacing w:after="0"/>
+              <w:spacing w:after="40" w:before="40"/>
               <w:jc w:val="left"/>
             </w:pPr>
             <w:r/>
@@ -3546,7 +3710,7 @@
               <w:rPr>
                 <w:rFonts w:ascii="Times New Roman" w:hAnsi="Times New Roman" w:eastAsia="Times New Roman"/>
                 <w:b w:val="0"/>
-                <w:sz w:val="22"/>
+                <w:sz w:val="24"/>
               </w:rPr>
               <w:t>Phòng Đào tạo</w:t>
             </w:r>
@@ -3554,11 +3718,12 @@
         </w:tc>
         <w:tc>
           <w:tcPr>
-            <w:tcW w:type="dxa" w:w="1814"/>
+            <w:tcW w:type="dxa" w:w="2041"/>
+            <w:vAlign w:val="center"/>
           </w:tcPr>
           <w:p>
             <w:pPr>
-              <w:spacing w:after="0"/>
+              <w:spacing w:after="40" w:before="40"/>
               <w:jc w:val="left"/>
             </w:pPr>
             <w:r/>
@@ -3566,7 +3731,7 @@
               <w:rPr>
                 <w:rFonts w:ascii="Times New Roman" w:hAnsi="Times New Roman" w:eastAsia="Times New Roman"/>
                 <w:b w:val="0"/>
-                <w:sz w:val="22"/>
+                <w:sz w:val="24"/>
               </w:rPr>
               <w:t>Từ 01/12/2026 đến 15/12/2026</w:t>
             </w:r>
@@ -3574,11 +3739,12 @@
         </w:tc>
         <w:tc>
           <w:tcPr>
-            <w:tcW w:type="dxa" w:w="1701"/>
+            <w:tcW w:type="dxa" w:w="1644"/>
+            <w:vAlign w:val="center"/>
           </w:tcPr>
           <w:p>
             <w:pPr>
-              <w:spacing w:after="0"/>
+              <w:spacing w:after="40" w:before="40"/>
               <w:jc w:val="left"/>
             </w:pPr>
             <w:r/>
@@ -3586,7 +3752,7 @@
               <w:rPr>
                 <w:rFonts w:ascii="Times New Roman" w:hAnsi="Times New Roman" w:eastAsia="Times New Roman"/>
                 <w:b w:val="0"/>
-                <w:sz w:val="22"/>
+                <w:sz w:val="24"/>
               </w:rPr>
               <w:t>Hoàn thành hạng mục 31</w:t>
             </w:r>
@@ -3599,11 +3765,12 @@
         </w:trPr>
         <w:tc>
           <w:tcPr>
-            <w:tcW w:type="dxa" w:w="624"/>
+            <w:tcW w:type="dxa" w:w="850"/>
+            <w:vAlign w:val="center"/>
           </w:tcPr>
           <w:p>
             <w:pPr>
-              <w:spacing w:after="0"/>
+              <w:spacing w:after="40" w:before="40"/>
               <w:jc w:val="center"/>
             </w:pPr>
             <w:r/>
@@ -3611,7 +3778,7 @@
               <w:rPr>
                 <w:rFonts w:ascii="Times New Roman" w:hAnsi="Times New Roman" w:eastAsia="Times New Roman"/>
                 <w:b w:val="0"/>
-                <w:sz w:val="22"/>
+                <w:sz w:val="24"/>
               </w:rPr>
               <w:t>32</w:t>
             </w:r>
@@ -3619,11 +3786,12 @@
         </w:tc>
         <w:tc>
           <w:tcPr>
-            <w:tcW w:type="dxa" w:w="3231"/>
+            <w:tcW w:type="dxa" w:w="2835"/>
+            <w:vAlign w:val="center"/>
           </w:tcPr>
           <w:p>
             <w:pPr>
-              <w:spacing w:after="0"/>
+              <w:spacing w:after="40" w:before="40"/>
               <w:jc w:val="left"/>
             </w:pPr>
             <w:r/>
@@ -3631,7 +3799,7 @@
               <w:rPr>
                 <w:rFonts w:ascii="Times New Roman" w:hAnsi="Times New Roman" w:eastAsia="Times New Roman"/>
                 <w:b w:val="0"/>
-                <w:sz w:val="22"/>
+                <w:sz w:val="24"/>
               </w:rPr>
               <w:t>Nhiệm vụ 32: triển khai hạng mục công việc số 32 phục vụ năm học 2026–2027</w:t>
             </w:r>
@@ -3640,10 +3808,11 @@
         <w:tc>
           <w:tcPr>
             <w:tcW w:type="dxa" w:w="1701"/>
+            <w:vAlign w:val="center"/>
           </w:tcPr>
           <w:p>
             <w:pPr>
-              <w:spacing w:after="0"/>
+              <w:spacing w:after="40" w:before="40"/>
               <w:jc w:val="left"/>
             </w:pPr>
             <w:r/>
@@ -3651,18 +3820,19 @@
               <w:rPr>
                 <w:rFonts w:ascii="Times New Roman" w:hAnsi="Times New Roman" w:eastAsia="Times New Roman"/>
                 <w:b w:val="0"/>
-                <w:sz w:val="22"/>
+                <w:sz w:val="24"/>
               </w:rPr>
             </w:r>
           </w:p>
         </w:tc>
         <w:tc>
           <w:tcPr>
-            <w:tcW w:type="dxa" w:w="1814"/>
+            <w:tcW w:type="dxa" w:w="2041"/>
+            <w:vAlign w:val="center"/>
           </w:tcPr>
           <w:p>
             <w:pPr>
-              <w:spacing w:after="0"/>
+              <w:spacing w:after="40" w:before="40"/>
               <w:jc w:val="left"/>
             </w:pPr>
             <w:r/>
@@ -3670,7 +3840,7 @@
               <w:rPr>
                 <w:rFonts w:ascii="Times New Roman" w:hAnsi="Times New Roman" w:eastAsia="Times New Roman"/>
                 <w:b w:val="0"/>
-                <w:sz w:val="22"/>
+                <w:sz w:val="24"/>
               </w:rPr>
               <w:t>Từ 02/12/2026 đến 16/12/2026</w:t>
             </w:r>
@@ -3678,11 +3848,12 @@
         </w:tc>
         <w:tc>
           <w:tcPr>
-            <w:tcW w:type="dxa" w:w="1701"/>
+            <w:tcW w:type="dxa" w:w="1644"/>
+            <w:vAlign w:val="center"/>
           </w:tcPr>
           <w:p>
             <w:pPr>
-              <w:spacing w:after="0"/>
+              <w:spacing w:after="40" w:before="40"/>
               <w:jc w:val="left"/>
             </w:pPr>
             <w:r/>
@@ -3690,7 +3861,7 @@
               <w:rPr>
                 <w:rFonts w:ascii="Times New Roman" w:hAnsi="Times New Roman" w:eastAsia="Times New Roman"/>
                 <w:b w:val="0"/>
-                <w:sz w:val="22"/>
+                <w:sz w:val="24"/>
               </w:rPr>
               <w:t>Hoàn thành hạng mục 32</w:t>
             </w:r>
@@ -3703,11 +3874,12 @@
         </w:trPr>
         <w:tc>
           <w:tcPr>
-            <w:tcW w:type="dxa" w:w="624"/>
+            <w:tcW w:type="dxa" w:w="850"/>
+            <w:vAlign w:val="center"/>
           </w:tcPr>
           <w:p>
             <w:pPr>
-              <w:spacing w:after="0"/>
+              <w:spacing w:after="40" w:before="40"/>
               <w:jc w:val="center"/>
             </w:pPr>
             <w:r/>
@@ -3715,7 +3887,7 @@
               <w:rPr>
                 <w:rFonts w:ascii="Times New Roman" w:hAnsi="Times New Roman" w:eastAsia="Times New Roman"/>
                 <w:b w:val="0"/>
-                <w:sz w:val="22"/>
+                <w:sz w:val="24"/>
               </w:rPr>
               <w:t>33</w:t>
             </w:r>
@@ -3723,11 +3895,12 @@
         </w:tc>
         <w:tc>
           <w:tcPr>
-            <w:tcW w:type="dxa" w:w="3231"/>
+            <w:tcW w:type="dxa" w:w="2835"/>
+            <w:vAlign w:val="center"/>
           </w:tcPr>
           <w:p>
             <w:pPr>
-              <w:spacing w:after="0"/>
+              <w:spacing w:after="40" w:before="40"/>
               <w:jc w:val="left"/>
             </w:pPr>
             <w:r/>
@@ -3735,7 +3908,7 @@
               <w:rPr>
                 <w:rFonts w:ascii="Times New Roman" w:hAnsi="Times New Roman" w:eastAsia="Times New Roman"/>
                 <w:b w:val="0"/>
-                <w:sz w:val="22"/>
+                <w:sz w:val="24"/>
               </w:rPr>
               <w:t>Nhiệm vụ 33: triển khai hạng mục công việc số 33 phục vụ năm học 2026–2027</w:t>
             </w:r>
@@ -3744,10 +3917,11 @@
         <w:tc>
           <w:tcPr>
             <w:tcW w:type="dxa" w:w="1701"/>
+            <w:vAlign w:val="center"/>
           </w:tcPr>
           <w:p>
             <w:pPr>
-              <w:spacing w:after="0"/>
+              <w:spacing w:after="40" w:before="40"/>
               <w:jc w:val="left"/>
             </w:pPr>
             <w:r/>
@@ -3755,7 +3929,7 @@
               <w:rPr>
                 <w:rFonts w:ascii="Times New Roman" w:hAnsi="Times New Roman" w:eastAsia="Times New Roman"/>
                 <w:b w:val="0"/>
-                <w:sz w:val="22"/>
+                <w:sz w:val="24"/>
               </w:rPr>
               <w:t>Phòng Kế hoạch – Tài chính</w:t>
             </w:r>
@@ -3763,11 +3937,12 @@
         </w:tc>
         <w:tc>
           <w:tcPr>
-            <w:tcW w:type="dxa" w:w="1814"/>
+            <w:tcW w:type="dxa" w:w="2041"/>
+            <w:vAlign w:val="center"/>
           </w:tcPr>
           <w:p>
             <w:pPr>
-              <w:spacing w:after="0"/>
+              <w:spacing w:after="40" w:before="40"/>
               <w:jc w:val="left"/>
             </w:pPr>
             <w:r/>
@@ -3775,7 +3950,7 @@
               <w:rPr>
                 <w:rFonts w:ascii="Times New Roman" w:hAnsi="Times New Roman" w:eastAsia="Times New Roman"/>
                 <w:b w:val="0"/>
-                <w:sz w:val="22"/>
+                <w:sz w:val="24"/>
               </w:rPr>
               <w:t>Từ 03/12/2026 đến 17/12/2026</w:t>
             </w:r>
@@ -3783,11 +3958,12 @@
         </w:tc>
         <w:tc>
           <w:tcPr>
-            <w:tcW w:type="dxa" w:w="1701"/>
+            <w:tcW w:type="dxa" w:w="1644"/>
+            <w:vAlign w:val="center"/>
           </w:tcPr>
           <w:p>
             <w:pPr>
-              <w:spacing w:after="0"/>
+              <w:spacing w:after="40" w:before="40"/>
               <w:jc w:val="left"/>
             </w:pPr>
             <w:r/>
@@ -3795,7 +3971,7 @@
               <w:rPr>
                 <w:rFonts w:ascii="Times New Roman" w:hAnsi="Times New Roman" w:eastAsia="Times New Roman"/>
                 <w:b w:val="0"/>
-                <w:sz w:val="22"/>
+                <w:sz w:val="24"/>
               </w:rPr>
               <w:t>Hoàn thành hạng mục 33</w:t>
             </w:r>
@@ -3808,11 +3984,12 @@
         </w:trPr>
         <w:tc>
           <w:tcPr>
-            <w:tcW w:type="dxa" w:w="624"/>
+            <w:tcW w:type="dxa" w:w="850"/>
+            <w:vAlign w:val="center"/>
           </w:tcPr>
           <w:p>
             <w:pPr>
-              <w:spacing w:after="0"/>
+              <w:spacing w:after="40" w:before="40"/>
               <w:jc w:val="center"/>
             </w:pPr>
             <w:r/>
@@ -3820,7 +3997,7 @@
               <w:rPr>
                 <w:rFonts w:ascii="Times New Roman" w:hAnsi="Times New Roman" w:eastAsia="Times New Roman"/>
                 <w:b w:val="0"/>
-                <w:sz w:val="22"/>
+                <w:sz w:val="24"/>
               </w:rPr>
               <w:t>34</w:t>
             </w:r>
@@ -3828,11 +4005,12 @@
         </w:tc>
         <w:tc>
           <w:tcPr>
-            <w:tcW w:type="dxa" w:w="3231"/>
+            <w:tcW w:type="dxa" w:w="2835"/>
+            <w:vAlign w:val="center"/>
           </w:tcPr>
           <w:p>
             <w:pPr>
-              <w:spacing w:after="0"/>
+              <w:spacing w:after="40" w:before="40"/>
               <w:jc w:val="left"/>
             </w:pPr>
             <w:r/>
@@ -3840,7 +4018,7 @@
               <w:rPr>
                 <w:rFonts w:ascii="Times New Roman" w:hAnsi="Times New Roman" w:eastAsia="Times New Roman"/>
                 <w:b w:val="0"/>
-                <w:sz w:val="22"/>
+                <w:sz w:val="24"/>
               </w:rPr>
               <w:t>Nhiệm vụ 34: triển khai hạng mục công việc số 34 phục vụ năm học 2026–2027</w:t>
             </w:r>
@@ -3849,10 +4027,11 @@
         <w:tc>
           <w:tcPr>
             <w:tcW w:type="dxa" w:w="1701"/>
+            <w:vAlign w:val="center"/>
           </w:tcPr>
           <w:p>
             <w:pPr>
-              <w:spacing w:after="0"/>
+              <w:spacing w:after="40" w:before="40"/>
               <w:jc w:val="left"/>
             </w:pPr>
             <w:r/>
@@ -3860,7 +4039,7 @@
               <w:rPr>
                 <w:rFonts w:ascii="Times New Roman" w:hAnsi="Times New Roman" w:eastAsia="Times New Roman"/>
                 <w:b w:val="0"/>
-                <w:sz w:val="22"/>
+                <w:sz w:val="24"/>
               </w:rPr>
               <w:t>Phòng Hành chính – Tổng hợp</w:t>
             </w:r>
@@ -3868,11 +4047,12 @@
         </w:tc>
         <w:tc>
           <w:tcPr>
-            <w:tcW w:type="dxa" w:w="1814"/>
+            <w:tcW w:type="dxa" w:w="2041"/>
+            <w:vAlign w:val="center"/>
           </w:tcPr>
           <w:p>
             <w:pPr>
-              <w:spacing w:after="0"/>
+              <w:spacing w:after="40" w:before="40"/>
               <w:jc w:val="left"/>
             </w:pPr>
             <w:r/>
@@ -3880,7 +4060,7 @@
               <w:rPr>
                 <w:rFonts w:ascii="Times New Roman" w:hAnsi="Times New Roman" w:eastAsia="Times New Roman"/>
                 <w:b w:val="0"/>
-                <w:sz w:val="22"/>
+                <w:sz w:val="24"/>
               </w:rPr>
               <w:t>Từ 04/12/2026 đến 18/12/2026</w:t>
             </w:r>
@@ -3888,11 +4068,12 @@
         </w:tc>
         <w:tc>
           <w:tcPr>
-            <w:tcW w:type="dxa" w:w="1701"/>
+            <w:tcW w:type="dxa" w:w="1644"/>
+            <w:vAlign w:val="center"/>
           </w:tcPr>
           <w:p>
             <w:pPr>
-              <w:spacing w:after="0"/>
+              <w:spacing w:after="40" w:before="40"/>
               <w:jc w:val="left"/>
             </w:pPr>
             <w:r/>
@@ -3900,7 +4081,7 @@
               <w:rPr>
                 <w:rFonts w:ascii="Times New Roman" w:hAnsi="Times New Roman" w:eastAsia="Times New Roman"/>
                 <w:b w:val="0"/>
-                <w:sz w:val="22"/>
+                <w:sz w:val="24"/>
               </w:rPr>
               <w:t>Hoàn thành hạng mục 34</w:t>
             </w:r>
@@ -3913,11 +4094,12 @@
         </w:trPr>
         <w:tc>
           <w:tcPr>
-            <w:tcW w:type="dxa" w:w="624"/>
+            <w:tcW w:type="dxa" w:w="850"/>
+            <w:vAlign w:val="center"/>
           </w:tcPr>
           <w:p>
             <w:pPr>
-              <w:spacing w:after="0"/>
+              <w:spacing w:after="40" w:before="40"/>
               <w:jc w:val="center"/>
             </w:pPr>
             <w:r/>
@@ -3925,7 +4107,7 @@
               <w:rPr>
                 <w:rFonts w:ascii="Times New Roman" w:hAnsi="Times New Roman" w:eastAsia="Times New Roman"/>
                 <w:b w:val="0"/>
-                <w:sz w:val="22"/>
+                <w:sz w:val="24"/>
               </w:rPr>
               <w:t>35</w:t>
             </w:r>
@@ -3933,11 +4115,12 @@
         </w:tc>
         <w:tc>
           <w:tcPr>
-            <w:tcW w:type="dxa" w:w="3231"/>
+            <w:tcW w:type="dxa" w:w="2835"/>
+            <w:vAlign w:val="center"/>
           </w:tcPr>
           <w:p>
             <w:pPr>
-              <w:spacing w:after="0"/>
+              <w:spacing w:after="40" w:before="40"/>
               <w:jc w:val="left"/>
             </w:pPr>
             <w:r/>
@@ -3945,7 +4128,7 @@
               <w:rPr>
                 <w:rFonts w:ascii="Times New Roman" w:hAnsi="Times New Roman" w:eastAsia="Times New Roman"/>
                 <w:b w:val="0"/>
-                <w:sz w:val="22"/>
+                <w:sz w:val="24"/>
               </w:rPr>
               <w:t>Nhiệm vụ 35: triển khai hạng mục công việc số 35 phục vụ năm học 2026–2027</w:t>
             </w:r>
@@ -3954,10 +4137,11 @@
         <w:tc>
           <w:tcPr>
             <w:tcW w:type="dxa" w:w="1701"/>
+            <w:vAlign w:val="center"/>
           </w:tcPr>
           <w:p>
             <w:pPr>
-              <w:spacing w:after="0"/>
+              <w:spacing w:after="40" w:before="40"/>
               <w:jc w:val="left"/>
             </w:pPr>
             <w:r/>
@@ -3965,7 +4149,7 @@
               <w:rPr>
                 <w:rFonts w:ascii="Times New Roman" w:hAnsi="Times New Roman" w:eastAsia="Times New Roman"/>
                 <w:b w:val="0"/>
-                <w:sz w:val="22"/>
+                <w:sz w:val="24"/>
               </w:rPr>
               <w:t>Khoa Kinh tế</w:t>
             </w:r>
@@ -3973,11 +4157,12 @@
         </w:tc>
         <w:tc>
           <w:tcPr>
-            <w:tcW w:type="dxa" w:w="1814"/>
+            <w:tcW w:type="dxa" w:w="2041"/>
+            <w:vAlign w:val="center"/>
           </w:tcPr>
           <w:p>
             <w:pPr>
-              <w:spacing w:after="0"/>
+              <w:spacing w:after="40" w:before="40"/>
               <w:jc w:val="left"/>
             </w:pPr>
             <w:r/>
@@ -3985,7 +4170,7 @@
               <w:rPr>
                 <w:rFonts w:ascii="Times New Roman" w:hAnsi="Times New Roman" w:eastAsia="Times New Roman"/>
                 <w:b w:val="0"/>
-                <w:sz w:val="22"/>
+                <w:sz w:val="24"/>
               </w:rPr>
               <w:t>Từ 05/12/2026 đến 19/12/2026</w:t>
             </w:r>
@@ -3993,11 +4178,12 @@
         </w:tc>
         <w:tc>
           <w:tcPr>
-            <w:tcW w:type="dxa" w:w="1701"/>
+            <w:tcW w:type="dxa" w:w="1644"/>
+            <w:vAlign w:val="center"/>
           </w:tcPr>
           <w:p>
             <w:pPr>
-              <w:spacing w:after="0"/>
+              <w:spacing w:after="40" w:before="40"/>
               <w:jc w:val="left"/>
             </w:pPr>
             <w:r/>
@@ -4005,7 +4191,7 @@
               <w:rPr>
                 <w:rFonts w:ascii="Times New Roman" w:hAnsi="Times New Roman" w:eastAsia="Times New Roman"/>
                 <w:b w:val="0"/>
-                <w:sz w:val="22"/>
+                <w:sz w:val="24"/>
               </w:rPr>
               <w:t>Hoàn thành hạng mục 35</w:t>
             </w:r>
@@ -4018,11 +4204,12 @@
         </w:trPr>
         <w:tc>
           <w:tcPr>
-            <w:tcW w:type="dxa" w:w="624"/>
+            <w:tcW w:type="dxa" w:w="850"/>
+            <w:vAlign w:val="center"/>
           </w:tcPr>
           <w:p>
             <w:pPr>
-              <w:spacing w:after="0"/>
+              <w:spacing w:after="40" w:before="40"/>
               <w:jc w:val="center"/>
             </w:pPr>
             <w:r/>
@@ -4030,7 +4217,7 @@
               <w:rPr>
                 <w:rFonts w:ascii="Times New Roman" w:hAnsi="Times New Roman" w:eastAsia="Times New Roman"/>
                 <w:b w:val="0"/>
-                <w:sz w:val="22"/>
+                <w:sz w:val="24"/>
               </w:rPr>
               <w:t>36</w:t>
             </w:r>
@@ -4038,11 +4225,12 @@
         </w:tc>
         <w:tc>
           <w:tcPr>
-            <w:tcW w:type="dxa" w:w="3231"/>
+            <w:tcW w:type="dxa" w:w="2835"/>
+            <w:vAlign w:val="center"/>
           </w:tcPr>
           <w:p>
             <w:pPr>
-              <w:spacing w:after="0"/>
+              <w:spacing w:after="40" w:before="40"/>
               <w:jc w:val="left"/>
             </w:pPr>
             <w:r/>
@@ -4050,7 +4238,7 @@
               <w:rPr>
                 <w:rFonts w:ascii="Times New Roman" w:hAnsi="Times New Roman" w:eastAsia="Times New Roman"/>
                 <w:b w:val="0"/>
-                <w:sz w:val="22"/>
+                <w:sz w:val="24"/>
               </w:rPr>
               <w:t>Nhiệm vụ 36: triển khai hạng mục công việc số 36 phục vụ năm học 2026–2027</w:t>
             </w:r>
@@ -4059,10 +4247,11 @@
         <w:tc>
           <w:tcPr>
             <w:tcW w:type="dxa" w:w="1701"/>
+            <w:vAlign w:val="center"/>
           </w:tcPr>
           <w:p>
             <w:pPr>
-              <w:spacing w:after="0"/>
+              <w:spacing w:after="40" w:before="40"/>
               <w:jc w:val="left"/>
             </w:pPr>
             <w:r/>
@@ -4070,7 +4259,7 @@
               <w:rPr>
                 <w:rFonts w:ascii="Times New Roman" w:hAnsi="Times New Roman" w:eastAsia="Times New Roman"/>
                 <w:b w:val="0"/>
-                <w:sz w:val="22"/>
+                <w:sz w:val="24"/>
               </w:rPr>
               <w:t>Khoa Luật</w:t>
             </w:r>
@@ -4078,11 +4267,12 @@
         </w:tc>
         <w:tc>
           <w:tcPr>
-            <w:tcW w:type="dxa" w:w="1814"/>
+            <w:tcW w:type="dxa" w:w="2041"/>
+            <w:vAlign w:val="center"/>
           </w:tcPr>
           <w:p>
             <w:pPr>
-              <w:spacing w:after="0"/>
+              <w:spacing w:after="40" w:before="40"/>
               <w:jc w:val="left"/>
             </w:pPr>
             <w:r/>
@@ -4090,7 +4280,7 @@
               <w:rPr>
                 <w:rFonts w:ascii="Times New Roman" w:hAnsi="Times New Roman" w:eastAsia="Times New Roman"/>
                 <w:b w:val="0"/>
-                <w:sz w:val="22"/>
+                <w:sz w:val="24"/>
               </w:rPr>
               <w:t>Từ 06/12/2026 đến 20/12/2026</w:t>
             </w:r>
@@ -4098,11 +4288,12 @@
         </w:tc>
         <w:tc>
           <w:tcPr>
-            <w:tcW w:type="dxa" w:w="1701"/>
+            <w:tcW w:type="dxa" w:w="1644"/>
+            <w:vAlign w:val="center"/>
           </w:tcPr>
           <w:p>
             <w:pPr>
-              <w:spacing w:after="0"/>
+              <w:spacing w:after="40" w:before="40"/>
               <w:jc w:val="left"/>
             </w:pPr>
             <w:r/>
@@ -4110,7 +4301,7 @@
               <w:rPr>
                 <w:rFonts w:ascii="Times New Roman" w:hAnsi="Times New Roman" w:eastAsia="Times New Roman"/>
                 <w:b w:val="0"/>
-                <w:sz w:val="22"/>
+                <w:sz w:val="24"/>
               </w:rPr>
               <w:t>Hoàn thành hạng mục 36</w:t>
             </w:r>
@@ -4123,11 +4314,12 @@
         </w:trPr>
         <w:tc>
           <w:tcPr>
-            <w:tcW w:type="dxa" w:w="624"/>
+            <w:tcW w:type="dxa" w:w="850"/>
+            <w:vAlign w:val="center"/>
           </w:tcPr>
           <w:p>
             <w:pPr>
-              <w:spacing w:after="0"/>
+              <w:spacing w:after="40" w:before="40"/>
               <w:jc w:val="center"/>
             </w:pPr>
             <w:r/>
@@ -4135,7 +4327,7 @@
               <w:rPr>
                 <w:rFonts w:ascii="Times New Roman" w:hAnsi="Times New Roman" w:eastAsia="Times New Roman"/>
                 <w:b w:val="0"/>
-                <w:sz w:val="22"/>
+                <w:sz w:val="24"/>
               </w:rPr>
               <w:t>37</w:t>
             </w:r>
@@ -4143,11 +4335,12 @@
         </w:tc>
         <w:tc>
           <w:tcPr>
-            <w:tcW w:type="dxa" w:w="3231"/>
+            <w:tcW w:type="dxa" w:w="2835"/>
+            <w:vAlign w:val="center"/>
           </w:tcPr>
           <w:p>
             <w:pPr>
-              <w:spacing w:after="0"/>
+              <w:spacing w:after="40" w:before="40"/>
               <w:jc w:val="left"/>
             </w:pPr>
             <w:r/>
@@ -4155,7 +4348,7 @@
               <w:rPr>
                 <w:rFonts w:ascii="Times New Roman" w:hAnsi="Times New Roman" w:eastAsia="Times New Roman"/>
                 <w:b w:val="0"/>
-                <w:sz w:val="22"/>
+                <w:sz w:val="24"/>
               </w:rPr>
               <w:t>Nhiệm vụ 37: triển khai hạng mục công việc số 37 phục vụ năm học 2026–2027</w:t>
             </w:r>
@@ -4164,10 +4357,11 @@
         <w:tc>
           <w:tcPr>
             <w:tcW w:type="dxa" w:w="1701"/>
+            <w:vAlign w:val="center"/>
           </w:tcPr>
           <w:p>
             <w:pPr>
-              <w:spacing w:after="0"/>
+              <w:spacing w:after="40" w:before="40"/>
               <w:jc w:val="left"/>
             </w:pPr>
             <w:r/>
@@ -4175,7 +4369,7 @@
               <w:rPr>
                 <w:rFonts w:ascii="Times New Roman" w:hAnsi="Times New Roman" w:eastAsia="Times New Roman"/>
                 <w:b w:val="0"/>
-                <w:sz w:val="22"/>
+                <w:sz w:val="24"/>
               </w:rPr>
               <w:t>Phòng Đào tạo</w:t>
             </w:r>
@@ -4183,11 +4377,12 @@
         </w:tc>
         <w:tc>
           <w:tcPr>
-            <w:tcW w:type="dxa" w:w="1814"/>
+            <w:tcW w:type="dxa" w:w="2041"/>
+            <w:vAlign w:val="center"/>
           </w:tcPr>
           <w:p>
             <w:pPr>
-              <w:spacing w:after="0"/>
+              <w:spacing w:after="40" w:before="40"/>
               <w:jc w:val="left"/>
             </w:pPr>
             <w:r/>
@@ -4195,7 +4390,7 @@
               <w:rPr>
                 <w:rFonts w:ascii="Times New Roman" w:hAnsi="Times New Roman" w:eastAsia="Times New Roman"/>
                 <w:b w:val="0"/>
-                <w:sz w:val="22"/>
+                <w:sz w:val="24"/>
               </w:rPr>
               <w:t>Từ 07/12/2026 đến 21/12/2026</w:t>
             </w:r>
@@ -4203,11 +4398,12 @@
         </w:tc>
         <w:tc>
           <w:tcPr>
-            <w:tcW w:type="dxa" w:w="1701"/>
+            <w:tcW w:type="dxa" w:w="1644"/>
+            <w:vAlign w:val="center"/>
           </w:tcPr>
           <w:p>
             <w:pPr>
-              <w:spacing w:after="0"/>
+              <w:spacing w:after="40" w:before="40"/>
               <w:jc w:val="left"/>
             </w:pPr>
             <w:r/>
@@ -4215,7 +4411,7 @@
               <w:rPr>
                 <w:rFonts w:ascii="Times New Roman" w:hAnsi="Times New Roman" w:eastAsia="Times New Roman"/>
                 <w:b w:val="0"/>
-                <w:sz w:val="22"/>
+                <w:sz w:val="24"/>
               </w:rPr>
               <w:t>Hoàn thành hạng mục 37</w:t>
             </w:r>
@@ -4228,11 +4424,12 @@
         </w:trPr>
         <w:tc>
           <w:tcPr>
-            <w:tcW w:type="dxa" w:w="624"/>
+            <w:tcW w:type="dxa" w:w="850"/>
+            <w:vAlign w:val="center"/>
           </w:tcPr>
           <w:p>
             <w:pPr>
-              <w:spacing w:after="0"/>
+              <w:spacing w:after="40" w:before="40"/>
               <w:jc w:val="center"/>
             </w:pPr>
             <w:r/>
@@ -4240,7 +4437,7 @@
               <w:rPr>
                 <w:rFonts w:ascii="Times New Roman" w:hAnsi="Times New Roman" w:eastAsia="Times New Roman"/>
                 <w:b w:val="0"/>
-                <w:sz w:val="22"/>
+                <w:sz w:val="24"/>
               </w:rPr>
               <w:t>38</w:t>
             </w:r>
@@ -4248,11 +4445,12 @@
         </w:tc>
         <w:tc>
           <w:tcPr>
-            <w:tcW w:type="dxa" w:w="3231"/>
+            <w:tcW w:type="dxa" w:w="2835"/>
+            <w:vAlign w:val="center"/>
           </w:tcPr>
           <w:p>
             <w:pPr>
-              <w:spacing w:after="0"/>
+              <w:spacing w:after="40" w:before="40"/>
               <w:jc w:val="left"/>
             </w:pPr>
             <w:r/>
@@ -4260,7 +4458,7 @@
               <w:rPr>
                 <w:rFonts w:ascii="Times New Roman" w:hAnsi="Times New Roman" w:eastAsia="Times New Roman"/>
                 <w:b w:val="0"/>
-                <w:sz w:val="22"/>
+                <w:sz w:val="24"/>
               </w:rPr>
               <w:t>Nhiệm vụ 38: triển khai hạng mục công việc số 38 phục vụ năm học 2026–2027</w:t>
             </w:r>
@@ -4269,10 +4467,11 @@
         <w:tc>
           <w:tcPr>
             <w:tcW w:type="dxa" w:w="1701"/>
+            <w:vAlign w:val="center"/>
           </w:tcPr>
           <w:p>
             <w:pPr>
-              <w:spacing w:after="0"/>
+              <w:spacing w:after="40" w:before="40"/>
               <w:jc w:val="left"/>
             </w:pPr>
             <w:r/>
@@ -4280,7 +4479,7 @@
               <w:rPr>
                 <w:rFonts w:ascii="Times New Roman" w:hAnsi="Times New Roman" w:eastAsia="Times New Roman"/>
                 <w:b w:val="0"/>
-                <w:sz w:val="22"/>
+                <w:sz w:val="24"/>
               </w:rPr>
               <w:t>Phòng Công tác sinh viên</w:t>
             </w:r>
@@ -4288,11 +4487,12 @@
         </w:tc>
         <w:tc>
           <w:tcPr>
-            <w:tcW w:type="dxa" w:w="1814"/>
+            <w:tcW w:type="dxa" w:w="2041"/>
+            <w:vAlign w:val="center"/>
           </w:tcPr>
           <w:p>
             <w:pPr>
-              <w:spacing w:after="0"/>
+              <w:spacing w:after="40" w:before="40"/>
               <w:jc w:val="left"/>
             </w:pPr>
             <w:r/>
@@ -4300,7 +4500,7 @@
               <w:rPr>
                 <w:rFonts w:ascii="Times New Roman" w:hAnsi="Times New Roman" w:eastAsia="Times New Roman"/>
                 <w:b w:val="0"/>
-                <w:sz w:val="22"/>
+                <w:sz w:val="24"/>
               </w:rPr>
               <w:t>Từ 08/12/2026 đến 22/12/2026</w:t>
             </w:r>
@@ -4308,11 +4508,12 @@
         </w:tc>
         <w:tc>
           <w:tcPr>
-            <w:tcW w:type="dxa" w:w="1701"/>
+            <w:tcW w:type="dxa" w:w="1644"/>
+            <w:vAlign w:val="center"/>
           </w:tcPr>
           <w:p>
             <w:pPr>
-              <w:spacing w:after="0"/>
+              <w:spacing w:after="40" w:before="40"/>
               <w:jc w:val="left"/>
             </w:pPr>
             <w:r/>
@@ -4320,7 +4521,7 @@
               <w:rPr>
                 <w:rFonts w:ascii="Times New Roman" w:hAnsi="Times New Roman" w:eastAsia="Times New Roman"/>
                 <w:b w:val="0"/>
-                <w:sz w:val="22"/>
+                <w:sz w:val="24"/>
               </w:rPr>
               <w:t>Hoàn thành hạng mục 38</w:t>
             </w:r>
@@ -4333,11 +4534,12 @@
         </w:trPr>
         <w:tc>
           <w:tcPr>
-            <w:tcW w:type="dxa" w:w="624"/>
+            <w:tcW w:type="dxa" w:w="850"/>
+            <w:vAlign w:val="center"/>
           </w:tcPr>
           <w:p>
             <w:pPr>
-              <w:spacing w:after="0"/>
+              <w:spacing w:after="40" w:before="40"/>
               <w:jc w:val="center"/>
             </w:pPr>
             <w:r/>
@@ -4345,7 +4547,7 @@
               <w:rPr>
                 <w:rFonts w:ascii="Times New Roman" w:hAnsi="Times New Roman" w:eastAsia="Times New Roman"/>
                 <w:b w:val="0"/>
-                <w:sz w:val="22"/>
+                <w:sz w:val="24"/>
               </w:rPr>
               <w:t>39</w:t>
             </w:r>
@@ -4353,11 +4555,12 @@
         </w:tc>
         <w:tc>
           <w:tcPr>
-            <w:tcW w:type="dxa" w:w="3231"/>
+            <w:tcW w:type="dxa" w:w="2835"/>
+            <w:vAlign w:val="center"/>
           </w:tcPr>
           <w:p>
             <w:pPr>
-              <w:spacing w:after="0"/>
+              <w:spacing w:after="40" w:before="40"/>
               <w:jc w:val="left"/>
             </w:pPr>
             <w:r/>
@@ -4365,7 +4568,7 @@
               <w:rPr>
                 <w:rFonts w:ascii="Times New Roman" w:hAnsi="Times New Roman" w:eastAsia="Times New Roman"/>
                 <w:b w:val="0"/>
-                <w:sz w:val="22"/>
+                <w:sz w:val="24"/>
               </w:rPr>
               <w:t>Nhiệm vụ 39: triển khai hạng mục công việc số 39 phục vụ năm học 2026–2027</w:t>
             </w:r>
@@ -4374,10 +4577,11 @@
         <w:tc>
           <w:tcPr>
             <w:tcW w:type="dxa" w:w="1701"/>
+            <w:vAlign w:val="center"/>
           </w:tcPr>
           <w:p>
             <w:pPr>
-              <w:spacing w:after="0"/>
+              <w:spacing w:after="40" w:before="40"/>
               <w:jc w:val="left"/>
             </w:pPr>
             <w:r/>
@@ -4385,7 +4589,7 @@
               <w:rPr>
                 <w:rFonts w:ascii="Times New Roman" w:hAnsi="Times New Roman" w:eastAsia="Times New Roman"/>
                 <w:b w:val="0"/>
-                <w:sz w:val="22"/>
+                <w:sz w:val="24"/>
               </w:rPr>
               <w:t>Phòng Kế hoạch – Tài chính</w:t>
             </w:r>
@@ -4393,11 +4597,12 @@
         </w:tc>
         <w:tc>
           <w:tcPr>
-            <w:tcW w:type="dxa" w:w="1814"/>
+            <w:tcW w:type="dxa" w:w="2041"/>
+            <w:vAlign w:val="center"/>
           </w:tcPr>
           <w:p>
             <w:pPr>
-              <w:spacing w:after="0"/>
+              <w:spacing w:after="40" w:before="40"/>
               <w:jc w:val="left"/>
             </w:pPr>
             <w:r/>
@@ -4405,7 +4610,7 @@
               <w:rPr>
                 <w:rFonts w:ascii="Times New Roman" w:hAnsi="Times New Roman" w:eastAsia="Times New Roman"/>
                 <w:b w:val="0"/>
-                <w:sz w:val="22"/>
+                <w:sz w:val="24"/>
               </w:rPr>
               <w:t>Từ 09/12/2026 đến 23/12/2026</w:t>
             </w:r>
@@ -4413,11 +4618,12 @@
         </w:tc>
         <w:tc>
           <w:tcPr>
-            <w:tcW w:type="dxa" w:w="1701"/>
+            <w:tcW w:type="dxa" w:w="1644"/>
+            <w:vAlign w:val="center"/>
           </w:tcPr>
           <w:p>
             <w:pPr>
-              <w:spacing w:after="0"/>
+              <w:spacing w:after="40" w:before="40"/>
               <w:jc w:val="left"/>
             </w:pPr>
             <w:r/>
@@ -4425,7 +4631,7 @@
               <w:rPr>
                 <w:rFonts w:ascii="Times New Roman" w:hAnsi="Times New Roman" w:eastAsia="Times New Roman"/>
                 <w:b w:val="0"/>
-                <w:sz w:val="22"/>
+                <w:sz w:val="24"/>
               </w:rPr>
               <w:t>Hoàn thành hạng mục 39</w:t>
             </w:r>
@@ -4438,11 +4644,12 @@
         </w:trPr>
         <w:tc>
           <w:tcPr>
-            <w:tcW w:type="dxa" w:w="624"/>
+            <w:tcW w:type="dxa" w:w="850"/>
+            <w:vAlign w:val="center"/>
           </w:tcPr>
           <w:p>
             <w:pPr>
-              <w:spacing w:after="0"/>
+              <w:spacing w:after="40" w:before="40"/>
               <w:jc w:val="center"/>
             </w:pPr>
             <w:r/>
@@ -4450,7 +4657,7 @@
               <w:rPr>
                 <w:rFonts w:ascii="Times New Roman" w:hAnsi="Times New Roman" w:eastAsia="Times New Roman"/>
                 <w:b w:val="0"/>
-                <w:sz w:val="22"/>
+                <w:sz w:val="24"/>
               </w:rPr>
               <w:t>40</w:t>
             </w:r>
@@ -4458,11 +4665,12 @@
         </w:tc>
         <w:tc>
           <w:tcPr>
-            <w:tcW w:type="dxa" w:w="3231"/>
+            <w:tcW w:type="dxa" w:w="2835"/>
+            <w:vAlign w:val="center"/>
           </w:tcPr>
           <w:p>
             <w:pPr>
-              <w:spacing w:after="0"/>
+              <w:spacing w:after="40" w:before="40"/>
               <w:jc w:val="left"/>
             </w:pPr>
             <w:r/>
@@ -4470,7 +4678,7 @@
               <w:rPr>
                 <w:rFonts w:ascii="Times New Roman" w:hAnsi="Times New Roman" w:eastAsia="Times New Roman"/>
                 <w:b w:val="0"/>
-                <w:sz w:val="22"/>
+                <w:sz w:val="24"/>
               </w:rPr>
               <w:t>Nhiệm vụ 40: triển khai hạng mục công việc số 40 phục vụ năm học 2026–2027</w:t>
             </w:r>
@@ -4479,10 +4687,11 @@
         <w:tc>
           <w:tcPr>
             <w:tcW w:type="dxa" w:w="1701"/>
+            <w:vAlign w:val="center"/>
           </w:tcPr>
           <w:p>
             <w:pPr>
-              <w:spacing w:after="0"/>
+              <w:spacing w:after="40" w:before="40"/>
               <w:jc w:val="left"/>
             </w:pPr>
             <w:r/>
@@ -4490,7 +4699,7 @@
               <w:rPr>
                 <w:rFonts w:ascii="Times New Roman" w:hAnsi="Times New Roman" w:eastAsia="Times New Roman"/>
                 <w:b w:val="0"/>
-                <w:sz w:val="22"/>
+                <w:sz w:val="24"/>
               </w:rPr>
               <w:t>Phòng Hành chính – Tổng hợp</w:t>
             </w:r>
@@ -4498,11 +4707,12 @@
         </w:tc>
         <w:tc>
           <w:tcPr>
-            <w:tcW w:type="dxa" w:w="1814"/>
+            <w:tcW w:type="dxa" w:w="2041"/>
+            <w:vAlign w:val="center"/>
           </w:tcPr>
           <w:p>
             <w:pPr>
-              <w:spacing w:after="0"/>
+              <w:spacing w:after="40" w:before="40"/>
               <w:jc w:val="left"/>
             </w:pPr>
             <w:r/>
@@ -4510,7 +4720,7 @@
               <w:rPr>
                 <w:rFonts w:ascii="Times New Roman" w:hAnsi="Times New Roman" w:eastAsia="Times New Roman"/>
                 <w:b w:val="0"/>
-                <w:sz w:val="22"/>
+                <w:sz w:val="24"/>
               </w:rPr>
               <w:t>Từ 10/12/2026 đến 24/12/2026</w:t>
             </w:r>
@@ -4518,11 +4728,12 @@
         </w:tc>
         <w:tc>
           <w:tcPr>
-            <w:tcW w:type="dxa" w:w="1701"/>
+            <w:tcW w:type="dxa" w:w="1644"/>
+            <w:vAlign w:val="center"/>
           </w:tcPr>
           <w:p>
             <w:pPr>
-              <w:spacing w:after="0"/>
+              <w:spacing w:after="40" w:before="40"/>
               <w:jc w:val="left"/>
             </w:pPr>
             <w:r/>
@@ -4530,7 +4741,7 @@
               <w:rPr>
                 <w:rFonts w:ascii="Times New Roman" w:hAnsi="Times New Roman" w:eastAsia="Times New Roman"/>
                 <w:b w:val="0"/>
-                <w:sz w:val="22"/>
+                <w:sz w:val="24"/>
               </w:rPr>
               <w:t>Hoàn thành hạng mục 40</w:t>
             </w:r>
@@ -4543,11 +4754,12 @@
         </w:trPr>
         <w:tc>
           <w:tcPr>
-            <w:tcW w:type="dxa" w:w="624"/>
+            <w:tcW w:type="dxa" w:w="850"/>
+            <w:vAlign w:val="center"/>
           </w:tcPr>
           <w:p>
             <w:pPr>
-              <w:spacing w:after="0"/>
+              <w:spacing w:after="40" w:before="40"/>
               <w:jc w:val="center"/>
             </w:pPr>
             <w:r/>
@@ -4555,7 +4767,7 @@
               <w:rPr>
                 <w:rFonts w:ascii="Times New Roman" w:hAnsi="Times New Roman" w:eastAsia="Times New Roman"/>
                 <w:b w:val="0"/>
-                <w:sz w:val="22"/>
+                <w:sz w:val="24"/>
               </w:rPr>
               <w:t>41</w:t>
             </w:r>
@@ -4563,11 +4775,12 @@
         </w:tc>
         <w:tc>
           <w:tcPr>
-            <w:tcW w:type="dxa" w:w="3231"/>
+            <w:tcW w:type="dxa" w:w="2835"/>
+            <w:vAlign w:val="center"/>
           </w:tcPr>
           <w:p>
             <w:pPr>
-              <w:spacing w:after="0"/>
+              <w:spacing w:after="40" w:before="40"/>
               <w:jc w:val="left"/>
             </w:pPr>
             <w:r/>
@@ -4575,7 +4788,7 @@
               <w:rPr>
                 <w:rFonts w:ascii="Times New Roman" w:hAnsi="Times New Roman" w:eastAsia="Times New Roman"/>
                 <w:b w:val="0"/>
-                <w:sz w:val="22"/>
+                <w:sz w:val="24"/>
               </w:rPr>
               <w:t>Nhiệm vụ 41: triển khai hạng mục công việc số 41 phục vụ năm học 2026–2027</w:t>
             </w:r>
@@ -4584,10 +4797,11 @@
         <w:tc>
           <w:tcPr>
             <w:tcW w:type="dxa" w:w="1701"/>
+            <w:vAlign w:val="center"/>
           </w:tcPr>
           <w:p>
             <w:pPr>
-              <w:spacing w:after="0"/>
+              <w:spacing w:after="40" w:before="40"/>
               <w:jc w:val="left"/>
             </w:pPr>
             <w:r/>
@@ -4595,7 +4809,7 @@
               <w:rPr>
                 <w:rFonts w:ascii="Times New Roman" w:hAnsi="Times New Roman" w:eastAsia="Times New Roman"/>
                 <w:b w:val="0"/>
-                <w:sz w:val="22"/>
+                <w:sz w:val="24"/>
               </w:rPr>
               <w:t>Khoa Kinh tế</w:t>
             </w:r>
@@ -4603,11 +4817,12 @@
         </w:tc>
         <w:tc>
           <w:tcPr>
-            <w:tcW w:type="dxa" w:w="1814"/>
+            <w:tcW w:type="dxa" w:w="2041"/>
+            <w:vAlign w:val="center"/>
           </w:tcPr>
           <w:p>
             <w:pPr>
-              <w:spacing w:after="0"/>
+              <w:spacing w:after="40" w:before="40"/>
               <w:jc w:val="left"/>
             </w:pPr>
             <w:r/>
@@ -4615,7 +4830,7 @@
               <w:rPr>
                 <w:rFonts w:ascii="Times New Roman" w:hAnsi="Times New Roman" w:eastAsia="Times New Roman"/>
                 <w:b w:val="0"/>
-                <w:sz w:val="22"/>
+                <w:sz w:val="24"/>
               </w:rPr>
               <w:t>Từ 01/12/2026 đến 15/12/2026</w:t>
             </w:r>
@@ -4623,11 +4838,12 @@
         </w:tc>
         <w:tc>
           <w:tcPr>
-            <w:tcW w:type="dxa" w:w="1701"/>
+            <w:tcW w:type="dxa" w:w="1644"/>
+            <w:vAlign w:val="center"/>
           </w:tcPr>
           <w:p>
             <w:pPr>
-              <w:spacing w:after="0"/>
+              <w:spacing w:after="40" w:before="40"/>
               <w:jc w:val="left"/>
             </w:pPr>
             <w:r/>
@@ -4635,7 +4851,7 @@
               <w:rPr>
                 <w:rFonts w:ascii="Times New Roman" w:hAnsi="Times New Roman" w:eastAsia="Times New Roman"/>
                 <w:b w:val="0"/>
-                <w:sz w:val="22"/>
+                <w:sz w:val="24"/>
               </w:rPr>
               <w:t>Hoàn thành hạng mục 41</w:t>
             </w:r>
@@ -4648,11 +4864,12 @@
         </w:trPr>
         <w:tc>
           <w:tcPr>
-            <w:tcW w:type="dxa" w:w="624"/>
+            <w:tcW w:type="dxa" w:w="850"/>
+            <w:vAlign w:val="center"/>
           </w:tcPr>
           <w:p>
             <w:pPr>
-              <w:spacing w:after="0"/>
+              <w:spacing w:after="40" w:before="40"/>
               <w:jc w:val="center"/>
             </w:pPr>
             <w:r/>
@@ -4660,7 +4877,7 @@
               <w:rPr>
                 <w:rFonts w:ascii="Times New Roman" w:hAnsi="Times New Roman" w:eastAsia="Times New Roman"/>
                 <w:b w:val="0"/>
-                <w:sz w:val="22"/>
+                <w:sz w:val="24"/>
               </w:rPr>
               <w:t>42</w:t>
             </w:r>
@@ -4668,11 +4885,12 @@
         </w:tc>
         <w:tc>
           <w:tcPr>
-            <w:tcW w:type="dxa" w:w="3231"/>
+            <w:tcW w:type="dxa" w:w="2835"/>
+            <w:vAlign w:val="center"/>
           </w:tcPr>
           <w:p>
             <w:pPr>
-              <w:spacing w:after="0"/>
+              <w:spacing w:after="40" w:before="40"/>
               <w:jc w:val="left"/>
             </w:pPr>
             <w:r/>
@@ -4680,7 +4898,7 @@
               <w:rPr>
                 <w:rFonts w:ascii="Times New Roman" w:hAnsi="Times New Roman" w:eastAsia="Times New Roman"/>
                 <w:b w:val="0"/>
-                <w:sz w:val="22"/>
+                <w:sz w:val="24"/>
               </w:rPr>
               <w:t>Nhiệm vụ 42: triển khai hạng mục công việc số 42 phục vụ năm học 2026–2027</w:t>
             </w:r>
@@ -4689,10 +4907,11 @@
         <w:tc>
           <w:tcPr>
             <w:tcW w:type="dxa" w:w="1701"/>
+            <w:vAlign w:val="center"/>
           </w:tcPr>
           <w:p>
             <w:pPr>
-              <w:spacing w:after="0"/>
+              <w:spacing w:after="40" w:before="40"/>
               <w:jc w:val="left"/>
             </w:pPr>
             <w:r/>
@@ -4700,7 +4919,7 @@
               <w:rPr>
                 <w:rFonts w:ascii="Times New Roman" w:hAnsi="Times New Roman" w:eastAsia="Times New Roman"/>
                 <w:b w:val="0"/>
-                <w:sz w:val="22"/>
+                <w:sz w:val="24"/>
               </w:rPr>
               <w:t>Khoa Luật</w:t>
             </w:r>
@@ -4708,11 +4927,12 @@
         </w:tc>
         <w:tc>
           <w:tcPr>
-            <w:tcW w:type="dxa" w:w="1814"/>
+            <w:tcW w:type="dxa" w:w="2041"/>
+            <w:vAlign w:val="center"/>
           </w:tcPr>
           <w:p>
             <w:pPr>
-              <w:spacing w:after="0"/>
+              <w:spacing w:after="40" w:before="40"/>
               <w:jc w:val="left"/>
             </w:pPr>
             <w:r/>
@@ -4720,7 +4940,7 @@
               <w:rPr>
                 <w:rFonts w:ascii="Times New Roman" w:hAnsi="Times New Roman" w:eastAsia="Times New Roman"/>
                 <w:b w:val="0"/>
-                <w:sz w:val="22"/>
+                <w:sz w:val="24"/>
               </w:rPr>
               <w:t>Từ 02/12/2026 đến 16/12/2026</w:t>
             </w:r>
@@ -4728,11 +4948,12 @@
         </w:tc>
         <w:tc>
           <w:tcPr>
-            <w:tcW w:type="dxa" w:w="1701"/>
+            <w:tcW w:type="dxa" w:w="1644"/>
+            <w:vAlign w:val="center"/>
           </w:tcPr>
           <w:p>
             <w:pPr>
-              <w:spacing w:after="0"/>
+              <w:spacing w:after="40" w:before="40"/>
               <w:jc w:val="left"/>
             </w:pPr>
             <w:r/>
@@ -4740,7 +4961,7 @@
               <w:rPr>
                 <w:rFonts w:ascii="Times New Roman" w:hAnsi="Times New Roman" w:eastAsia="Times New Roman"/>
                 <w:b w:val="0"/>
-                <w:sz w:val="22"/>
+                <w:sz w:val="24"/>
               </w:rPr>
               <w:t>Hoàn thành hạng mục 42</w:t>
             </w:r>
@@ -4753,11 +4974,12 @@
         </w:trPr>
         <w:tc>
           <w:tcPr>
-            <w:tcW w:type="dxa" w:w="624"/>
+            <w:tcW w:type="dxa" w:w="850"/>
+            <w:vAlign w:val="center"/>
           </w:tcPr>
           <w:p>
             <w:pPr>
-              <w:spacing w:after="0"/>
+              <w:spacing w:after="40" w:before="40"/>
               <w:jc w:val="center"/>
             </w:pPr>
             <w:r/>
@@ -4765,7 +4987,7 @@
               <w:rPr>
                 <w:rFonts w:ascii="Times New Roman" w:hAnsi="Times New Roman" w:eastAsia="Times New Roman"/>
                 <w:b w:val="0"/>
-                <w:sz w:val="22"/>
+                <w:sz w:val="24"/>
               </w:rPr>
               <w:t>43</w:t>
             </w:r>
@@ -4773,11 +4995,12 @@
         </w:tc>
         <w:tc>
           <w:tcPr>
-            <w:tcW w:type="dxa" w:w="3231"/>
+            <w:tcW w:type="dxa" w:w="2835"/>
+            <w:vAlign w:val="center"/>
           </w:tcPr>
           <w:p>
             <w:pPr>
-              <w:spacing w:after="0"/>
+              <w:spacing w:after="40" w:before="40"/>
               <w:jc w:val="left"/>
             </w:pPr>
             <w:r/>
@@ -4785,7 +5008,7 @@
               <w:rPr>
                 <w:rFonts w:ascii="Times New Roman" w:hAnsi="Times New Roman" w:eastAsia="Times New Roman"/>
                 <w:b w:val="0"/>
-                <w:sz w:val="22"/>
+                <w:sz w:val="24"/>
               </w:rPr>
               <w:t>Nhiệm vụ 43: triển khai hạng mục công việc số 43 phục vụ năm học 2026–2027</w:t>
             </w:r>
@@ -4794,10 +5017,11 @@
         <w:tc>
           <w:tcPr>
             <w:tcW w:type="dxa" w:w="1701"/>
+            <w:vAlign w:val="center"/>
           </w:tcPr>
           <w:p>
             <w:pPr>
-              <w:spacing w:after="0"/>
+              <w:spacing w:after="40" w:before="40"/>
               <w:jc w:val="left"/>
             </w:pPr>
             <w:r/>
@@ -4805,7 +5029,7 @@
               <w:rPr>
                 <w:rFonts w:ascii="Times New Roman" w:hAnsi="Times New Roman" w:eastAsia="Times New Roman"/>
                 <w:b w:val="0"/>
-                <w:sz w:val="22"/>
+                <w:sz w:val="24"/>
               </w:rPr>
               <w:t>Phòng Đào tạo</w:t>
             </w:r>
@@ -4813,11 +5037,12 @@
         </w:tc>
         <w:tc>
           <w:tcPr>
-            <w:tcW w:type="dxa" w:w="1814"/>
+            <w:tcW w:type="dxa" w:w="2041"/>
+            <w:vAlign w:val="center"/>
           </w:tcPr>
           <w:p>
             <w:pPr>
-              <w:spacing w:after="0"/>
+              <w:spacing w:after="40" w:before="40"/>
               <w:jc w:val="left"/>
             </w:pPr>
             <w:r/>
@@ -4825,7 +5050,7 @@
               <w:rPr>
                 <w:rFonts w:ascii="Times New Roman" w:hAnsi="Times New Roman" w:eastAsia="Times New Roman"/>
                 <w:b w:val="0"/>
-                <w:sz w:val="22"/>
+                <w:sz w:val="24"/>
               </w:rPr>
               <w:t>Từ 03/12/2026 đến 17/12/2026</w:t>
             </w:r>
@@ -4833,11 +5058,12 @@
         </w:tc>
         <w:tc>
           <w:tcPr>
-            <w:tcW w:type="dxa" w:w="1701"/>
+            <w:tcW w:type="dxa" w:w="1644"/>
+            <w:vAlign w:val="center"/>
           </w:tcPr>
           <w:p>
             <w:pPr>
-              <w:spacing w:after="0"/>
+              <w:spacing w:after="40" w:before="40"/>
               <w:jc w:val="left"/>
             </w:pPr>
             <w:r/>
@@ -4845,7 +5071,7 @@
               <w:rPr>
                 <w:rFonts w:ascii="Times New Roman" w:hAnsi="Times New Roman" w:eastAsia="Times New Roman"/>
                 <w:b w:val="0"/>
-                <w:sz w:val="22"/>
+                <w:sz w:val="24"/>
               </w:rPr>
               <w:t>Hoàn thành hạng mục 43</w:t>
             </w:r>
@@ -4858,11 +5084,12 @@
         </w:trPr>
         <w:tc>
           <w:tcPr>
-            <w:tcW w:type="dxa" w:w="624"/>
+            <w:tcW w:type="dxa" w:w="850"/>
+            <w:vAlign w:val="center"/>
           </w:tcPr>
           <w:p>
             <w:pPr>
-              <w:spacing w:after="0"/>
+              <w:spacing w:after="40" w:before="40"/>
               <w:jc w:val="center"/>
             </w:pPr>
             <w:r/>
@@ -4870,7 +5097,7 @@
               <w:rPr>
                 <w:rFonts w:ascii="Times New Roman" w:hAnsi="Times New Roman" w:eastAsia="Times New Roman"/>
                 <w:b w:val="0"/>
-                <w:sz w:val="22"/>
+                <w:sz w:val="24"/>
               </w:rPr>
               <w:t>44</w:t>
             </w:r>
@@ -4878,11 +5105,12 @@
         </w:tc>
         <w:tc>
           <w:tcPr>
-            <w:tcW w:type="dxa" w:w="3231"/>
+            <w:tcW w:type="dxa" w:w="2835"/>
+            <w:vAlign w:val="center"/>
           </w:tcPr>
           <w:p>
             <w:pPr>
-              <w:spacing w:after="0"/>
+              <w:spacing w:after="40" w:before="40"/>
               <w:jc w:val="left"/>
             </w:pPr>
             <w:r/>
@@ -4890,7 +5118,7 @@
               <w:rPr>
                 <w:rFonts w:ascii="Times New Roman" w:hAnsi="Times New Roman" w:eastAsia="Times New Roman"/>
                 <w:b w:val="0"/>
-                <w:sz w:val="22"/>
+                <w:sz w:val="24"/>
               </w:rPr>
               <w:t>Nhiệm vụ 44: triển khai hạng mục công việc số 44 phục vụ năm học 2026–2027</w:t>
             </w:r>
@@ -4899,10 +5127,11 @@
         <w:tc>
           <w:tcPr>
             <w:tcW w:type="dxa" w:w="1701"/>
+            <w:vAlign w:val="center"/>
           </w:tcPr>
           <w:p>
             <w:pPr>
-              <w:spacing w:after="0"/>
+              <w:spacing w:after="40" w:before="40"/>
               <w:jc w:val="left"/>
             </w:pPr>
             <w:r/>
@@ -4910,7 +5139,7 @@
               <w:rPr>
                 <w:rFonts w:ascii="Times New Roman" w:hAnsi="Times New Roman" w:eastAsia="Times New Roman"/>
                 <w:b w:val="0"/>
-                <w:sz w:val="22"/>
+                <w:sz w:val="24"/>
               </w:rPr>
               <w:t>Phòng Công tác sinh viên</w:t>
             </w:r>
@@ -4918,11 +5147,12 @@
         </w:tc>
         <w:tc>
           <w:tcPr>
-            <w:tcW w:type="dxa" w:w="1814"/>
+            <w:tcW w:type="dxa" w:w="2041"/>
+            <w:vAlign w:val="center"/>
           </w:tcPr>
           <w:p>
             <w:pPr>
-              <w:spacing w:after="0"/>
+              <w:spacing w:after="40" w:before="40"/>
               <w:jc w:val="left"/>
             </w:pPr>
             <w:r/>
@@ -4930,7 +5160,7 @@
               <w:rPr>
                 <w:rFonts w:ascii="Times New Roman" w:hAnsi="Times New Roman" w:eastAsia="Times New Roman"/>
                 <w:b w:val="0"/>
-                <w:sz w:val="22"/>
+                <w:sz w:val="24"/>
               </w:rPr>
               <w:t>Từ 04/12/2026 đến 18/12/2026</w:t>
             </w:r>
@@ -4938,11 +5168,12 @@
         </w:tc>
         <w:tc>
           <w:tcPr>
-            <w:tcW w:type="dxa" w:w="1701"/>
+            <w:tcW w:type="dxa" w:w="1644"/>
+            <w:vAlign w:val="center"/>
           </w:tcPr>
           <w:p>
             <w:pPr>
-              <w:spacing w:after="0"/>
+              <w:spacing w:after="40" w:before="40"/>
               <w:jc w:val="left"/>
             </w:pPr>
             <w:r/>
@@ -4950,7 +5181,7 @@
               <w:rPr>
                 <w:rFonts w:ascii="Times New Roman" w:hAnsi="Times New Roman" w:eastAsia="Times New Roman"/>
                 <w:b w:val="0"/>
-                <w:sz w:val="22"/>
+                <w:sz w:val="24"/>
               </w:rPr>
               <w:t>Hoàn thành hạng mục 44</w:t>
             </w:r>
@@ -4963,11 +5194,12 @@
         </w:trPr>
         <w:tc>
           <w:tcPr>
-            <w:tcW w:type="dxa" w:w="624"/>
+            <w:tcW w:type="dxa" w:w="850"/>
+            <w:vAlign w:val="center"/>
           </w:tcPr>
           <w:p>
             <w:pPr>
-              <w:spacing w:after="0"/>
+              <w:spacing w:after="40" w:before="40"/>
               <w:jc w:val="center"/>
             </w:pPr>
             <w:r/>
@@ -4975,7 +5207,7 @@
               <w:rPr>
                 <w:rFonts w:ascii="Times New Roman" w:hAnsi="Times New Roman" w:eastAsia="Times New Roman"/>
                 <w:b w:val="0"/>
-                <w:sz w:val="22"/>
+                <w:sz w:val="24"/>
               </w:rPr>
               <w:t>45</w:t>
             </w:r>
@@ -4983,11 +5215,12 @@
         </w:tc>
         <w:tc>
           <w:tcPr>
-            <w:tcW w:type="dxa" w:w="3231"/>
+            <w:tcW w:type="dxa" w:w="2835"/>
+            <w:vAlign w:val="center"/>
           </w:tcPr>
           <w:p>
             <w:pPr>
-              <w:spacing w:after="0"/>
+              <w:spacing w:after="40" w:before="40"/>
               <w:jc w:val="left"/>
             </w:pPr>
             <w:r/>
@@ -4995,7 +5228,7 @@
               <w:rPr>
                 <w:rFonts w:ascii="Times New Roman" w:hAnsi="Times New Roman" w:eastAsia="Times New Roman"/>
                 <w:b w:val="0"/>
-                <w:sz w:val="22"/>
+                <w:sz w:val="24"/>
               </w:rPr>
               <w:t>Nhiệm vụ 45: triển khai hạng mục công việc số 45 phục vụ năm học 2026–2027</w:t>
             </w:r>
@@ -5004,10 +5237,11 @@
         <w:tc>
           <w:tcPr>
             <w:tcW w:type="dxa" w:w="1701"/>
+            <w:vAlign w:val="center"/>
           </w:tcPr>
           <w:p>
             <w:pPr>
-              <w:spacing w:after="0"/>
+              <w:spacing w:after="40" w:before="40"/>
               <w:jc w:val="left"/>
             </w:pPr>
             <w:r/>
@@ -5015,7 +5249,7 @@
               <w:rPr>
                 <w:rFonts w:ascii="Times New Roman" w:hAnsi="Times New Roman" w:eastAsia="Times New Roman"/>
                 <w:b w:val="0"/>
-                <w:sz w:val="22"/>
+                <w:sz w:val="24"/>
               </w:rPr>
               <w:t>Phòng Kế hoạch – Tài chính</w:t>
             </w:r>
@@ -5023,11 +5257,12 @@
         </w:tc>
         <w:tc>
           <w:tcPr>
-            <w:tcW w:type="dxa" w:w="1814"/>
+            <w:tcW w:type="dxa" w:w="2041"/>
+            <w:vAlign w:val="center"/>
           </w:tcPr>
           <w:p>
             <w:pPr>
-              <w:spacing w:after="0"/>
+              <w:spacing w:after="40" w:before="40"/>
               <w:jc w:val="left"/>
             </w:pPr>
             <w:r/>
@@ -5035,7 +5270,7 @@
               <w:rPr>
                 <w:rFonts w:ascii="Times New Roman" w:hAnsi="Times New Roman" w:eastAsia="Times New Roman"/>
                 <w:b w:val="0"/>
-                <w:sz w:val="22"/>
+                <w:sz w:val="24"/>
               </w:rPr>
               <w:t>Từ 05/12/2026 đến 19/12/2026</w:t>
             </w:r>
@@ -5043,11 +5278,12 @@
         </w:tc>
         <w:tc>
           <w:tcPr>
-            <w:tcW w:type="dxa" w:w="1701"/>
+            <w:tcW w:type="dxa" w:w="1644"/>
+            <w:vAlign w:val="center"/>
           </w:tcPr>
           <w:p>
             <w:pPr>
-              <w:spacing w:after="0"/>
+              <w:spacing w:after="40" w:before="40"/>
               <w:jc w:val="left"/>
             </w:pPr>
             <w:r/>
@@ -5055,7 +5291,7 @@
               <w:rPr>
                 <w:rFonts w:ascii="Times New Roman" w:hAnsi="Times New Roman" w:eastAsia="Times New Roman"/>
                 <w:b w:val="0"/>
-                <w:sz w:val="22"/>
+                <w:sz w:val="24"/>
               </w:rPr>
               <w:t>Hoàn thành hạng mục 45</w:t>
             </w:r>

--- a/tests/outputs/soan-ke-hoach-ct--tai-lon.docx
+++ b/tests/outputs/soan-ke-hoach-ct--tai-lon.docx
@@ -236,6 +236,7 @@
       </w:tblGrid>
       <w:tr>
         <w:trPr>
+          <w:trHeight w:val="454" w:hRule="atLeast"/>
           <w:cantSplit/>
           <w:tblHeader/>
         </w:trPr>
@@ -352,6 +353,7 @@
       </w:tr>
       <w:tr>
         <w:trPr>
+          <w:trHeight w:val="454" w:hRule="atLeast"/>
           <w:cantSplit/>
         </w:trPr>
         <w:tc>
@@ -404,7 +406,7 @@
           <w:p>
             <w:pPr>
               <w:spacing w:after="40" w:before="40"/>
-              <w:jc w:val="left"/>
+              <w:jc w:val="center"/>
             </w:pPr>
             <w:r/>
             <w:r>
@@ -425,7 +427,7 @@
           <w:p>
             <w:pPr>
               <w:spacing w:after="40" w:before="40"/>
-              <w:jc w:val="left"/>
+              <w:jc w:val="center"/>
             </w:pPr>
             <w:r/>
             <w:r>
@@ -462,6 +464,7 @@
       </w:tr>
       <w:tr>
         <w:trPr>
+          <w:trHeight w:val="454" w:hRule="atLeast"/>
           <w:cantSplit/>
         </w:trPr>
         <w:tc>
@@ -514,7 +517,7 @@
           <w:p>
             <w:pPr>
               <w:spacing w:after="40" w:before="40"/>
-              <w:jc w:val="left"/>
+              <w:jc w:val="center"/>
             </w:pPr>
             <w:r/>
             <w:r>
@@ -535,7 +538,7 @@
           <w:p>
             <w:pPr>
               <w:spacing w:after="40" w:before="40"/>
-              <w:jc w:val="left"/>
+              <w:jc w:val="center"/>
             </w:pPr>
             <w:r/>
             <w:r>
@@ -572,6 +575,7 @@
       </w:tr>
       <w:tr>
         <w:trPr>
+          <w:trHeight w:val="454" w:hRule="atLeast"/>
           <w:cantSplit/>
         </w:trPr>
         <w:tc>
@@ -624,7 +628,7 @@
           <w:p>
             <w:pPr>
               <w:spacing w:after="40" w:before="40"/>
-              <w:jc w:val="left"/>
+              <w:jc w:val="center"/>
             </w:pPr>
             <w:r/>
             <w:r>
@@ -645,7 +649,7 @@
           <w:p>
             <w:pPr>
               <w:spacing w:after="40" w:before="40"/>
-              <w:jc w:val="left"/>
+              <w:jc w:val="center"/>
             </w:pPr>
             <w:r/>
             <w:r>
@@ -682,6 +686,7 @@
       </w:tr>
       <w:tr>
         <w:trPr>
+          <w:trHeight w:val="454" w:hRule="atLeast"/>
           <w:cantSplit/>
         </w:trPr>
         <w:tc>
@@ -734,7 +739,7 @@
           <w:p>
             <w:pPr>
               <w:spacing w:after="40" w:before="40"/>
-              <w:jc w:val="left"/>
+              <w:jc w:val="center"/>
             </w:pPr>
             <w:r/>
             <w:r>
@@ -755,7 +760,7 @@
           <w:p>
             <w:pPr>
               <w:spacing w:after="40" w:before="40"/>
-              <w:jc w:val="left"/>
+              <w:jc w:val="center"/>
             </w:pPr>
             <w:r/>
             <w:r>
@@ -792,6 +797,7 @@
       </w:tr>
       <w:tr>
         <w:trPr>
+          <w:trHeight w:val="454" w:hRule="atLeast"/>
           <w:cantSplit/>
         </w:trPr>
         <w:tc>
@@ -844,7 +850,7 @@
           <w:p>
             <w:pPr>
               <w:spacing w:after="40" w:before="40"/>
-              <w:jc w:val="left"/>
+              <w:jc w:val="center"/>
             </w:pPr>
             <w:r/>
             <w:r>
@@ -865,7 +871,7 @@
           <w:p>
             <w:pPr>
               <w:spacing w:after="40" w:before="40"/>
-              <w:jc w:val="left"/>
+              <w:jc w:val="center"/>
             </w:pPr>
             <w:r/>
             <w:r>
@@ -902,6 +908,7 @@
       </w:tr>
       <w:tr>
         <w:trPr>
+          <w:trHeight w:val="454" w:hRule="atLeast"/>
           <w:cantSplit/>
         </w:trPr>
         <w:tc>
@@ -954,7 +961,7 @@
           <w:p>
             <w:pPr>
               <w:spacing w:after="40" w:before="40"/>
-              <w:jc w:val="left"/>
+              <w:jc w:val="center"/>
             </w:pPr>
             <w:r/>
             <w:r>
@@ -975,7 +982,7 @@
           <w:p>
             <w:pPr>
               <w:spacing w:after="40" w:before="40"/>
-              <w:jc w:val="left"/>
+              <w:jc w:val="center"/>
             </w:pPr>
             <w:r/>
             <w:r>
@@ -1012,6 +1019,7 @@
       </w:tr>
       <w:tr>
         <w:trPr>
+          <w:trHeight w:val="454" w:hRule="atLeast"/>
           <w:cantSplit/>
         </w:trPr>
         <w:tc>
@@ -1064,7 +1072,7 @@
           <w:p>
             <w:pPr>
               <w:spacing w:after="40" w:before="40"/>
-              <w:jc w:val="left"/>
+              <w:jc w:val="center"/>
             </w:pPr>
             <w:r/>
             <w:r>
@@ -1085,7 +1093,7 @@
           <w:p>
             <w:pPr>
               <w:spacing w:after="40" w:before="40"/>
-              <w:jc w:val="left"/>
+              <w:jc w:val="center"/>
             </w:pPr>
             <w:r/>
             <w:r>
@@ -1122,6 +1130,7 @@
       </w:tr>
       <w:tr>
         <w:trPr>
+          <w:trHeight w:val="454" w:hRule="atLeast"/>
           <w:cantSplit/>
         </w:trPr>
         <w:tc>
@@ -1174,7 +1183,7 @@
           <w:p>
             <w:pPr>
               <w:spacing w:after="40" w:before="40"/>
-              <w:jc w:val="left"/>
+              <w:jc w:val="center"/>
             </w:pPr>
             <w:r/>
             <w:r>
@@ -1195,7 +1204,7 @@
           <w:p>
             <w:pPr>
               <w:spacing w:after="40" w:before="40"/>
-              <w:jc w:val="left"/>
+              <w:jc w:val="center"/>
             </w:pPr>
             <w:r/>
             <w:r>
@@ -1232,6 +1241,7 @@
       </w:tr>
       <w:tr>
         <w:trPr>
+          <w:trHeight w:val="454" w:hRule="atLeast"/>
           <w:cantSplit/>
         </w:trPr>
         <w:tc>
@@ -1284,7 +1294,7 @@
           <w:p>
             <w:pPr>
               <w:spacing w:after="40" w:before="40"/>
-              <w:jc w:val="left"/>
+              <w:jc w:val="center"/>
             </w:pPr>
             <w:r/>
             <w:r>
@@ -1305,7 +1315,7 @@
           <w:p>
             <w:pPr>
               <w:spacing w:after="40" w:before="40"/>
-              <w:jc w:val="left"/>
+              <w:jc w:val="center"/>
             </w:pPr>
             <w:r/>
             <w:r>
@@ -1342,6 +1352,7 @@
       </w:tr>
       <w:tr>
         <w:trPr>
+          <w:trHeight w:val="454" w:hRule="atLeast"/>
           <w:cantSplit/>
         </w:trPr>
         <w:tc>
@@ -1394,7 +1405,7 @@
           <w:p>
             <w:pPr>
               <w:spacing w:after="40" w:before="40"/>
-              <w:jc w:val="left"/>
+              <w:jc w:val="center"/>
             </w:pPr>
             <w:r/>
             <w:r>
@@ -1415,7 +1426,7 @@
           <w:p>
             <w:pPr>
               <w:spacing w:after="40" w:before="40"/>
-              <w:jc w:val="left"/>
+              <w:jc w:val="center"/>
             </w:pPr>
             <w:r/>
             <w:r>
@@ -1452,6 +1463,7 @@
       </w:tr>
       <w:tr>
         <w:trPr>
+          <w:trHeight w:val="454" w:hRule="atLeast"/>
           <w:cantSplit/>
         </w:trPr>
         <w:tc>
@@ -1504,7 +1516,7 @@
           <w:p>
             <w:pPr>
               <w:spacing w:after="40" w:before="40"/>
-              <w:jc w:val="left"/>
+              <w:jc w:val="center"/>
             </w:pPr>
             <w:r/>
             <w:r>
@@ -1525,7 +1537,7 @@
           <w:p>
             <w:pPr>
               <w:spacing w:after="40" w:before="40"/>
-              <w:jc w:val="left"/>
+              <w:jc w:val="center"/>
             </w:pPr>
             <w:r/>
             <w:r>
@@ -1562,6 +1574,7 @@
       </w:tr>
       <w:tr>
         <w:trPr>
+          <w:trHeight w:val="454" w:hRule="atLeast"/>
           <w:cantSplit/>
         </w:trPr>
         <w:tc>
@@ -1614,7 +1627,7 @@
           <w:p>
             <w:pPr>
               <w:spacing w:after="40" w:before="40"/>
-              <w:jc w:val="left"/>
+              <w:jc w:val="center"/>
             </w:pPr>
             <w:r/>
             <w:r>
@@ -1635,7 +1648,7 @@
           <w:p>
             <w:pPr>
               <w:spacing w:after="40" w:before="40"/>
-              <w:jc w:val="left"/>
+              <w:jc w:val="center"/>
             </w:pPr>
             <w:r/>
             <w:r>
@@ -1672,6 +1685,7 @@
       </w:tr>
       <w:tr>
         <w:trPr>
+          <w:trHeight w:val="454" w:hRule="atLeast"/>
           <w:cantSplit/>
         </w:trPr>
         <w:tc>
@@ -1724,7 +1738,7 @@
           <w:p>
             <w:pPr>
               <w:spacing w:after="40" w:before="40"/>
-              <w:jc w:val="left"/>
+              <w:jc w:val="center"/>
             </w:pPr>
             <w:r/>
             <w:r>
@@ -1744,7 +1758,7 @@
           <w:p>
             <w:pPr>
               <w:spacing w:after="40" w:before="40"/>
-              <w:jc w:val="left"/>
+              <w:jc w:val="center"/>
             </w:pPr>
             <w:r/>
             <w:r>
@@ -1781,6 +1795,7 @@
       </w:tr>
       <w:tr>
         <w:trPr>
+          <w:trHeight w:val="454" w:hRule="atLeast"/>
           <w:cantSplit/>
         </w:trPr>
         <w:tc>
@@ -1833,7 +1848,7 @@
           <w:p>
             <w:pPr>
               <w:spacing w:after="40" w:before="40"/>
-              <w:jc w:val="left"/>
+              <w:jc w:val="center"/>
             </w:pPr>
             <w:r/>
             <w:r>
@@ -1854,7 +1869,7 @@
           <w:p>
             <w:pPr>
               <w:spacing w:after="40" w:before="40"/>
-              <w:jc w:val="left"/>
+              <w:jc w:val="center"/>
             </w:pPr>
             <w:r/>
             <w:r>
@@ -1891,6 +1906,7 @@
       </w:tr>
       <w:tr>
         <w:trPr>
+          <w:trHeight w:val="454" w:hRule="atLeast"/>
           <w:cantSplit/>
         </w:trPr>
         <w:tc>
@@ -1943,7 +1959,7 @@
           <w:p>
             <w:pPr>
               <w:spacing w:after="40" w:before="40"/>
-              <w:jc w:val="left"/>
+              <w:jc w:val="center"/>
             </w:pPr>
             <w:r/>
             <w:r>
@@ -1964,7 +1980,7 @@
           <w:p>
             <w:pPr>
               <w:spacing w:after="40" w:before="40"/>
-              <w:jc w:val="left"/>
+              <w:jc w:val="center"/>
             </w:pPr>
             <w:r/>
             <w:r>
@@ -2001,6 +2017,7 @@
       </w:tr>
       <w:tr>
         <w:trPr>
+          <w:trHeight w:val="454" w:hRule="atLeast"/>
           <w:cantSplit/>
         </w:trPr>
         <w:tc>
@@ -2053,7 +2070,7 @@
           <w:p>
             <w:pPr>
               <w:spacing w:after="40" w:before="40"/>
-              <w:jc w:val="left"/>
+              <w:jc w:val="center"/>
             </w:pPr>
             <w:r/>
             <w:r>
@@ -2074,7 +2091,7 @@
           <w:p>
             <w:pPr>
               <w:spacing w:after="40" w:before="40"/>
-              <w:jc w:val="left"/>
+              <w:jc w:val="center"/>
             </w:pPr>
             <w:r/>
             <w:r>
@@ -2111,6 +2128,7 @@
       </w:tr>
       <w:tr>
         <w:trPr>
+          <w:trHeight w:val="454" w:hRule="atLeast"/>
           <w:cantSplit/>
         </w:trPr>
         <w:tc>
@@ -2163,7 +2181,7 @@
           <w:p>
             <w:pPr>
               <w:spacing w:after="40" w:before="40"/>
-              <w:jc w:val="left"/>
+              <w:jc w:val="center"/>
             </w:pPr>
             <w:r/>
             <w:r>
@@ -2184,7 +2202,7 @@
           <w:p>
             <w:pPr>
               <w:spacing w:after="40" w:before="40"/>
-              <w:jc w:val="left"/>
+              <w:jc w:val="center"/>
             </w:pPr>
             <w:r/>
             <w:r>
@@ -2221,6 +2239,7 @@
       </w:tr>
       <w:tr>
         <w:trPr>
+          <w:trHeight w:val="454" w:hRule="atLeast"/>
           <w:cantSplit/>
         </w:trPr>
         <w:tc>
@@ -2273,7 +2292,7 @@
           <w:p>
             <w:pPr>
               <w:spacing w:after="40" w:before="40"/>
-              <w:jc w:val="left"/>
+              <w:jc w:val="center"/>
             </w:pPr>
             <w:r/>
             <w:r>
@@ -2294,7 +2313,7 @@
           <w:p>
             <w:pPr>
               <w:spacing w:after="40" w:before="40"/>
-              <w:jc w:val="left"/>
+              <w:jc w:val="center"/>
             </w:pPr>
             <w:r/>
             <w:r>
@@ -2331,6 +2350,7 @@
       </w:tr>
       <w:tr>
         <w:trPr>
+          <w:trHeight w:val="454" w:hRule="atLeast"/>
           <w:cantSplit/>
         </w:trPr>
         <w:tc>
@@ -2383,7 +2403,7 @@
           <w:p>
             <w:pPr>
               <w:spacing w:after="40" w:before="40"/>
-              <w:jc w:val="left"/>
+              <w:jc w:val="center"/>
             </w:pPr>
             <w:r/>
             <w:r>
@@ -2404,7 +2424,7 @@
           <w:p>
             <w:pPr>
               <w:spacing w:after="40" w:before="40"/>
-              <w:jc w:val="left"/>
+              <w:jc w:val="center"/>
             </w:pPr>
             <w:r/>
             <w:r>
@@ -2441,6 +2461,7 @@
       </w:tr>
       <w:tr>
         <w:trPr>
+          <w:trHeight w:val="454" w:hRule="atLeast"/>
           <w:cantSplit/>
         </w:trPr>
         <w:tc>
@@ -2493,7 +2514,7 @@
           <w:p>
             <w:pPr>
               <w:spacing w:after="40" w:before="40"/>
-              <w:jc w:val="left"/>
+              <w:jc w:val="center"/>
             </w:pPr>
             <w:r/>
             <w:r>
@@ -2514,7 +2535,7 @@
           <w:p>
             <w:pPr>
               <w:spacing w:after="40" w:before="40"/>
-              <w:jc w:val="left"/>
+              <w:jc w:val="center"/>
             </w:pPr>
             <w:r/>
             <w:r>
@@ -2551,6 +2572,7 @@
       </w:tr>
       <w:tr>
         <w:trPr>
+          <w:trHeight w:val="454" w:hRule="atLeast"/>
           <w:cantSplit/>
         </w:trPr>
         <w:tc>
@@ -2603,7 +2625,7 @@
           <w:p>
             <w:pPr>
               <w:spacing w:after="40" w:before="40"/>
-              <w:jc w:val="left"/>
+              <w:jc w:val="center"/>
             </w:pPr>
             <w:r/>
             <w:r>
@@ -2624,7 +2646,7 @@
           <w:p>
             <w:pPr>
               <w:spacing w:after="40" w:before="40"/>
-              <w:jc w:val="left"/>
+              <w:jc w:val="center"/>
             </w:pPr>
             <w:r/>
             <w:r>
@@ -2661,6 +2683,7 @@
       </w:tr>
       <w:tr>
         <w:trPr>
+          <w:trHeight w:val="454" w:hRule="atLeast"/>
           <w:cantSplit/>
         </w:trPr>
         <w:tc>
@@ -2713,7 +2736,7 @@
           <w:p>
             <w:pPr>
               <w:spacing w:after="40" w:before="40"/>
-              <w:jc w:val="left"/>
+              <w:jc w:val="center"/>
             </w:pPr>
             <w:r/>
             <w:r>
@@ -2734,7 +2757,7 @@
           <w:p>
             <w:pPr>
               <w:spacing w:after="40" w:before="40"/>
-              <w:jc w:val="left"/>
+              <w:jc w:val="center"/>
             </w:pPr>
             <w:r/>
             <w:r>
@@ -2771,6 +2794,7 @@
       </w:tr>
       <w:tr>
         <w:trPr>
+          <w:trHeight w:val="454" w:hRule="atLeast"/>
           <w:cantSplit/>
         </w:trPr>
         <w:tc>
@@ -2823,7 +2847,7 @@
           <w:p>
             <w:pPr>
               <w:spacing w:after="40" w:before="40"/>
-              <w:jc w:val="left"/>
+              <w:jc w:val="center"/>
             </w:pPr>
             <w:r/>
             <w:r>
@@ -2844,7 +2868,7 @@
           <w:p>
             <w:pPr>
               <w:spacing w:after="40" w:before="40"/>
-              <w:jc w:val="left"/>
+              <w:jc w:val="center"/>
             </w:pPr>
             <w:r/>
             <w:r>
@@ -2881,6 +2905,7 @@
       </w:tr>
       <w:tr>
         <w:trPr>
+          <w:trHeight w:val="454" w:hRule="atLeast"/>
           <w:cantSplit/>
         </w:trPr>
         <w:tc>
@@ -2933,7 +2958,7 @@
           <w:p>
             <w:pPr>
               <w:spacing w:after="40" w:before="40"/>
-              <w:jc w:val="left"/>
+              <w:jc w:val="center"/>
             </w:pPr>
             <w:r/>
             <w:r>
@@ -2954,7 +2979,7 @@
           <w:p>
             <w:pPr>
               <w:spacing w:after="40" w:before="40"/>
-              <w:jc w:val="left"/>
+              <w:jc w:val="center"/>
             </w:pPr>
             <w:r/>
             <w:r>
@@ -2991,6 +3016,7 @@
       </w:tr>
       <w:tr>
         <w:trPr>
+          <w:trHeight w:val="454" w:hRule="atLeast"/>
           <w:cantSplit/>
         </w:trPr>
         <w:tc>
@@ -3043,7 +3069,7 @@
           <w:p>
             <w:pPr>
               <w:spacing w:after="40" w:before="40"/>
-              <w:jc w:val="left"/>
+              <w:jc w:val="center"/>
             </w:pPr>
             <w:r/>
             <w:r>
@@ -3064,7 +3090,7 @@
           <w:p>
             <w:pPr>
               <w:spacing w:after="40" w:before="40"/>
-              <w:jc w:val="left"/>
+              <w:jc w:val="center"/>
             </w:pPr>
             <w:r/>
             <w:r>
@@ -3101,6 +3127,7 @@
       </w:tr>
       <w:tr>
         <w:trPr>
+          <w:trHeight w:val="454" w:hRule="atLeast"/>
           <w:cantSplit/>
         </w:trPr>
         <w:tc>
@@ -3153,7 +3180,7 @@
           <w:p>
             <w:pPr>
               <w:spacing w:after="40" w:before="40"/>
-              <w:jc w:val="left"/>
+              <w:jc w:val="center"/>
             </w:pPr>
             <w:r/>
             <w:r>
@@ -3174,7 +3201,7 @@
           <w:p>
             <w:pPr>
               <w:spacing w:after="40" w:before="40"/>
-              <w:jc w:val="left"/>
+              <w:jc w:val="center"/>
             </w:pPr>
             <w:r/>
             <w:r>
@@ -3211,6 +3238,7 @@
       </w:tr>
       <w:tr>
         <w:trPr>
+          <w:trHeight w:val="454" w:hRule="atLeast"/>
           <w:cantSplit/>
         </w:trPr>
         <w:tc>
@@ -3263,7 +3291,7 @@
           <w:p>
             <w:pPr>
               <w:spacing w:after="40" w:before="40"/>
-              <w:jc w:val="left"/>
+              <w:jc w:val="center"/>
             </w:pPr>
             <w:r/>
             <w:r>
@@ -3284,7 +3312,7 @@
           <w:p>
             <w:pPr>
               <w:spacing w:after="40" w:before="40"/>
-              <w:jc w:val="left"/>
+              <w:jc w:val="center"/>
             </w:pPr>
             <w:r/>
             <w:r>
@@ -3321,6 +3349,7 @@
       </w:tr>
       <w:tr>
         <w:trPr>
+          <w:trHeight w:val="454" w:hRule="atLeast"/>
           <w:cantSplit/>
         </w:trPr>
         <w:tc>
@@ -3373,7 +3402,7 @@
           <w:p>
             <w:pPr>
               <w:spacing w:after="40" w:before="40"/>
-              <w:jc w:val="left"/>
+              <w:jc w:val="center"/>
             </w:pPr>
             <w:r/>
             <w:r>
@@ -3394,7 +3423,7 @@
           <w:p>
             <w:pPr>
               <w:spacing w:after="40" w:before="40"/>
-              <w:jc w:val="left"/>
+              <w:jc w:val="center"/>
             </w:pPr>
             <w:r/>
             <w:r>
@@ -3431,6 +3460,7 @@
       </w:tr>
       <w:tr>
         <w:trPr>
+          <w:trHeight w:val="454" w:hRule="atLeast"/>
           <w:cantSplit/>
         </w:trPr>
         <w:tc>
@@ -3483,7 +3513,7 @@
           <w:p>
             <w:pPr>
               <w:spacing w:after="40" w:before="40"/>
-              <w:jc w:val="left"/>
+              <w:jc w:val="center"/>
             </w:pPr>
             <w:r/>
             <w:r>
@@ -3504,7 +3534,7 @@
           <w:p>
             <w:pPr>
               <w:spacing w:after="40" w:before="40"/>
-              <w:jc w:val="left"/>
+              <w:jc w:val="center"/>
             </w:pPr>
             <w:r/>
             <w:r>
@@ -3541,6 +3571,7 @@
       </w:tr>
       <w:tr>
         <w:trPr>
+          <w:trHeight w:val="454" w:hRule="atLeast"/>
           <w:cantSplit/>
         </w:trPr>
         <w:tc>
@@ -3593,7 +3624,7 @@
           <w:p>
             <w:pPr>
               <w:spacing w:after="40" w:before="40"/>
-              <w:jc w:val="left"/>
+              <w:jc w:val="center"/>
             </w:pPr>
             <w:r/>
             <w:r>
@@ -3614,7 +3645,7 @@
           <w:p>
             <w:pPr>
               <w:spacing w:after="40" w:before="40"/>
-              <w:jc w:val="left"/>
+              <w:jc w:val="center"/>
             </w:pPr>
             <w:r/>
             <w:r>
@@ -3651,6 +3682,7 @@
       </w:tr>
       <w:tr>
         <w:trPr>
+          <w:trHeight w:val="454" w:hRule="atLeast"/>
           <w:cantSplit/>
         </w:trPr>
         <w:tc>
@@ -3703,7 +3735,7 @@
           <w:p>
             <w:pPr>
               <w:spacing w:after="40" w:before="40"/>
-              <w:jc w:val="left"/>
+              <w:jc w:val="center"/>
             </w:pPr>
             <w:r/>
             <w:r>
@@ -3724,7 +3756,7 @@
           <w:p>
             <w:pPr>
               <w:spacing w:after="40" w:before="40"/>
-              <w:jc w:val="left"/>
+              <w:jc w:val="center"/>
             </w:pPr>
             <w:r/>
             <w:r>
@@ -3761,6 +3793,7 @@
       </w:tr>
       <w:tr>
         <w:trPr>
+          <w:trHeight w:val="454" w:hRule="atLeast"/>
           <w:cantSplit/>
         </w:trPr>
         <w:tc>
@@ -3813,7 +3846,7 @@
           <w:p>
             <w:pPr>
               <w:spacing w:after="40" w:before="40"/>
-              <w:jc w:val="left"/>
+              <w:jc w:val="center"/>
             </w:pPr>
             <w:r/>
             <w:r>
@@ -3833,7 +3866,7 @@
           <w:p>
             <w:pPr>
               <w:spacing w:after="40" w:before="40"/>
-              <w:jc w:val="left"/>
+              <w:jc w:val="center"/>
             </w:pPr>
             <w:r/>
             <w:r>
@@ -3870,6 +3903,7 @@
       </w:tr>
       <w:tr>
         <w:trPr>
+          <w:trHeight w:val="454" w:hRule="atLeast"/>
           <w:cantSplit/>
         </w:trPr>
         <w:tc>
@@ -3922,7 +3956,7 @@
           <w:p>
             <w:pPr>
               <w:spacing w:after="40" w:before="40"/>
-              <w:jc w:val="left"/>
+              <w:jc w:val="center"/>
             </w:pPr>
             <w:r/>
             <w:r>
@@ -3943,7 +3977,7 @@
           <w:p>
             <w:pPr>
               <w:spacing w:after="40" w:before="40"/>
-              <w:jc w:val="left"/>
+              <w:jc w:val="center"/>
             </w:pPr>
             <w:r/>
             <w:r>
@@ -3980,6 +4014,7 @@
       </w:tr>
       <w:tr>
         <w:trPr>
+          <w:trHeight w:val="454" w:hRule="atLeast"/>
           <w:cantSplit/>
         </w:trPr>
         <w:tc>
@@ -4032,7 +4067,7 @@
           <w:p>
             <w:pPr>
               <w:spacing w:after="40" w:before="40"/>
-              <w:jc w:val="left"/>
+              <w:jc w:val="center"/>
             </w:pPr>
             <w:r/>
             <w:r>
@@ -4053,7 +4088,7 @@
           <w:p>
             <w:pPr>
               <w:spacing w:after="40" w:before="40"/>
-              <w:jc w:val="left"/>
+              <w:jc w:val="center"/>
             </w:pPr>
             <w:r/>
             <w:r>
@@ -4090,6 +4125,7 @@
       </w:tr>
       <w:tr>
         <w:trPr>
+          <w:trHeight w:val="454" w:hRule="atLeast"/>
           <w:cantSplit/>
         </w:trPr>
         <w:tc>
@@ -4142,7 +4178,7 @@
           <w:p>
             <w:pPr>
               <w:spacing w:after="40" w:before="40"/>
-              <w:jc w:val="left"/>
+              <w:jc w:val="center"/>
             </w:pPr>
             <w:r/>
             <w:r>
@@ -4163,7 +4199,7 @@
           <w:p>
             <w:pPr>
               <w:spacing w:after="40" w:before="40"/>
-              <w:jc w:val="left"/>
+              <w:jc w:val="center"/>
             </w:pPr>
             <w:r/>
             <w:r>
@@ -4200,6 +4236,7 @@
       </w:tr>
       <w:tr>
         <w:trPr>
+          <w:trHeight w:val="454" w:hRule="atLeast"/>
           <w:cantSplit/>
         </w:trPr>
         <w:tc>
@@ -4252,7 +4289,7 @@
           <w:p>
             <w:pPr>
               <w:spacing w:after="40" w:before="40"/>
-              <w:jc w:val="left"/>
+              <w:jc w:val="center"/>
             </w:pPr>
             <w:r/>
             <w:r>
@@ -4273,7 +4310,7 @@
           <w:p>
             <w:pPr>
               <w:spacing w:after="40" w:before="40"/>
-              <w:jc w:val="left"/>
+              <w:jc w:val="center"/>
             </w:pPr>
             <w:r/>
             <w:r>
@@ -4310,6 +4347,7 @@
       </w:tr>
       <w:tr>
         <w:trPr>
+          <w:trHeight w:val="454" w:hRule="atLeast"/>
           <w:cantSplit/>
         </w:trPr>
         <w:tc>
@@ -4362,7 +4400,7 @@
           <w:p>
             <w:pPr>
               <w:spacing w:after="40" w:before="40"/>
-              <w:jc w:val="left"/>
+              <w:jc w:val="center"/>
             </w:pPr>
             <w:r/>
             <w:r>
@@ -4383,7 +4421,7 @@
           <w:p>
             <w:pPr>
               <w:spacing w:after="40" w:before="40"/>
-              <w:jc w:val="left"/>
+              <w:jc w:val="center"/>
             </w:pPr>
             <w:r/>
             <w:r>
@@ -4420,6 +4458,7 @@
       </w:tr>
       <w:tr>
         <w:trPr>
+          <w:trHeight w:val="454" w:hRule="atLeast"/>
           <w:cantSplit/>
         </w:trPr>
         <w:tc>
@@ -4472,7 +4511,7 @@
           <w:p>
             <w:pPr>
               <w:spacing w:after="40" w:before="40"/>
-              <w:jc w:val="left"/>
+              <w:jc w:val="center"/>
             </w:pPr>
             <w:r/>
             <w:r>
@@ -4493,7 +4532,7 @@
           <w:p>
             <w:pPr>
               <w:spacing w:after="40" w:before="40"/>
-              <w:jc w:val="left"/>
+              <w:jc w:val="center"/>
             </w:pPr>
             <w:r/>
             <w:r>
@@ -4530,6 +4569,7 @@
       </w:tr>
       <w:tr>
         <w:trPr>
+          <w:trHeight w:val="454" w:hRule="atLeast"/>
           <w:cantSplit/>
         </w:trPr>
         <w:tc>
@@ -4582,7 +4622,7 @@
           <w:p>
             <w:pPr>
               <w:spacing w:after="40" w:before="40"/>
-              <w:jc w:val="left"/>
+              <w:jc w:val="center"/>
             </w:pPr>
             <w:r/>
             <w:r>
@@ -4603,7 +4643,7 @@
           <w:p>
             <w:pPr>
               <w:spacing w:after="40" w:before="40"/>
-              <w:jc w:val="left"/>
+              <w:jc w:val="center"/>
             </w:pPr>
             <w:r/>
             <w:r>
@@ -4640,6 +4680,7 @@
       </w:tr>
       <w:tr>
         <w:trPr>
+          <w:trHeight w:val="454" w:hRule="atLeast"/>
           <w:cantSplit/>
         </w:trPr>
         <w:tc>
@@ -4692,7 +4733,7 @@
           <w:p>
             <w:pPr>
               <w:spacing w:after="40" w:before="40"/>
-              <w:jc w:val="left"/>
+              <w:jc w:val="center"/>
             </w:pPr>
             <w:r/>
             <w:r>
@@ -4713,7 +4754,7 @@
           <w:p>
             <w:pPr>
               <w:spacing w:after="40" w:before="40"/>
-              <w:jc w:val="left"/>
+              <w:jc w:val="center"/>
             </w:pPr>
             <w:r/>
             <w:r>
@@ -4750,6 +4791,7 @@
       </w:tr>
       <w:tr>
         <w:trPr>
+          <w:trHeight w:val="454" w:hRule="atLeast"/>
           <w:cantSplit/>
         </w:trPr>
         <w:tc>
@@ -4802,7 +4844,7 @@
           <w:p>
             <w:pPr>
               <w:spacing w:after="40" w:before="40"/>
-              <w:jc w:val="left"/>
+              <w:jc w:val="center"/>
             </w:pPr>
             <w:r/>
             <w:r>
@@ -4823,7 +4865,7 @@
           <w:p>
             <w:pPr>
               <w:spacing w:after="40" w:before="40"/>
-              <w:jc w:val="left"/>
+              <w:jc w:val="center"/>
             </w:pPr>
             <w:r/>
             <w:r>
@@ -4860,6 +4902,7 @@
       </w:tr>
       <w:tr>
         <w:trPr>
+          <w:trHeight w:val="454" w:hRule="atLeast"/>
           <w:cantSplit/>
         </w:trPr>
         <w:tc>
@@ -4912,7 +4955,7 @@
           <w:p>
             <w:pPr>
               <w:spacing w:after="40" w:before="40"/>
-              <w:jc w:val="left"/>
+              <w:jc w:val="center"/>
             </w:pPr>
             <w:r/>
             <w:r>
@@ -4933,7 +4976,7 @@
           <w:p>
             <w:pPr>
               <w:spacing w:after="40" w:before="40"/>
-              <w:jc w:val="left"/>
+              <w:jc w:val="center"/>
             </w:pPr>
             <w:r/>
             <w:r>
@@ -4970,6 +5013,7 @@
       </w:tr>
       <w:tr>
         <w:trPr>
+          <w:trHeight w:val="454" w:hRule="atLeast"/>
           <w:cantSplit/>
         </w:trPr>
         <w:tc>
@@ -5022,7 +5066,7 @@
           <w:p>
             <w:pPr>
               <w:spacing w:after="40" w:before="40"/>
-              <w:jc w:val="left"/>
+              <w:jc w:val="center"/>
             </w:pPr>
             <w:r/>
             <w:r>
@@ -5043,7 +5087,7 @@
           <w:p>
             <w:pPr>
               <w:spacing w:after="40" w:before="40"/>
-              <w:jc w:val="left"/>
+              <w:jc w:val="center"/>
             </w:pPr>
             <w:r/>
             <w:r>
@@ -5080,6 +5124,7 @@
       </w:tr>
       <w:tr>
         <w:trPr>
+          <w:trHeight w:val="454" w:hRule="atLeast"/>
           <w:cantSplit/>
         </w:trPr>
         <w:tc>
@@ -5132,7 +5177,7 @@
           <w:p>
             <w:pPr>
               <w:spacing w:after="40" w:before="40"/>
-              <w:jc w:val="left"/>
+              <w:jc w:val="center"/>
             </w:pPr>
             <w:r/>
             <w:r>
@@ -5153,7 +5198,7 @@
           <w:p>
             <w:pPr>
               <w:spacing w:after="40" w:before="40"/>
-              <w:jc w:val="left"/>
+              <w:jc w:val="center"/>
             </w:pPr>
             <w:r/>
             <w:r>
@@ -5190,6 +5235,7 @@
       </w:tr>
       <w:tr>
         <w:trPr>
+          <w:trHeight w:val="454" w:hRule="atLeast"/>
           <w:cantSplit/>
         </w:trPr>
         <w:tc>
@@ -5242,7 +5288,7 @@
           <w:p>
             <w:pPr>
               <w:spacing w:after="40" w:before="40"/>
-              <w:jc w:val="left"/>
+              <w:jc w:val="center"/>
             </w:pPr>
             <w:r/>
             <w:r>
@@ -5263,7 +5309,7 @@
           <w:p>
             <w:pPr>
               <w:spacing w:after="40" w:before="40"/>
-              <w:jc w:val="left"/>
+              <w:jc w:val="center"/>
             </w:pPr>
             <w:r/>
             <w:r>
@@ -5436,6 +5482,7 @@
       </w:tblGrid>
       <w:tr>
         <w:trPr>
+          <w:trHeight w:val="454" w:hRule="atLeast"/>
           <w:cantSplit/>
         </w:trPr>
         <w:tc>

--- a/tests/outputs/soan-ke-hoach-ct--tai-lon.docx
+++ b/tests/outputs/soan-ke-hoach-ct--tai-lon.docx
@@ -24,7 +24,7 @@
       <w:tr>
         <w:tc>
           <w:tcPr>
-            <w:tcW w:type="dxa" w:w="4535"/>
+            <w:tcW w:type="dxa" w:w="3742"/>
           </w:tcPr>
           <w:p>
             <w:pPr>
@@ -34,6 +34,7 @@
             <w:r>
               <w:rPr>
                 <w:b w:val="0"/>
+                <w:sz w:val="24"/>
               </w:rPr>
             </w:r>
             <w:r>
@@ -47,8 +48,12 @@
           </w:p>
           <w:p>
             <w:pPr>
-              <w:spacing w:after="0"/>
+              <w:spacing w:after="80"/>
+              <w:ind w:left="113" w:right="113"/>
               <w:jc w:val="center"/>
+              <w:pBdr>
+                <w:bottom w:val="single" w:sz="4" w:space="1" w:color="000000"/>
+              </w:pBdr>
             </w:pPr>
             <w:r>
               <w:rPr>
@@ -68,7 +73,7 @@
               <w:rPr>
                 <w:rFonts w:ascii="Times New Roman" w:hAnsi="Times New Roman" w:eastAsia="Times New Roman"/>
                 <w:b w:val="0"/>
-                <w:sz w:val="24"/>
+                <w:sz w:val="26"/>
               </w:rPr>
               <w:t>Số: ....../KH-......</w:t>
             </w:r>
@@ -76,22 +81,25 @@
         </w:tc>
         <w:tc>
           <w:tcPr>
-            <w:tcW w:type="dxa" w:w="4535"/>
+            <w:tcW w:type="dxa" w:w="5329"/>
           </w:tcPr>
           <w:p>
             <w:pPr>
-              <w:spacing w:after="0"/>
+              <w:spacing w:after="80"/>
               <w:jc w:val="center"/>
             </w:pPr>
             <w:r>
               <w:rPr>
                 <w:b/>
+                <w:i w:val="0"/>
+                <w:sz w:val="24"/>
               </w:rPr>
             </w:r>
             <w:r>
               <w:rPr>
                 <w:rFonts w:ascii="Times New Roman" w:hAnsi="Times New Roman" w:eastAsia="Times New Roman"/>
                 <w:b/>
+                <w:i w:val="0"/>
                 <w:sz w:val="24"/>
               </w:rPr>
               <w:t>CỘNG HÒA XÃ HỘI CHỦ NGHĨA VIỆT NAM</w:t>
@@ -99,21 +107,26 @@
           </w:p>
           <w:p>
             <w:pPr>
-              <w:spacing w:after="0"/>
+              <w:spacing w:after="80"/>
+              <w:ind w:left="907" w:right="907"/>
               <w:jc w:val="center"/>
+              <w:pBdr>
+                <w:bottom w:val="single" w:sz="4" w:space="1" w:color="000000"/>
+              </w:pBdr>
             </w:pPr>
             <w:r>
               <w:rPr>
                 <w:rFonts w:ascii="Times New Roman" w:hAnsi="Times New Roman" w:eastAsia="Times New Roman"/>
                 <w:b/>
-                <w:sz w:val="24"/>
+                <w:i w:val="0"/>
+                <w:sz w:val="26"/>
               </w:rPr>
-              <w:t>Độc lập – Tự do – Hạnh phúc</w:t>
+              <w:t>Độc lập - Tự do - Hạnh phúc</w:t>
             </w:r>
           </w:p>
           <w:p>
             <w:pPr>
-              <w:spacing w:after="0"/>
+              <w:spacing w:after="80"/>
               <w:jc w:val="center"/>
             </w:pPr>
             <w:r>
@@ -121,7 +134,7 @@
                 <w:rFonts w:ascii="Times New Roman" w:hAnsi="Times New Roman" w:eastAsia="Times New Roman"/>
                 <w:b w:val="0"/>
                 <w:i/>
-                <w:sz w:val="24"/>
+                <w:sz w:val="26"/>
               </w:rPr>
               <w:t>Hà Nội, ngày ..... tháng ..... năm ........</w:t>
             </w:r>
@@ -132,7 +145,7 @@
     <w:p>
       <w:pPr>
         <w:keepNext w:val="0"/>
-        <w:spacing w:after="80"/>
+        <w:spacing w:after="120"/>
       </w:pPr>
       <w:r>
         <w:rPr>
@@ -161,7 +174,7 @@
     <w:p>
       <w:pPr>
         <w:keepNext w:val="0"/>
-        <w:spacing w:after="40"/>
+        <w:spacing w:after="120"/>
       </w:pPr>
       <w:r>
         <w:rPr>
@@ -175,7 +188,7 @@
     <w:p>
       <w:pPr>
         <w:keepNext w:val="0"/>
-        <w:spacing w:after="40"/>
+        <w:spacing w:after="120"/>
         <w:ind w:firstLine="567"/>
         <w:jc w:val="both"/>
       </w:pPr>
@@ -191,7 +204,7 @@
     <w:p>
       <w:pPr>
         <w:keepNext w:val="0"/>
-        <w:spacing w:after="40"/>
+        <w:spacing w:after="120"/>
         <w:ind w:firstLine="567"/>
         <w:jc w:val="both"/>
       </w:pPr>
@@ -207,7 +220,7 @@
     <w:p>
       <w:pPr>
         <w:keepNext w:val="0"/>
-        <w:spacing w:after="80"/>
+        <w:spacing w:after="120"/>
       </w:pPr>
       <w:r>
         <w:rPr>
@@ -5348,7 +5361,7 @@
     <w:p>
       <w:pPr>
         <w:keepNext w:val="0"/>
-        <w:spacing w:after="80"/>
+        <w:spacing w:after="120"/>
       </w:pPr>
       <w:r>
         <w:rPr>
@@ -5361,7 +5374,7 @@
     <w:p>
       <w:pPr>
         <w:keepNext w:val="0"/>
-        <w:spacing w:after="40"/>
+        <w:spacing w:after="120"/>
       </w:pPr>
       <w:r>
         <w:rPr>
@@ -5375,7 +5388,7 @@
     <w:p>
       <w:pPr>
         <w:keepNext w:val="0"/>
-        <w:spacing w:after="40"/>
+        <w:spacing w:after="120"/>
         <w:ind w:firstLine="567"/>
       </w:pPr>
       <w:r>
@@ -5390,7 +5403,7 @@
     <w:p>
       <w:pPr>
         <w:keepNext w:val="0"/>
-        <w:spacing w:after="40"/>
+        <w:spacing w:after="120"/>
         <w:ind w:firstLine="567"/>
       </w:pPr>
       <w:r>
@@ -5405,7 +5418,7 @@
     <w:p>
       <w:pPr>
         <w:keepNext w:val="0"/>
-        <w:spacing w:after="40"/>
+        <w:spacing w:after="120"/>
         <w:ind w:firstLine="567"/>
       </w:pPr>
       <w:r>
@@ -5420,7 +5433,7 @@
     <w:p>
       <w:pPr>
         <w:keepNext w:val="0"/>
-        <w:spacing w:after="80"/>
+        <w:spacing w:after="120"/>
         <w:ind w:firstLine="567"/>
       </w:pPr>
       <w:r>
@@ -5435,7 +5448,7 @@
     <w:p>
       <w:pPr>
         <w:keepNext/>
-        <w:spacing w:after="40"/>
+        <w:spacing w:after="120"/>
       </w:pPr>
       <w:r>
         <w:rPr>
@@ -5503,7 +5516,8 @@
             <w:r>
               <w:rPr>
                 <w:rFonts w:ascii="Times New Roman" w:hAnsi="Times New Roman" w:eastAsia="Times New Roman"/>
-                <w:b w:val="0"/>
+                <w:b/>
+                <w:i/>
                 <w:sz w:val="24"/>
               </w:rPr>
               <w:t>Nơi nhận:</w:t>
@@ -5518,7 +5532,7 @@
               <w:rPr>
                 <w:rFonts w:ascii="Times New Roman" w:hAnsi="Times New Roman" w:eastAsia="Times New Roman"/>
                 <w:b w:val="0"/>
-                <w:sz w:val="24"/>
+                <w:sz w:val="22"/>
               </w:rPr>
               <w:t>- Các đơn vị thuộc Trường;</w:t>
             </w:r>
@@ -5532,7 +5546,7 @@
               <w:rPr>
                 <w:rFonts w:ascii="Times New Roman" w:hAnsi="Times New Roman" w:eastAsia="Times New Roman"/>
                 <w:b w:val="0"/>
-                <w:sz w:val="24"/>
+                <w:sz w:val="22"/>
               </w:rPr>
               <w:t>- Lưu: VT, HCTH.</w:t>
             </w:r>
